--- a/端到端仿真平台设计说明书_ECS_PBF_MPM_LBM_v1.0.0.docx
+++ b/端到端仿真平台设计说明书_ECS_PBF_MPM_LBM_v1.0.0.docx
@@ -39,7 +39,6 @@
         </w:rPr>
         <w:t xml:space="preserve">ECS </w:t>
       </w:r>
-      <w:proofErr w:type="spellStart"/>
       <w:r>
         <w:rPr>
           <w:rFonts w:ascii="Times New Roman" w:eastAsia="黑体" w:hAnsi="Times New Roman" w:cs="Times New Roman"/>
@@ -47,7 +46,6 @@
         </w:rPr>
         <w:t>架构与</w:t>
       </w:r>
-      <w:proofErr w:type="spellEnd"/>
       <w:r>
         <w:rPr>
           <w:rFonts w:ascii="Times New Roman" w:eastAsia="黑体" w:hAnsi="Times New Roman" w:cs="Times New Roman"/>
@@ -55,7 +53,6 @@
         </w:rPr>
         <w:t xml:space="preserve"> PBF / MPM / LBM </w:t>
       </w:r>
-      <w:proofErr w:type="spellStart"/>
       <w:r>
         <w:rPr>
           <w:rFonts w:ascii="Times New Roman" w:eastAsia="黑体" w:hAnsi="Times New Roman" w:cs="Times New Roman"/>
@@ -63,7 +60,6 @@
         </w:rPr>
         <w:t>多算法集成</w:t>
       </w:r>
-      <w:proofErr w:type="spellEnd"/>
     </w:p>
     <w:p>
       <w:pPr>
@@ -205,7 +201,6 @@
                 <w:szCs w:val="24"/>
               </w:rPr>
             </w:pPr>
-            <w:proofErr w:type="spellStart"/>
             <w:r>
               <w:rPr>
                 <w:rFonts w:cs="宋体" w:hint="eastAsia"/>
@@ -215,7 +210,6 @@
               </w:rPr>
               <w:t>序号</w:t>
             </w:r>
-            <w:proofErr w:type="spellEnd"/>
           </w:p>
         </w:tc>
         <w:tc>
@@ -232,7 +226,6 @@
                 <w:szCs w:val="24"/>
               </w:rPr>
             </w:pPr>
-            <w:proofErr w:type="spellStart"/>
             <w:r>
               <w:rPr>
                 <w:rFonts w:cs="宋体" w:hint="eastAsia"/>
@@ -242,7 +235,6 @@
               </w:rPr>
               <w:t>变更说明</w:t>
             </w:r>
-            <w:proofErr w:type="spellEnd"/>
           </w:p>
         </w:tc>
         <w:tc>
@@ -259,7 +251,6 @@
                 <w:szCs w:val="24"/>
               </w:rPr>
             </w:pPr>
-            <w:proofErr w:type="spellStart"/>
             <w:r>
               <w:rPr>
                 <w:rFonts w:cs="宋体" w:hint="eastAsia"/>
@@ -269,7 +260,6 @@
               </w:rPr>
               <w:t>作者</w:t>
             </w:r>
-            <w:proofErr w:type="spellEnd"/>
           </w:p>
         </w:tc>
         <w:tc>
@@ -286,7 +276,6 @@
                 <w:szCs w:val="24"/>
               </w:rPr>
             </w:pPr>
-            <w:proofErr w:type="spellStart"/>
             <w:r>
               <w:rPr>
                 <w:rFonts w:cs="宋体" w:hint="eastAsia"/>
@@ -296,7 +285,6 @@
               </w:rPr>
               <w:t>版本号</w:t>
             </w:r>
-            <w:proofErr w:type="spellEnd"/>
           </w:p>
         </w:tc>
         <w:tc>
@@ -313,7 +301,6 @@
                 <w:szCs w:val="24"/>
               </w:rPr>
             </w:pPr>
-            <w:proofErr w:type="spellStart"/>
             <w:r>
               <w:rPr>
                 <w:rFonts w:cs="宋体" w:hint="eastAsia"/>
@@ -323,7 +310,6 @@
               </w:rPr>
               <w:t>日期</w:t>
             </w:r>
-            <w:proofErr w:type="spellEnd"/>
           </w:p>
         </w:tc>
         <w:tc>
@@ -340,7 +326,6 @@
                 <w:szCs w:val="24"/>
               </w:rPr>
             </w:pPr>
-            <w:proofErr w:type="spellStart"/>
             <w:r>
               <w:rPr>
                 <w:rFonts w:cs="宋体" w:hint="eastAsia"/>
@@ -350,7 +335,6 @@
               </w:rPr>
               <w:t>批准</w:t>
             </w:r>
-            <w:proofErr w:type="spellEnd"/>
           </w:p>
         </w:tc>
       </w:tr>
@@ -400,25 +384,7 @@
                 <w:szCs w:val="24"/>
                 <w:lang w:eastAsia="zh-CN"/>
               </w:rPr>
-              <w:t>创建端到端仿真平台设计说明书，覆盖 ECS 架构、多算法集成、资源管理、移动</w:t>
-            </w:r>
-            <w:proofErr w:type="gramStart"/>
-            <w:r>
-              <w:rPr>
-                <w:rFonts w:cs="宋体" w:hint="eastAsia"/>
-                <w:szCs w:val="24"/>
-                <w:lang w:eastAsia="zh-CN"/>
-              </w:rPr>
-              <w:t>端运行</w:t>
-            </w:r>
-            <w:proofErr w:type="gramEnd"/>
-            <w:r>
-              <w:rPr>
-                <w:rFonts w:cs="宋体" w:hint="eastAsia"/>
-                <w:szCs w:val="24"/>
-                <w:lang w:eastAsia="zh-CN"/>
-              </w:rPr>
-              <w:t>与典型示例。</w:t>
+              <w:t>创建端到端仿真平台设计说明书，覆盖 ECS 架构、多算法集成、资源管理、移动端运行与典型示例。</w:t>
             </w:r>
           </w:p>
         </w:tc>
@@ -762,7 +728,6 @@
               <w:szCs w:val="28"/>
             </w:rPr>
           </w:pPr>
-          <w:proofErr w:type="spellStart"/>
           <w:r>
             <w:rPr>
               <w:rFonts w:ascii="黑体" w:eastAsia="黑体" w:hAnsi="黑体" w:cs="黑体" w:hint="eastAsia"/>
@@ -771,7 +736,6 @@
             </w:rPr>
             <w:t>目录</w:t>
           </w:r>
-          <w:proofErr w:type="spellEnd"/>
         </w:p>
         <w:p>
           <w:pPr>
@@ -5303,25 +5267,7 @@
           <w:szCs w:val="24"/>
           <w:lang w:eastAsia="zh-CN"/>
         </w:rPr>
-        <w:t>烟雾三类实时仿真能力。平台本身并不等同于某一个仿真插件，而是作为更高层的创作与运行系统，负责场景组织、外部资源管理、算法调度、参数同步、性能适配和</w:t>
-      </w:r>
-      <w:proofErr w:type="gramStart"/>
-      <w:r>
-        <w:rPr>
-          <w:rFonts w:ascii="Times New Roman" w:hAnsi="Times New Roman" w:cs="Times New Roman"/>
-          <w:szCs w:val="24"/>
-          <w:lang w:eastAsia="zh-CN"/>
-        </w:rPr>
-        <w:t>跨端效果</w:t>
-      </w:r>
-      <w:proofErr w:type="gramEnd"/>
-      <w:r>
-        <w:rPr>
-          <w:rFonts w:ascii="Times New Roman" w:hAnsi="Times New Roman" w:cs="Times New Roman"/>
-          <w:szCs w:val="24"/>
-          <w:lang w:eastAsia="zh-CN"/>
-        </w:rPr>
-        <w:t>复现；底层插件则负责具体的</w:t>
+        <w:t>烟雾三类实时仿真能力。平台本身并不等同于某一个仿真插件，而是作为更高层的创作与运行系统，负责场景组织、外部资源管理、算法调度、参数同步、性能适配和跨端效果复现；底层插件则负责具体的</w:t>
       </w:r>
       <w:r>
         <w:rPr>
@@ -5348,7 +5294,6 @@
           <w:szCs w:val="24"/>
         </w:rPr>
       </w:pPr>
-      <w:proofErr w:type="spellStart"/>
       <w:r>
         <w:rPr>
           <w:rFonts w:ascii="Times New Roman" w:hAnsi="Times New Roman" w:cs="Times New Roman"/>
@@ -5356,123 +5301,123 @@
         </w:rPr>
         <w:t>平台采用</w:t>
       </w:r>
-      <w:proofErr w:type="spellEnd"/>
       <w:r>
         <w:rPr>
           <w:rFonts w:ascii="Times New Roman" w:hAnsi="Times New Roman" w:cs="Times New Roman"/>
           <w:szCs w:val="24"/>
         </w:rPr>
-        <w:t xml:space="preserve"> </w:t>
-      </w:r>
-      <w:proofErr w:type="spellStart"/>
+        <w:t xml:space="preserve"> ECS</w:t>
+      </w:r>
       <w:r>
         <w:rPr>
           <w:rFonts w:ascii="Times New Roman" w:hAnsi="Times New Roman" w:cs="Times New Roman"/>
           <w:szCs w:val="24"/>
         </w:rPr>
-        <w:t>ECS</w:t>
+        <w:t>（</w:t>
       </w:r>
       <w:r>
         <w:rPr>
           <w:rFonts w:ascii="Times New Roman" w:hAnsi="Times New Roman" w:cs="Times New Roman"/>
           <w:szCs w:val="24"/>
         </w:rPr>
-        <w:t>（</w:t>
+        <w:t>Entity Component System</w:t>
       </w:r>
       <w:r>
         <w:rPr>
           <w:rFonts w:ascii="Times New Roman" w:hAnsi="Times New Roman" w:cs="Times New Roman"/>
           <w:szCs w:val="24"/>
         </w:rPr>
-        <w:t>Entity</w:t>
-      </w:r>
-      <w:proofErr w:type="spellEnd"/>
+        <w:t>）架构，将水体、沙堆、烟雾、刚体、风扇、球体、边界和发射器等对象统一抽象为实体，以组件描述其数据，以系统驱动其行为。通过</w:t>
+      </w:r>
       <w:r>
         <w:rPr>
           <w:rFonts w:ascii="Times New Roman" w:hAnsi="Times New Roman" w:cs="Times New Roman"/>
           <w:szCs w:val="24"/>
         </w:rPr>
-        <w:t xml:space="preserve"> Component System</w:t>
+        <w:t xml:space="preserve"> SolverBindingComponent </w:t>
       </w:r>
       <w:r>
         <w:rPr>
           <w:rFonts w:ascii="Times New Roman" w:hAnsi="Times New Roman" w:cs="Times New Roman"/>
           <w:szCs w:val="24"/>
         </w:rPr>
-        <w:t>）架构，将水体、沙堆、烟雾、刚体、风扇、球体、边界和发射器等对象统一抽象为实体，以组件描述其数据，以系统驱动其行为。通过</w:t>
+        <w:t>与</w:t>
       </w:r>
       <w:r>
         <w:rPr>
           <w:rFonts w:ascii="Times New Roman" w:hAnsi="Times New Roman" w:cs="Times New Roman"/>
           <w:szCs w:val="24"/>
         </w:rPr>
-        <w:t xml:space="preserve"> </w:t>
-      </w:r>
-      <w:proofErr w:type="spellStart"/>
+        <w:t xml:space="preserve"> CouplingComponent</w:t>
+      </w:r>
       <w:r>
         <w:rPr>
           <w:rFonts w:ascii="Times New Roman" w:hAnsi="Times New Roman" w:cs="Times New Roman"/>
           <w:szCs w:val="24"/>
         </w:rPr>
-        <w:t>SolverBindingComponent</w:t>
-      </w:r>
-      <w:proofErr w:type="spellEnd"/>
+        <w:t>，平台能够在同一套场景描述中接入</w:t>
+      </w:r>
       <w:r>
         <w:rPr>
           <w:rFonts w:ascii="Times New Roman" w:hAnsi="Times New Roman" w:cs="Times New Roman"/>
           <w:szCs w:val="24"/>
         </w:rPr>
-        <w:t xml:space="preserve"> </w:t>
+        <w:t xml:space="preserve"> PBF</w:t>
       </w:r>
       <w:r>
         <w:rPr>
           <w:rFonts w:ascii="Times New Roman" w:hAnsi="Times New Roman" w:cs="Times New Roman"/>
           <w:szCs w:val="24"/>
         </w:rPr>
-        <w:t>与</w:t>
+        <w:t>、</w:t>
       </w:r>
       <w:r>
         <w:rPr>
           <w:rFonts w:ascii="Times New Roman" w:hAnsi="Times New Roman" w:cs="Times New Roman"/>
           <w:szCs w:val="24"/>
         </w:rPr>
-        <w:t xml:space="preserve"> </w:t>
-      </w:r>
-      <w:proofErr w:type="spellStart"/>
+        <w:t xml:space="preserve">MPM </w:t>
+      </w:r>
       <w:r>
         <w:rPr>
           <w:rFonts w:ascii="Times New Roman" w:hAnsi="Times New Roman" w:cs="Times New Roman"/>
           <w:szCs w:val="24"/>
         </w:rPr>
-        <w:t>CouplingComponent</w:t>
+        <w:t>和</w:t>
       </w:r>
       <w:r>
         <w:rPr>
           <w:rFonts w:ascii="Times New Roman" w:hAnsi="Times New Roman" w:cs="Times New Roman"/>
           <w:szCs w:val="24"/>
         </w:rPr>
-        <w:t>，平台能够在同一套场景描述中接入</w:t>
-      </w:r>
-      <w:proofErr w:type="spellEnd"/>
+        <w:t xml:space="preserve"> LBM </w:t>
+      </w:r>
       <w:r>
         <w:rPr>
           <w:rFonts w:ascii="Times New Roman" w:hAnsi="Times New Roman" w:cs="Times New Roman"/>
           <w:szCs w:val="24"/>
         </w:rPr>
-        <w:t xml:space="preserve"> PBF</w:t>
+        <w:t>求解器，并支持</w:t>
       </w:r>
       <w:r>
         <w:rPr>
           <w:rFonts w:ascii="Times New Roman" w:hAnsi="Times New Roman" w:cs="Times New Roman"/>
           <w:szCs w:val="24"/>
         </w:rPr>
-        <w:t>、</w:t>
+        <w:t xml:space="preserve"> PBF </w:t>
       </w:r>
       <w:r>
         <w:rPr>
           <w:rFonts w:ascii="Times New Roman" w:hAnsi="Times New Roman" w:cs="Times New Roman"/>
           <w:szCs w:val="24"/>
         </w:rPr>
+        <w:t>流体与刚体双向耦合、</w:t>
+      </w:r>
+      <w:r>
+        <w:rPr>
+          <w:rFonts w:ascii="Times New Roman" w:hAnsi="Times New Roman" w:cs="Times New Roman"/>
+          <w:szCs w:val="24"/>
+        </w:rPr>
         <w:t xml:space="preserve">MPM </w:t>
       </w:r>
       <w:r>
@@ -5480,108 +5425,35 @@
           <w:rFonts w:ascii="Times New Roman" w:hAnsi="Times New Roman" w:cs="Times New Roman"/>
           <w:szCs w:val="24"/>
         </w:rPr>
-        <w:t>和</w:t>
+        <w:t>沙子与风扇双向耦合、</w:t>
       </w:r>
       <w:r>
         <w:rPr>
           <w:rFonts w:ascii="Times New Roman" w:hAnsi="Times New Roman" w:cs="Times New Roman"/>
           <w:szCs w:val="24"/>
         </w:rPr>
-        <w:t xml:space="preserve"> LBM </w:t>
-      </w:r>
-      <w:proofErr w:type="spellStart"/>
+        <w:t xml:space="preserve">LBM </w:t>
+      </w:r>
       <w:r>
         <w:rPr>
           <w:rFonts w:ascii="Times New Roman" w:hAnsi="Times New Roman" w:cs="Times New Roman"/>
           <w:szCs w:val="24"/>
         </w:rPr>
-        <w:t>求解器，并支持</w:t>
-      </w:r>
-      <w:proofErr w:type="spellEnd"/>
+        <w:t>烟雾与</w:t>
+      </w:r>
+      <w:r>
+        <w:rPr>
+          <w:rFonts w:ascii="Times New Roman" w:hAnsi="Times New Roman" w:cs="Times New Roman" w:hint="eastAsia"/>
+          <w:lang w:eastAsia="zh-CN"/>
+        </w:rPr>
+        <w:t>风扇</w:t>
+      </w:r>
       <w:r>
         <w:rPr>
           <w:rFonts w:ascii="Times New Roman" w:hAnsi="Times New Roman" w:cs="Times New Roman"/>
           <w:szCs w:val="24"/>
         </w:rPr>
-        <w:t xml:space="preserve"> PBF </w:t>
-      </w:r>
-      <w:proofErr w:type="spellStart"/>
-      <w:r>
-        <w:rPr>
-          <w:rFonts w:ascii="Times New Roman" w:hAnsi="Times New Roman" w:cs="Times New Roman"/>
-          <w:szCs w:val="24"/>
-        </w:rPr>
-        <w:t>流体与刚体双向耦合、</w:t>
-      </w:r>
-      <w:r>
-        <w:rPr>
-          <w:rFonts w:ascii="Times New Roman" w:hAnsi="Times New Roman" w:cs="Times New Roman"/>
-          <w:szCs w:val="24"/>
-        </w:rPr>
-        <w:t>MPM</w:t>
-      </w:r>
-      <w:proofErr w:type="spellEnd"/>
-      <w:r>
-        <w:rPr>
-          <w:rFonts w:ascii="Times New Roman" w:hAnsi="Times New Roman" w:cs="Times New Roman"/>
-          <w:szCs w:val="24"/>
-        </w:rPr>
-        <w:t xml:space="preserve"> </w:t>
-      </w:r>
-      <w:proofErr w:type="spellStart"/>
-      <w:r>
-        <w:rPr>
-          <w:rFonts w:ascii="Times New Roman" w:hAnsi="Times New Roman" w:cs="Times New Roman"/>
-          <w:szCs w:val="24"/>
-        </w:rPr>
-        <w:t>沙子与风扇双向耦合、</w:t>
-      </w:r>
-      <w:r>
-        <w:rPr>
-          <w:rFonts w:ascii="Times New Roman" w:hAnsi="Times New Roman" w:cs="Times New Roman"/>
-          <w:szCs w:val="24"/>
-        </w:rPr>
-        <w:t>LBM</w:t>
-      </w:r>
-      <w:proofErr w:type="spellEnd"/>
-      <w:r>
-        <w:rPr>
-          <w:rFonts w:ascii="Times New Roman" w:hAnsi="Times New Roman" w:cs="Times New Roman"/>
-          <w:szCs w:val="24"/>
-        </w:rPr>
-        <w:t xml:space="preserve"> </w:t>
-      </w:r>
-      <w:proofErr w:type="spellStart"/>
-      <w:r>
-        <w:rPr>
-          <w:rFonts w:ascii="Times New Roman" w:hAnsi="Times New Roman" w:cs="Times New Roman"/>
-          <w:szCs w:val="24"/>
-        </w:rPr>
-        <w:t>烟雾与</w:t>
-      </w:r>
-      <w:proofErr w:type="spellEnd"/>
-      <w:r>
-        <w:rPr>
-          <w:rFonts w:ascii="Times New Roman" w:hAnsi="Times New Roman" w:cs="Times New Roman" w:hint="eastAsia"/>
-          <w:lang w:eastAsia="zh-CN"/>
-        </w:rPr>
-        <w:t>风扇</w:t>
-      </w:r>
-      <w:proofErr w:type="spellStart"/>
-      <w:r>
-        <w:rPr>
-          <w:rFonts w:ascii="Times New Roman" w:hAnsi="Times New Roman" w:cs="Times New Roman"/>
-          <w:szCs w:val="24"/>
-        </w:rPr>
-        <w:t>耦合等典型场景</w:t>
-      </w:r>
-      <w:proofErr w:type="spellEnd"/>
-      <w:r>
-        <w:rPr>
-          <w:rFonts w:ascii="Times New Roman" w:hAnsi="Times New Roman" w:cs="Times New Roman"/>
-          <w:szCs w:val="24"/>
-        </w:rPr>
-        <w:t>。</w:t>
+        <w:t>耦合等典型场景。</w:t>
       </w:r>
     </w:p>
     <w:p>
@@ -5624,7 +5496,6 @@
         <w:jc w:val="left"/>
       </w:pPr>
       <w:bookmarkStart w:id="1" w:name="_Toc7904"/>
-      <w:proofErr w:type="spellStart"/>
       <w:r>
         <w:rPr>
           <w:rFonts w:hint="eastAsia"/>
@@ -5632,7 +5503,6 @@
         <w:t>引言</w:t>
       </w:r>
       <w:bookmarkEnd w:id="1"/>
-      <w:proofErr w:type="spellEnd"/>
     </w:p>
     <w:p>
       <w:pPr>
@@ -5643,7 +5513,6 @@
         </w:rPr>
       </w:pPr>
       <w:bookmarkStart w:id="2" w:name="_Toc6236"/>
-      <w:proofErr w:type="spellStart"/>
       <w:r>
         <w:rPr>
           <w:rFonts w:hint="eastAsia"/>
@@ -5651,7 +5520,6 @@
         <w:t>文档目的与范围</w:t>
       </w:r>
       <w:bookmarkEnd w:id="2"/>
-      <w:proofErr w:type="spellEnd"/>
     </w:p>
     <w:p>
       <w:pPr>
@@ -5666,23 +5534,7 @@
           <w:rFonts w:ascii="Times New Roman" w:hAnsi="Times New Roman" w:cs="Times New Roman"/>
           <w:lang w:eastAsia="zh-CN"/>
         </w:rPr>
-        <w:t>本文档用于说明端到端仿真平台的整体架构与工程设计。文档重点覆盖</w:t>
-      </w:r>
-      <w:proofErr w:type="gramStart"/>
-      <w:r>
-        <w:rPr>
-          <w:rFonts w:ascii="Times New Roman" w:hAnsi="Times New Roman" w:cs="Times New Roman"/>
-          <w:lang w:eastAsia="zh-CN"/>
-        </w:rPr>
-        <w:t>平台级</w:t>
-      </w:r>
-      <w:proofErr w:type="gramEnd"/>
-      <w:r>
-        <w:rPr>
-          <w:rFonts w:ascii="Times New Roman" w:hAnsi="Times New Roman" w:cs="Times New Roman"/>
-          <w:lang w:eastAsia="zh-CN"/>
-        </w:rPr>
-        <w:t>能力，而不是单一插件或单一算法的使用说明。其目标是明确平台如何组织</w:t>
+        <w:t>本文档用于说明端到端仿真平台的整体架构与工程设计。文档重点覆盖平台级能力，而不是单一插件或单一算法的使用说明。其目标是明确平台如何组织</w:t>
       </w:r>
       <w:r>
         <w:rPr>
@@ -5752,23 +5604,7 @@
           <w:rFonts w:ascii="Times New Roman" w:hAnsi="Times New Roman" w:cs="Times New Roman"/>
           <w:lang w:eastAsia="zh-CN"/>
         </w:rPr>
-        <w:t>端和鸿蒙移动端之间同步参数，并如何完成端到</w:t>
-      </w:r>
-      <w:proofErr w:type="gramStart"/>
-      <w:r>
-        <w:rPr>
-          <w:rFonts w:ascii="Times New Roman" w:hAnsi="Times New Roman" w:cs="Times New Roman"/>
-          <w:lang w:eastAsia="zh-CN"/>
-        </w:rPr>
-        <w:t>端效果</w:t>
-      </w:r>
-      <w:proofErr w:type="gramEnd"/>
-      <w:r>
-        <w:rPr>
-          <w:rFonts w:ascii="Times New Roman" w:hAnsi="Times New Roman" w:cs="Times New Roman"/>
-          <w:lang w:eastAsia="zh-CN"/>
-        </w:rPr>
-        <w:t>复现。</w:t>
+        <w:t>端和鸿蒙移动端之间同步参数，并如何完成端到端效果复现。</w:t>
       </w:r>
     </w:p>
     <w:p>
@@ -5796,65 +5632,37 @@
           <w:rFonts w:ascii="Times New Roman" w:hAnsi="Times New Roman" w:cs="Times New Roman"/>
           <w:lang w:eastAsia="zh-CN"/>
         </w:rPr>
-        <w:t>框架、求解器抽象、三类算法接入、双向耦合机制、资源管理、算法切换、移动</w:t>
-      </w:r>
-      <w:proofErr w:type="gramStart"/>
-      <w:r>
-        <w:rPr>
-          <w:rFonts w:ascii="Times New Roman" w:hAnsi="Times New Roman" w:cs="Times New Roman"/>
-          <w:lang w:eastAsia="zh-CN"/>
-        </w:rPr>
-        <w:t>端运行</w:t>
-      </w:r>
-      <w:proofErr w:type="gramEnd"/>
-      <w:r>
-        <w:rPr>
-          <w:rFonts w:ascii="Times New Roman" w:hAnsi="Times New Roman" w:cs="Times New Roman"/>
-          <w:lang w:eastAsia="zh-CN"/>
-        </w:rPr>
-        <w:t>时、接口配置、性能验证和典型示例。</w:t>
-      </w:r>
-      <w:proofErr w:type="spellStart"/>
+        <w:t>框架、求解器抽象、三类算法接入、双向耦合机制、资源管理、算法切换、移动端运行时、接口配置、性能验证和典型示例。</w:t>
+      </w:r>
       <w:r>
         <w:rPr>
           <w:rFonts w:ascii="Times New Roman" w:hAnsi="Times New Roman" w:cs="Times New Roman"/>
         </w:rPr>
         <w:t>不包括每一个底层</w:t>
       </w:r>
-      <w:proofErr w:type="spellEnd"/>
       <w:r>
         <w:rPr>
           <w:rFonts w:ascii="Times New Roman" w:hAnsi="Times New Roman" w:cs="Times New Roman"/>
         </w:rPr>
         <w:t xml:space="preserve"> Shader </w:t>
       </w:r>
-      <w:proofErr w:type="spellStart"/>
       <w:r>
         <w:rPr>
           <w:rFonts w:ascii="Times New Roman" w:hAnsi="Times New Roman" w:cs="Times New Roman"/>
         </w:rPr>
         <w:t>的逐行实现，也不替代具体仿真插件的</w:t>
       </w:r>
-      <w:proofErr w:type="spellEnd"/>
       <w:r>
         <w:rPr>
           <w:rFonts w:ascii="Times New Roman" w:hAnsi="Times New Roman" w:cs="Times New Roman"/>
         </w:rPr>
         <w:t xml:space="preserve"> API </w:t>
       </w:r>
-      <w:proofErr w:type="spellStart"/>
-      <w:r>
-        <w:rPr>
-          <w:rFonts w:ascii="Times New Roman" w:hAnsi="Times New Roman" w:cs="Times New Roman"/>
-        </w:rPr>
-        <w:t>手册</w:t>
-      </w:r>
-      <w:proofErr w:type="spellEnd"/>
-      <w:r>
-        <w:rPr>
-          <w:rFonts w:ascii="Times New Roman" w:hAnsi="Times New Roman" w:cs="Times New Roman"/>
-        </w:rPr>
-        <w:t>。</w:t>
+      <w:r>
+        <w:rPr>
+          <w:rFonts w:ascii="Times New Roman" w:hAnsi="Times New Roman" w:cs="Times New Roman"/>
+        </w:rPr>
+        <w:t>手册。</w:t>
       </w:r>
     </w:p>
     <w:p>
@@ -5866,7 +5674,6 @@
         </w:rPr>
       </w:pPr>
       <w:bookmarkStart w:id="3" w:name="_Toc28970"/>
-      <w:proofErr w:type="spellStart"/>
       <w:r>
         <w:rPr>
           <w:rFonts w:hint="eastAsia"/>
@@ -5875,7 +5682,6 @@
         <w:t>平台定位与边界</w:t>
       </w:r>
       <w:bookmarkEnd w:id="3"/>
-      <w:proofErr w:type="spellEnd"/>
     </w:p>
     <w:p>
       <w:pPr>
@@ -5918,23 +5724,7 @@
           <w:rFonts w:ascii="Times New Roman" w:hAnsi="Times New Roman" w:cs="Times New Roman"/>
           <w:lang w:eastAsia="zh-CN"/>
         </w:rPr>
-        <w:t>端预览、鸿蒙</w:t>
-      </w:r>
-      <w:proofErr w:type="gramStart"/>
-      <w:r>
-        <w:rPr>
-          <w:rFonts w:ascii="Times New Roman" w:hAnsi="Times New Roman" w:cs="Times New Roman"/>
-          <w:lang w:eastAsia="zh-CN"/>
-        </w:rPr>
-        <w:t>端运行</w:t>
-      </w:r>
-      <w:proofErr w:type="gramEnd"/>
-      <w:r>
-        <w:rPr>
-          <w:rFonts w:ascii="Times New Roman" w:hAnsi="Times New Roman" w:cs="Times New Roman"/>
-          <w:lang w:eastAsia="zh-CN"/>
-        </w:rPr>
-        <w:t>和性能验证。</w:t>
+        <w:t>端预览、鸿蒙端运行和性能验证。</w:t>
       </w:r>
     </w:p>
     <w:p>
@@ -5945,21 +5735,12 @@
           <w:lang w:eastAsia="zh-CN"/>
         </w:rPr>
       </w:pPr>
-      <w:proofErr w:type="spellStart"/>
-      <w:r>
-        <w:rPr>
-          <w:rFonts w:ascii="Times New Roman" w:hAnsi="Times New Roman" w:cs="Times New Roman"/>
-          <w:lang w:eastAsia="zh-CN"/>
-        </w:rPr>
-        <w:t>FluidLab</w:t>
-      </w:r>
-      <w:proofErr w:type="spellEnd"/>
-      <w:r>
-        <w:rPr>
-          <w:rFonts w:ascii="Times New Roman" w:hAnsi="Times New Roman" w:cs="Times New Roman"/>
-          <w:lang w:eastAsia="zh-CN"/>
-        </w:rPr>
-        <w:t xml:space="preserve"> </w:t>
+      <w:r>
+        <w:rPr>
+          <w:rFonts w:ascii="Times New Roman" w:hAnsi="Times New Roman" w:cs="Times New Roman"/>
+          <w:lang w:eastAsia="zh-CN"/>
+        </w:rPr>
+        <w:t xml:space="preserve">FluidLab </w:t>
       </w:r>
       <w:r>
         <w:rPr>
@@ -6044,7 +5825,6 @@
                 <w:color w:val="FFFFFF" w:themeColor="background1"/>
               </w:rPr>
             </w:pPr>
-            <w:proofErr w:type="spellStart"/>
             <w:r>
               <w:rPr>
                 <w:b/>
@@ -6053,7 +5833,6 @@
               </w:rPr>
               <w:t>层级</w:t>
             </w:r>
-            <w:proofErr w:type="spellEnd"/>
           </w:p>
         </w:tc>
         <w:tc>
@@ -6071,7 +5850,6 @@
                 <w:color w:val="FFFFFF" w:themeColor="background1"/>
               </w:rPr>
             </w:pPr>
-            <w:proofErr w:type="spellStart"/>
             <w:r>
               <w:rPr>
                 <w:b/>
@@ -6080,7 +5858,6 @@
               </w:rPr>
               <w:t>职责</w:t>
             </w:r>
-            <w:proofErr w:type="spellEnd"/>
           </w:p>
         </w:tc>
         <w:tc>
@@ -6098,7 +5875,6 @@
                 <w:color w:val="FFFFFF" w:themeColor="background1"/>
               </w:rPr>
             </w:pPr>
-            <w:proofErr w:type="spellStart"/>
             <w:r>
               <w:rPr>
                 <w:b/>
@@ -6107,7 +5883,6 @@
               </w:rPr>
               <w:t>示例</w:t>
             </w:r>
-            <w:proofErr w:type="spellEnd"/>
           </w:p>
         </w:tc>
       </w:tr>
@@ -6126,14 +5901,12 @@
                 <w:rFonts w:ascii="Times New Roman" w:hAnsi="Times New Roman" w:cs="Times New Roman"/>
               </w:rPr>
             </w:pPr>
-            <w:proofErr w:type="spellStart"/>
             <w:r>
               <w:rPr>
                 <w:rFonts w:ascii="Times New Roman" w:hAnsi="Times New Roman" w:cs="Times New Roman"/>
               </w:rPr>
               <w:t>端到端仿真平台</w:t>
             </w:r>
-            <w:proofErr w:type="spellEnd"/>
           </w:p>
         </w:tc>
         <w:tc>
@@ -6172,14 +5945,7 @@
               <w:rPr>
                 <w:rFonts w:ascii="Times New Roman" w:hAnsi="Times New Roman" w:cs="Times New Roman"/>
               </w:rPr>
-              <w:t xml:space="preserve">ECS </w:t>
-            </w:r>
-            <w:proofErr w:type="spellStart"/>
-            <w:r>
-              <w:rPr>
-                <w:rFonts w:ascii="Times New Roman" w:hAnsi="Times New Roman" w:cs="Times New Roman"/>
-              </w:rPr>
-              <w:t>World</w:t>
+              <w:t>ECS World</w:t>
             </w:r>
             <w:r>
               <w:rPr>
@@ -6191,21 +5957,7 @@
               <w:rPr>
                 <w:rFonts w:ascii="Times New Roman" w:hAnsi="Times New Roman" w:cs="Times New Roman"/>
               </w:rPr>
-              <w:t>Asset</w:t>
-            </w:r>
-            <w:proofErr w:type="spellEnd"/>
-            <w:r>
-              <w:rPr>
-                <w:rFonts w:ascii="Times New Roman" w:hAnsi="Times New Roman" w:cs="Times New Roman"/>
-              </w:rPr>
-              <w:t xml:space="preserve"> </w:t>
-            </w:r>
-            <w:proofErr w:type="spellStart"/>
-            <w:r>
-              <w:rPr>
-                <w:rFonts w:ascii="Times New Roman" w:hAnsi="Times New Roman" w:cs="Times New Roman"/>
-              </w:rPr>
-              <w:t>Manager</w:t>
+              <w:t>Asset Manager</w:t>
             </w:r>
             <w:r>
               <w:rPr>
@@ -6217,14 +5969,7 @@
               <w:rPr>
                 <w:rFonts w:ascii="Times New Roman" w:hAnsi="Times New Roman" w:cs="Times New Roman"/>
               </w:rPr>
-              <w:t>Solver</w:t>
-            </w:r>
-            <w:proofErr w:type="spellEnd"/>
-            <w:r>
-              <w:rPr>
-                <w:rFonts w:ascii="Times New Roman" w:hAnsi="Times New Roman" w:cs="Times New Roman"/>
-              </w:rPr>
-              <w:t xml:space="preserve"> Dispatcher</w:t>
+              <w:t>Solver Dispatcher</w:t>
             </w:r>
           </w:p>
         </w:tc>
@@ -6244,14 +5989,12 @@
                 <w:rFonts w:ascii="Times New Roman" w:hAnsi="Times New Roman" w:cs="Times New Roman"/>
               </w:rPr>
             </w:pPr>
-            <w:proofErr w:type="spellStart"/>
             <w:r>
               <w:rPr>
                 <w:rFonts w:ascii="Times New Roman" w:hAnsi="Times New Roman" w:cs="Times New Roman"/>
               </w:rPr>
               <w:t>仿真插件运行时</w:t>
             </w:r>
-            <w:proofErr w:type="spellEnd"/>
           </w:p>
         </w:tc>
         <w:tc>
@@ -6306,7 +6049,6 @@
               </w:rPr>
               <w:t xml:space="preserve">PBF </w:t>
             </w:r>
-            <w:proofErr w:type="spellStart"/>
             <w:r>
               <w:rPr>
                 <w:rFonts w:ascii="Times New Roman" w:hAnsi="Times New Roman" w:cs="Times New Roman"/>
@@ -6317,16 +6059,8 @@
               <w:rPr>
                 <w:rFonts w:ascii="Times New Roman" w:hAnsi="Times New Roman" w:cs="Times New Roman"/>
               </w:rPr>
-              <w:t>MPM</w:t>
-            </w:r>
-            <w:proofErr w:type="spellEnd"/>
-            <w:r>
-              <w:rPr>
-                <w:rFonts w:ascii="Times New Roman" w:hAnsi="Times New Roman" w:cs="Times New Roman"/>
-              </w:rPr>
-              <w:t xml:space="preserve"> </w:t>
-            </w:r>
-            <w:proofErr w:type="spellStart"/>
+              <w:t xml:space="preserve">MPM </w:t>
+            </w:r>
             <w:r>
               <w:rPr>
                 <w:rFonts w:ascii="Times New Roman" w:hAnsi="Times New Roman" w:cs="Times New Roman"/>
@@ -6337,23 +6071,14 @@
               <w:rPr>
                 <w:rFonts w:ascii="Times New Roman" w:hAnsi="Times New Roman" w:cs="Times New Roman"/>
               </w:rPr>
-              <w:t>LBM</w:t>
-            </w:r>
-            <w:proofErr w:type="spellEnd"/>
-            <w:r>
-              <w:rPr>
-                <w:rFonts w:ascii="Times New Roman" w:hAnsi="Times New Roman" w:cs="Times New Roman"/>
-              </w:rPr>
-              <w:t xml:space="preserve"> </w:t>
-            </w:r>
-            <w:proofErr w:type="spellStart"/>
+              <w:t xml:space="preserve">LBM </w:t>
+            </w:r>
             <w:r>
               <w:rPr>
                 <w:rFonts w:ascii="Times New Roman" w:hAnsi="Times New Roman" w:cs="Times New Roman"/>
               </w:rPr>
               <w:t>求解器</w:t>
             </w:r>
-            <w:proofErr w:type="spellEnd"/>
           </w:p>
         </w:tc>
       </w:tr>
@@ -6372,14 +6097,12 @@
                 <w:rFonts w:ascii="Times New Roman" w:hAnsi="Times New Roman" w:cs="Times New Roman"/>
               </w:rPr>
             </w:pPr>
-            <w:proofErr w:type="spellStart"/>
             <w:r>
               <w:rPr>
                 <w:rFonts w:ascii="Times New Roman" w:hAnsi="Times New Roman" w:cs="Times New Roman"/>
               </w:rPr>
               <w:t>应用层</w:t>
             </w:r>
-            <w:proofErr w:type="spellEnd"/>
           </w:p>
         </w:tc>
         <w:tc>
@@ -6429,21 +6152,12 @@
                 <w:lang w:eastAsia="zh-CN"/>
               </w:rPr>
             </w:pPr>
-            <w:proofErr w:type="spellStart"/>
             <w:r>
               <w:rPr>
                 <w:rFonts w:ascii="Times New Roman" w:hAnsi="Times New Roman" w:cs="Times New Roman"/>
                 <w:lang w:eastAsia="zh-CN"/>
               </w:rPr>
-              <w:t>ArkTS</w:t>
-            </w:r>
-            <w:proofErr w:type="spellEnd"/>
-            <w:r>
-              <w:rPr>
-                <w:rFonts w:ascii="Times New Roman" w:hAnsi="Times New Roman" w:cs="Times New Roman"/>
-                <w:lang w:eastAsia="zh-CN"/>
-              </w:rPr>
-              <w:t xml:space="preserve"> </w:t>
+              <w:t xml:space="preserve">ArkTS </w:t>
             </w:r>
             <w:r>
               <w:rPr>
@@ -6464,11 +6178,7 @@
         </w:rPr>
       </w:pPr>
       <w:r>
-        <w:t>表1-</w:t>
-      </w:r>
-      <w:proofErr w:type="gramStart"/>
-      <w:r>
-        <w:t>1</w:t>
+        <w:t>表1-1</w:t>
       </w:r>
       <w:r>
         <w:rPr>
@@ -6477,12 +6187,9 @@
         </w:rPr>
         <w:t xml:space="preserve">  </w:t>
       </w:r>
-      <w:proofErr w:type="spellStart"/>
       <w:r>
         <w:t>平台与插件边界</w:t>
       </w:r>
-      <w:proofErr w:type="spellEnd"/>
-      <w:proofErr w:type="gramEnd"/>
     </w:p>
     <w:p>
       <w:pPr>
@@ -6493,12 +6200,10 @@
         </w:rPr>
       </w:pPr>
       <w:bookmarkStart w:id="4" w:name="_Toc22635"/>
-      <w:proofErr w:type="spellStart"/>
       <w:r>
         <w:t>目标读者</w:t>
       </w:r>
       <w:bookmarkEnd w:id="4"/>
-      <w:proofErr w:type="spellEnd"/>
     </w:p>
     <w:p>
       <w:pPr>
@@ -6533,23 +6238,7 @@
           <w:rFonts w:ascii="Times New Roman" w:hAnsi="Times New Roman" w:cs="Times New Roman"/>
           <w:lang w:eastAsia="zh-CN"/>
         </w:rPr>
-        <w:t>架构、算法调度、资源管理</w:t>
-      </w:r>
-      <w:proofErr w:type="gramStart"/>
-      <w:r>
-        <w:rPr>
-          <w:rFonts w:ascii="Times New Roman" w:hAnsi="Times New Roman" w:cs="Times New Roman"/>
-          <w:lang w:eastAsia="zh-CN"/>
-        </w:rPr>
-        <w:t>和跨端一致性</w:t>
-      </w:r>
-      <w:proofErr w:type="gramEnd"/>
-      <w:r>
-        <w:rPr>
-          <w:rFonts w:ascii="Times New Roman" w:hAnsi="Times New Roman" w:cs="Times New Roman"/>
-          <w:lang w:eastAsia="zh-CN"/>
-        </w:rPr>
-        <w:t>。</w:t>
+        <w:t>架构、算法调度、资源管理和跨端一致性。</w:t>
       </w:r>
     </w:p>
     <w:p>
@@ -6642,23 +6331,7 @@
           <w:rFonts w:ascii="Times New Roman" w:hAnsi="Times New Roman" w:cs="Times New Roman"/>
           <w:lang w:eastAsia="zh-CN"/>
         </w:rPr>
-        <w:t xml:space="preserve"> </w:t>
-      </w:r>
-      <w:proofErr w:type="spellStart"/>
-      <w:r>
-        <w:rPr>
-          <w:rFonts w:ascii="Times New Roman" w:hAnsi="Times New Roman" w:cs="Times New Roman"/>
-          <w:lang w:eastAsia="zh-CN"/>
-        </w:rPr>
-        <w:t>ArkTS</w:t>
-      </w:r>
-      <w:proofErr w:type="spellEnd"/>
-      <w:r>
-        <w:rPr>
-          <w:rFonts w:ascii="Times New Roman" w:hAnsi="Times New Roman" w:cs="Times New Roman"/>
-          <w:lang w:eastAsia="zh-CN"/>
-        </w:rPr>
-        <w:t xml:space="preserve"> </w:t>
+        <w:t xml:space="preserve"> ArkTS </w:t>
       </w:r>
       <w:r>
         <w:rPr>
@@ -6696,21 +6369,12 @@
         </w:rPr>
         <w:t xml:space="preserve"> PC </w:t>
       </w:r>
-      <w:proofErr w:type="gramStart"/>
-      <w:r>
-        <w:rPr>
-          <w:rFonts w:ascii="Times New Roman" w:hAnsi="Times New Roman" w:cs="Times New Roman"/>
-          <w:lang w:eastAsia="zh-CN"/>
-        </w:rPr>
-        <w:t>端创作</w:t>
-      </w:r>
-      <w:proofErr w:type="gramEnd"/>
-      <w:r>
-        <w:rPr>
-          <w:rFonts w:ascii="Times New Roman" w:hAnsi="Times New Roman" w:cs="Times New Roman"/>
-          <w:lang w:eastAsia="zh-CN"/>
-        </w:rPr>
-        <w:t>流程、参数调节、资产导入和效果复现。</w:t>
+      <w:r>
+        <w:rPr>
+          <w:rFonts w:ascii="Times New Roman" w:hAnsi="Times New Roman" w:cs="Times New Roman"/>
+          <w:lang w:eastAsia="zh-CN"/>
+        </w:rPr>
+        <w:t>端创作流程、参数调节、资产导入和效果复现。</w:t>
       </w:r>
     </w:p>
     <w:p>
@@ -6744,12 +6408,10 @@
         </w:rPr>
       </w:pPr>
       <w:bookmarkStart w:id="5" w:name="_Toc18776"/>
-      <w:proofErr w:type="spellStart"/>
       <w:r>
         <w:t>术语表</w:t>
       </w:r>
       <w:bookmarkEnd w:id="5"/>
-      <w:proofErr w:type="spellEnd"/>
     </w:p>
     <w:tbl>
       <w:tblPr>
@@ -6789,7 +6451,6 @@
                 <w:color w:val="FFFFFF" w:themeColor="background1"/>
               </w:rPr>
             </w:pPr>
-            <w:proofErr w:type="spellStart"/>
             <w:r>
               <w:rPr>
                 <w:rFonts w:ascii="Times New Roman" w:hAnsi="Times New Roman" w:cs="Times New Roman"/>
@@ -6799,7 +6460,6 @@
               </w:rPr>
               <w:t>术语</w:t>
             </w:r>
-            <w:proofErr w:type="spellEnd"/>
           </w:p>
         </w:tc>
         <w:tc>
@@ -6817,7 +6477,6 @@
                 <w:color w:val="FFFFFF" w:themeColor="background1"/>
               </w:rPr>
             </w:pPr>
-            <w:proofErr w:type="spellStart"/>
             <w:r>
               <w:rPr>
                 <w:rFonts w:ascii="Times New Roman" w:hAnsi="Times New Roman" w:cs="Times New Roman"/>
@@ -6827,7 +6486,6 @@
               </w:rPr>
               <w:t>说明</w:t>
             </w:r>
-            <w:proofErr w:type="spellEnd"/>
           </w:p>
         </w:tc>
       </w:tr>
@@ -6869,14 +6527,7 @@
               <w:rPr>
                 <w:rFonts w:ascii="Times New Roman" w:hAnsi="Times New Roman" w:cs="Times New Roman"/>
               </w:rPr>
-              <w:t xml:space="preserve">Entity Component </w:t>
-            </w:r>
-            <w:proofErr w:type="spellStart"/>
-            <w:r>
-              <w:rPr>
-                <w:rFonts w:ascii="Times New Roman" w:hAnsi="Times New Roman" w:cs="Times New Roman"/>
-              </w:rPr>
-              <w:t>System</w:t>
+              <w:t>Entity Component System</w:t>
             </w:r>
             <w:r>
               <w:rPr>
@@ -6913,14 +6564,7 @@
                 <w:rFonts w:ascii="Times New Roman" w:hAnsi="Times New Roman" w:cs="Times New Roman"/>
               </w:rPr>
               <w:lastRenderedPageBreak/>
-              <w:t>耦对象数据与行为逻辑</w:t>
-            </w:r>
-            <w:proofErr w:type="spellEnd"/>
-            <w:r>
-              <w:rPr>
-                <w:rFonts w:ascii="Times New Roman" w:hAnsi="Times New Roman" w:cs="Times New Roman"/>
-              </w:rPr>
-              <w:t>。</w:t>
+              <w:t>耦对象数据与行为逻辑。</w:t>
             </w:r>
           </w:p>
         </w:tc>
@@ -6964,27 +6608,13 @@
               <w:rPr>
                 <w:rFonts w:ascii="Times New Roman" w:hAnsi="Times New Roman" w:cs="Times New Roman"/>
               </w:rPr>
-              <w:t xml:space="preserve">Position-Based </w:t>
-            </w:r>
-            <w:proofErr w:type="spellStart"/>
-            <w:r>
-              <w:rPr>
-                <w:rFonts w:ascii="Times New Roman" w:hAnsi="Times New Roman" w:cs="Times New Roman"/>
-              </w:rPr>
-              <w:t>Fluids</w:t>
-            </w:r>
-            <w:r>
-              <w:rPr>
-                <w:rFonts w:ascii="Times New Roman" w:hAnsi="Times New Roman" w:cs="Times New Roman"/>
-              </w:rPr>
-              <w:t>，基于位置的流体算法，用于实时水体和流固耦合</w:t>
-            </w:r>
-            <w:proofErr w:type="spellEnd"/>
-            <w:r>
-              <w:rPr>
-                <w:rFonts w:ascii="Times New Roman" w:hAnsi="Times New Roman" w:cs="Times New Roman"/>
-              </w:rPr>
-              <w:t>。</w:t>
+              <w:t>Position-Based Fluids</w:t>
+            </w:r>
+            <w:r>
+              <w:rPr>
+                <w:rFonts w:ascii="Times New Roman" w:hAnsi="Times New Roman" w:cs="Times New Roman"/>
+              </w:rPr>
+              <w:t>，基于位置的流体算法，用于实时水体和流固耦合。</w:t>
             </w:r>
           </w:p>
         </w:tc>
@@ -7027,27 +6657,13 @@
               <w:rPr>
                 <w:rFonts w:ascii="Times New Roman" w:hAnsi="Times New Roman" w:cs="Times New Roman"/>
               </w:rPr>
-              <w:t xml:space="preserve">Material Point </w:t>
-            </w:r>
-            <w:proofErr w:type="spellStart"/>
-            <w:r>
-              <w:rPr>
-                <w:rFonts w:ascii="Times New Roman" w:hAnsi="Times New Roman" w:cs="Times New Roman"/>
-              </w:rPr>
-              <w:t>Method</w:t>
-            </w:r>
-            <w:r>
-              <w:rPr>
-                <w:rFonts w:ascii="Times New Roman" w:hAnsi="Times New Roman" w:cs="Times New Roman"/>
-              </w:rPr>
-              <w:t>，物质点法，用于沙子、颗粒和弹塑性材料仿真</w:t>
-            </w:r>
-            <w:proofErr w:type="spellEnd"/>
-            <w:r>
-              <w:rPr>
-                <w:rFonts w:ascii="Times New Roman" w:hAnsi="Times New Roman" w:cs="Times New Roman"/>
-              </w:rPr>
-              <w:t>。</w:t>
+              <w:t>Material Point Method</w:t>
+            </w:r>
+            <w:r>
+              <w:rPr>
+                <w:rFonts w:ascii="Times New Roman" w:hAnsi="Times New Roman" w:cs="Times New Roman"/>
+              </w:rPr>
+              <w:t>，物质点法，用于沙子、颗粒和弹塑性材料仿真。</w:t>
             </w:r>
           </w:p>
         </w:tc>
@@ -7090,27 +6706,13 @@
               <w:rPr>
                 <w:rFonts w:ascii="Times New Roman" w:hAnsi="Times New Roman" w:cs="Times New Roman"/>
               </w:rPr>
-              <w:t xml:space="preserve">Lattice Boltzmann </w:t>
-            </w:r>
-            <w:proofErr w:type="spellStart"/>
-            <w:r>
-              <w:rPr>
-                <w:rFonts w:ascii="Times New Roman" w:hAnsi="Times New Roman" w:cs="Times New Roman"/>
-              </w:rPr>
-              <w:t>Method</w:t>
-            </w:r>
-            <w:r>
-              <w:rPr>
-                <w:rFonts w:ascii="Times New Roman" w:hAnsi="Times New Roman" w:cs="Times New Roman"/>
-              </w:rPr>
-              <w:t>，格子玻尔兹曼方法，用于烟雾、气体和流场仿真</w:t>
-            </w:r>
-            <w:proofErr w:type="spellEnd"/>
-            <w:r>
-              <w:rPr>
-                <w:rFonts w:ascii="Times New Roman" w:hAnsi="Times New Roman" w:cs="Times New Roman"/>
-              </w:rPr>
-              <w:t>。</w:t>
+              <w:t>Lattice Boltzmann Method</w:t>
+            </w:r>
+            <w:r>
+              <w:rPr>
+                <w:rFonts w:ascii="Times New Roman" w:hAnsi="Times New Roman" w:cs="Times New Roman"/>
+              </w:rPr>
+              <w:t>，格子玻尔兹曼方法，用于烟雾、气体和流场仿真。</w:t>
             </w:r>
           </w:p>
         </w:tc>
@@ -7223,14 +6825,7 @@
         <w:rPr>
           <w:rFonts w:ascii="Times New Roman" w:hAnsi="Times New Roman" w:cs="Times New Roman"/>
         </w:rPr>
-        <w:t>1-</w:t>
-      </w:r>
-      <w:proofErr w:type="gramStart"/>
-      <w:r>
-        <w:rPr>
-          <w:rFonts w:ascii="Times New Roman" w:hAnsi="Times New Roman" w:cs="Times New Roman"/>
-        </w:rPr>
-        <w:t xml:space="preserve">2 </w:t>
+        <w:t xml:space="preserve">1-2 </w:t>
       </w:r>
       <w:r>
         <w:rPr>
@@ -7239,27 +6834,22 @@
         </w:rPr>
         <w:t xml:space="preserve"> </w:t>
       </w:r>
-      <w:proofErr w:type="spellStart"/>
       <w:r>
         <w:rPr>
           <w:rFonts w:ascii="Times New Roman" w:hAnsi="Times New Roman" w:cs="Times New Roman"/>
         </w:rPr>
         <w:t>核心术语</w:t>
       </w:r>
-      <w:proofErr w:type="spellEnd"/>
-      <w:proofErr w:type="gramEnd"/>
     </w:p>
     <w:p>
       <w:pPr>
         <w:pStyle w:val="1"/>
       </w:pPr>
       <w:bookmarkStart w:id="6" w:name="_Toc20342"/>
-      <w:proofErr w:type="spellStart"/>
       <w:r>
         <w:t>平台总体设计</w:t>
       </w:r>
       <w:bookmarkEnd w:id="6"/>
-      <w:proofErr w:type="spellEnd"/>
     </w:p>
     <w:p>
       <w:pPr>
@@ -7273,12 +6863,10 @@
         </w:rPr>
       </w:pPr>
       <w:bookmarkStart w:id="7" w:name="_Toc2975"/>
-      <w:proofErr w:type="spellStart"/>
       <w:r>
         <w:t>设计目标</w:t>
       </w:r>
       <w:bookmarkEnd w:id="7"/>
-      <w:proofErr w:type="spellEnd"/>
     </w:p>
     <w:p>
       <w:pPr>
@@ -7550,12 +7138,10 @@
         </w:rPr>
       </w:pPr>
       <w:bookmarkStart w:id="8" w:name="_Toc8204"/>
-      <w:proofErr w:type="spellStart"/>
       <w:r>
         <w:t>总体架构</w:t>
       </w:r>
       <w:bookmarkEnd w:id="8"/>
-      <w:proofErr w:type="spellEnd"/>
     </w:p>
     <w:p>
       <w:pPr>
@@ -7668,33 +7254,8 @@
           <w:rFonts w:ascii="Times New Roman" w:hAnsi="Times New Roman" w:cs="Times New Roman"/>
           <w:lang w:eastAsia="zh-CN"/>
         </w:rPr>
-        <w:t>创作</w:t>
-      </w:r>
-      <w:proofErr w:type="gramStart"/>
-      <w:r>
-        <w:rPr>
-          <w:rFonts w:ascii="Times New Roman" w:hAnsi="Times New Roman" w:cs="Times New Roman"/>
-          <w:lang w:eastAsia="zh-CN"/>
-        </w:rPr>
-        <w:t>端负责</w:t>
-      </w:r>
-      <w:proofErr w:type="gramEnd"/>
-      <w:r>
-        <w:rPr>
-          <w:rFonts w:ascii="Times New Roman" w:hAnsi="Times New Roman" w:cs="Times New Roman"/>
-          <w:lang w:eastAsia="zh-CN"/>
-        </w:rPr>
-        <w:t>项目搭建、资产导入和参数调试；平台核心</w:t>
-      </w:r>
-      <w:proofErr w:type="gramStart"/>
-      <w:r>
-        <w:rPr>
-          <w:rFonts w:ascii="Times New Roman" w:hAnsi="Times New Roman" w:cs="Times New Roman"/>
-          <w:lang w:eastAsia="zh-CN"/>
-        </w:rPr>
-        <w:t>层负责</w:t>
-      </w:r>
-      <w:proofErr w:type="gramEnd"/>
+        <w:t>创作端负责项目搭建、资产导入和参数调试；平台核心层负责</w:t>
+      </w:r>
       <w:r>
         <w:rPr>
           <w:rFonts w:ascii="Times New Roman" w:hAnsi="Times New Roman" w:cs="Times New Roman"/>
@@ -7715,23 +7276,7 @@
           <w:lang w:eastAsia="zh-CN"/>
         </w:rPr>
         <w:lastRenderedPageBreak/>
-        <w:t>算法调度和同步；求解器插件</w:t>
-      </w:r>
-      <w:proofErr w:type="gramStart"/>
-      <w:r>
-        <w:rPr>
-          <w:rFonts w:ascii="Times New Roman" w:hAnsi="Times New Roman" w:cs="Times New Roman"/>
-          <w:lang w:eastAsia="zh-CN"/>
-        </w:rPr>
-        <w:t>层负责</w:t>
-      </w:r>
-      <w:proofErr w:type="gramEnd"/>
-      <w:r>
-        <w:rPr>
-          <w:rFonts w:ascii="Times New Roman" w:hAnsi="Times New Roman" w:cs="Times New Roman"/>
-          <w:lang w:eastAsia="zh-CN"/>
-        </w:rPr>
-        <w:t>具体物理计算；图形运行时负责</w:t>
+        <w:t>算法调度和同步；求解器插件层负责具体物理计算；图形运行时负责</w:t>
       </w:r>
       <w:r>
         <w:rPr>
@@ -7745,23 +7290,7 @@
           <w:rFonts w:ascii="Times New Roman" w:hAnsi="Times New Roman" w:cs="Times New Roman"/>
           <w:lang w:eastAsia="zh-CN"/>
         </w:rPr>
-        <w:t>资源管理；鸿蒙移动</w:t>
-      </w:r>
-      <w:proofErr w:type="gramStart"/>
-      <w:r>
-        <w:rPr>
-          <w:rFonts w:ascii="Times New Roman" w:hAnsi="Times New Roman" w:cs="Times New Roman"/>
-          <w:lang w:eastAsia="zh-CN"/>
-        </w:rPr>
-        <w:t>端负责最终交互和</w:t>
-      </w:r>
-      <w:proofErr w:type="gramEnd"/>
-      <w:r>
-        <w:rPr>
-          <w:rFonts w:ascii="Times New Roman" w:hAnsi="Times New Roman" w:cs="Times New Roman"/>
-          <w:lang w:eastAsia="zh-CN"/>
-        </w:rPr>
-        <w:t>效果展示。</w:t>
+        <w:t>资源管理；鸿蒙移动端负责最终交互和效果展示。</w:t>
       </w:r>
     </w:p>
     <w:p>
@@ -7859,12 +7388,10 @@
         </w:rPr>
       </w:pPr>
       <w:bookmarkStart w:id="9" w:name="_Toc10939"/>
-      <w:proofErr w:type="spellStart"/>
       <w:r>
         <w:t>运行视图</w:t>
       </w:r>
       <w:bookmarkEnd w:id="9"/>
-      <w:proofErr w:type="spellEnd"/>
     </w:p>
     <w:p>
       <w:pPr>
@@ -7881,21 +7408,12 @@
         </w:rPr>
         <w:t xml:space="preserve">PC </w:t>
       </w:r>
-      <w:proofErr w:type="gramStart"/>
-      <w:r>
-        <w:rPr>
-          <w:rFonts w:ascii="Times New Roman" w:hAnsi="Times New Roman" w:cs="Times New Roman"/>
-          <w:lang w:eastAsia="zh-CN"/>
-        </w:rPr>
-        <w:t>端主要</w:t>
-      </w:r>
-      <w:proofErr w:type="gramEnd"/>
-      <w:r>
-        <w:rPr>
-          <w:rFonts w:ascii="Times New Roman" w:hAnsi="Times New Roman" w:cs="Times New Roman"/>
-          <w:lang w:eastAsia="zh-CN"/>
-        </w:rPr>
-        <w:t>运行编辑器和调试器。开发者在</w:t>
+      <w:r>
+        <w:rPr>
+          <w:rFonts w:ascii="Times New Roman" w:hAnsi="Times New Roman" w:cs="Times New Roman"/>
+          <w:lang w:eastAsia="zh-CN"/>
+        </w:rPr>
+        <w:t>端主要运行编辑器和调试器。开发者在</w:t>
       </w:r>
       <w:r>
         <w:rPr>
@@ -8002,26 +7520,17 @@
           <w:rFonts w:ascii="Times New Roman" w:hAnsi="Times New Roman" w:cs="Times New Roman"/>
         </w:rPr>
       </w:pPr>
-      <w:proofErr w:type="spellStart"/>
       <w:r>
         <w:rPr>
           <w:rFonts w:ascii="Times New Roman" w:hAnsi="Times New Roman" w:cs="Times New Roman"/>
         </w:rPr>
         <w:t>鸿蒙端主要运行平台</w:t>
       </w:r>
-      <w:proofErr w:type="spellEnd"/>
-      <w:r>
-        <w:rPr>
-          <w:rFonts w:ascii="Times New Roman" w:hAnsi="Times New Roman" w:cs="Times New Roman"/>
-        </w:rPr>
-        <w:t xml:space="preserve"> </w:t>
-      </w:r>
-      <w:proofErr w:type="spellStart"/>
-      <w:r>
-        <w:rPr>
-          <w:rFonts w:ascii="Times New Roman" w:hAnsi="Times New Roman" w:cs="Times New Roman"/>
-        </w:rPr>
-        <w:t>Runtime</w:t>
+      <w:r>
+        <w:rPr>
+          <w:rFonts w:ascii="Times New Roman" w:hAnsi="Times New Roman" w:cs="Times New Roman"/>
+        </w:rPr>
+        <w:t xml:space="preserve"> Runtime</w:t>
       </w:r>
       <w:r>
         <w:rPr>
@@ -8033,49 +7542,31 @@
         <w:rPr>
           <w:rFonts w:ascii="Times New Roman" w:hAnsi="Times New Roman" w:cs="Times New Roman"/>
         </w:rPr>
-        <w:t>Runtime</w:t>
-      </w:r>
-      <w:proofErr w:type="spellEnd"/>
-      <w:r>
-        <w:rPr>
-          <w:rFonts w:ascii="Times New Roman" w:hAnsi="Times New Roman" w:cs="Times New Roman"/>
-        </w:rPr>
-        <w:t xml:space="preserve"> </w:t>
-      </w:r>
-      <w:proofErr w:type="spellStart"/>
+        <w:t xml:space="preserve">Runtime </w:t>
+      </w:r>
       <w:r>
         <w:rPr>
           <w:rFonts w:ascii="Times New Roman" w:hAnsi="Times New Roman" w:cs="Times New Roman"/>
         </w:rPr>
         <w:t>加载</w:t>
       </w:r>
-      <w:proofErr w:type="spellEnd"/>
       <w:r>
         <w:rPr>
           <w:rFonts w:ascii="Times New Roman" w:hAnsi="Times New Roman" w:cs="Times New Roman"/>
         </w:rPr>
         <w:t xml:space="preserve"> PC </w:t>
       </w:r>
-      <w:proofErr w:type="spellStart"/>
       <w:r>
         <w:rPr>
           <w:rFonts w:ascii="Times New Roman" w:hAnsi="Times New Roman" w:cs="Times New Roman"/>
         </w:rPr>
         <w:t>端导出的场景配置，创建</w:t>
       </w:r>
-      <w:proofErr w:type="spellEnd"/>
-      <w:r>
-        <w:rPr>
-          <w:rFonts w:ascii="Times New Roman" w:hAnsi="Times New Roman" w:cs="Times New Roman"/>
-        </w:rPr>
-        <w:t xml:space="preserve"> ECS </w:t>
-      </w:r>
-      <w:proofErr w:type="spellStart"/>
-      <w:r>
-        <w:rPr>
-          <w:rFonts w:ascii="Times New Roman" w:hAnsi="Times New Roman" w:cs="Times New Roman"/>
-        </w:rPr>
-        <w:t>World</w:t>
+      <w:r>
+        <w:rPr>
+          <w:rFonts w:ascii="Times New Roman" w:hAnsi="Times New Roman" w:cs="Times New Roman"/>
+        </w:rPr>
+        <w:t xml:space="preserve"> ECS World</w:t>
       </w:r>
       <w:r>
         <w:rPr>
@@ -8083,40 +7574,23 @@
         </w:rPr>
         <w:t>，初始化对应求解器和</w:t>
       </w:r>
-      <w:proofErr w:type="spellEnd"/>
       <w:r>
         <w:rPr>
           <w:rFonts w:ascii="Times New Roman" w:hAnsi="Times New Roman" w:cs="Times New Roman"/>
         </w:rPr>
         <w:t xml:space="preserve"> GPU </w:t>
       </w:r>
-      <w:proofErr w:type="spellStart"/>
       <w:r>
         <w:rPr>
           <w:rFonts w:ascii="Times New Roman" w:hAnsi="Times New Roman" w:cs="Times New Roman"/>
         </w:rPr>
         <w:t>资源，并在</w:t>
       </w:r>
-      <w:proofErr w:type="spellEnd"/>
-      <w:r>
-        <w:rPr>
-          <w:rFonts w:ascii="Times New Roman" w:hAnsi="Times New Roman" w:cs="Times New Roman"/>
-        </w:rPr>
-        <w:t xml:space="preserve"> </w:t>
-      </w:r>
-      <w:proofErr w:type="spellStart"/>
-      <w:r>
-        <w:rPr>
-          <w:rFonts w:ascii="Times New Roman" w:hAnsi="Times New Roman" w:cs="Times New Roman"/>
-        </w:rPr>
-        <w:t>ArkTS</w:t>
-      </w:r>
-      <w:proofErr w:type="spellEnd"/>
-      <w:r>
-        <w:rPr>
-          <w:rFonts w:ascii="Times New Roman" w:hAnsi="Times New Roman" w:cs="Times New Roman"/>
-        </w:rPr>
-        <w:t xml:space="preserve"> </w:t>
+      <w:r>
+        <w:rPr>
+          <w:rFonts w:ascii="Times New Roman" w:hAnsi="Times New Roman" w:cs="Times New Roman"/>
+        </w:rPr>
+        <w:t xml:space="preserve"> ArkTS </w:t>
       </w:r>
       <w:r>
         <w:rPr>
@@ -8130,19 +7604,11 @@
         </w:rPr>
         <w:t xml:space="preserve"> Native </w:t>
       </w:r>
-      <w:proofErr w:type="spellStart"/>
-      <w:r>
-        <w:rPr>
-          <w:rFonts w:ascii="Times New Roman" w:hAnsi="Times New Roman" w:cs="Times New Roman"/>
-        </w:rPr>
-        <w:t>之间通过桥接接口同步用户交互、生命周期和性能数据</w:t>
-      </w:r>
-      <w:proofErr w:type="spellEnd"/>
-      <w:r>
-        <w:rPr>
-          <w:rFonts w:ascii="Times New Roman" w:hAnsi="Times New Roman" w:cs="Times New Roman"/>
-        </w:rPr>
-        <w:t>。</w:t>
+      <w:r>
+        <w:rPr>
+          <w:rFonts w:ascii="Times New Roman" w:hAnsi="Times New Roman" w:cs="Times New Roman"/>
+        </w:rPr>
+        <w:t>之间通过桥接接口同步用户交互、生命周期和性能数据。</w:t>
       </w:r>
     </w:p>
     <w:p>
@@ -8158,12 +7624,10 @@
         </w:rPr>
       </w:pPr>
       <w:bookmarkStart w:id="10" w:name="_Toc2749"/>
-      <w:proofErr w:type="spellStart"/>
       <w:r>
         <w:t>技术栈映射</w:t>
       </w:r>
       <w:bookmarkEnd w:id="10"/>
-      <w:proofErr w:type="spellEnd"/>
     </w:p>
     <w:tbl>
       <w:tblPr>
@@ -8205,7 +7669,6 @@
                 <w:color w:val="FFFFFF" w:themeColor="background1"/>
               </w:rPr>
             </w:pPr>
-            <w:proofErr w:type="spellStart"/>
             <w:r>
               <w:rPr>
                 <w:b/>
@@ -8214,7 +7677,6 @@
               </w:rPr>
               <w:t>层级</w:t>
             </w:r>
-            <w:proofErr w:type="spellEnd"/>
           </w:p>
         </w:tc>
         <w:tc>
@@ -8232,7 +7694,6 @@
                 <w:color w:val="FFFFFF" w:themeColor="background1"/>
               </w:rPr>
             </w:pPr>
-            <w:proofErr w:type="spellStart"/>
             <w:r>
               <w:rPr>
                 <w:b/>
@@ -8241,7 +7702,6 @@
               </w:rPr>
               <w:t>核心组件</w:t>
             </w:r>
-            <w:proofErr w:type="spellEnd"/>
           </w:p>
         </w:tc>
         <w:tc>
@@ -8259,7 +7719,6 @@
                 <w:color w:val="FFFFFF" w:themeColor="background1"/>
               </w:rPr>
             </w:pPr>
-            <w:proofErr w:type="spellStart"/>
             <w:r>
               <w:rPr>
                 <w:b/>
@@ -8268,7 +7727,6 @@
               </w:rPr>
               <w:t>建议技术选型</w:t>
             </w:r>
-            <w:proofErr w:type="spellEnd"/>
           </w:p>
         </w:tc>
         <w:tc>
@@ -8286,7 +7744,6 @@
                 <w:color w:val="FFFFFF" w:themeColor="background1"/>
               </w:rPr>
             </w:pPr>
-            <w:proofErr w:type="spellStart"/>
             <w:r>
               <w:rPr>
                 <w:b/>
@@ -8295,7 +7752,6 @@
               </w:rPr>
               <w:t>说明</w:t>
             </w:r>
-            <w:proofErr w:type="spellEnd"/>
           </w:p>
         </w:tc>
       </w:tr>
@@ -8320,14 +7776,12 @@
               </w:rPr>
               <w:t xml:space="preserve">PC </w:t>
             </w:r>
-            <w:proofErr w:type="spellStart"/>
             <w:r>
               <w:rPr>
                 <w:rFonts w:ascii="Times New Roman" w:hAnsi="Times New Roman" w:cs="Times New Roman"/>
               </w:rPr>
               <w:t>创作端</w:t>
             </w:r>
-            <w:proofErr w:type="spellEnd"/>
           </w:p>
         </w:tc>
         <w:tc>
@@ -8347,23 +7801,7 @@
                 <w:rFonts w:ascii="Times New Roman" w:hAnsi="Times New Roman" w:cs="Times New Roman"/>
                 <w:lang w:eastAsia="zh-CN"/>
               </w:rPr>
-              <w:t>场景编辑、</w:t>
-            </w:r>
-            <w:proofErr w:type="gramStart"/>
-            <w:r>
-              <w:rPr>
-                <w:rFonts w:ascii="Times New Roman" w:hAnsi="Times New Roman" w:cs="Times New Roman"/>
-                <w:lang w:eastAsia="zh-CN"/>
-              </w:rPr>
-              <w:t>调参面板</w:t>
-            </w:r>
-            <w:proofErr w:type="gramEnd"/>
-            <w:r>
-              <w:rPr>
-                <w:rFonts w:ascii="Times New Roman" w:hAnsi="Times New Roman" w:cs="Times New Roman"/>
-                <w:lang w:eastAsia="zh-CN"/>
-              </w:rPr>
-              <w:t>、预览窗口</w:t>
+              <w:t>场景编辑、调参面板、预览窗口</w:t>
             </w:r>
           </w:p>
         </w:tc>
@@ -8382,21 +7820,7 @@
               <w:rPr>
                 <w:rFonts w:ascii="Times New Roman" w:hAnsi="Times New Roman" w:cs="Times New Roman"/>
               </w:rPr>
-              <w:t xml:space="preserve">C++ / </w:t>
-            </w:r>
-            <w:proofErr w:type="spellStart"/>
-            <w:r>
-              <w:rPr>
-                <w:rFonts w:ascii="Times New Roman" w:hAnsi="Times New Roman" w:cs="Times New Roman"/>
-              </w:rPr>
-              <w:t>ImGui</w:t>
-            </w:r>
-            <w:proofErr w:type="spellEnd"/>
-            <w:r>
-              <w:rPr>
-                <w:rFonts w:ascii="Times New Roman" w:hAnsi="Times New Roman" w:cs="Times New Roman"/>
-              </w:rPr>
-              <w:t xml:space="preserve"> / Vulkan</w:t>
+              <w:t>C++ / ImGui / Vulkan</w:t>
             </w:r>
           </w:p>
         </w:tc>
@@ -8437,7 +7861,6 @@
                 <w:rFonts w:ascii="Times New Roman" w:hAnsi="Times New Roman" w:cs="Times New Roman"/>
               </w:rPr>
             </w:pPr>
-            <w:proofErr w:type="spellStart"/>
             <w:r>
               <w:rPr>
                 <w:rFonts w:ascii="Times New Roman" w:hAnsi="Times New Roman" w:cs="Times New Roman"/>
@@ -8445,7 +7868,6 @@
               <w:lastRenderedPageBreak/>
               <w:t>平台核心层</w:t>
             </w:r>
-            <w:proofErr w:type="spellEnd"/>
           </w:p>
         </w:tc>
         <w:tc>
@@ -8512,23 +7934,7 @@
                 <w:rFonts w:ascii="Times New Roman" w:hAnsi="Times New Roman" w:cs="Times New Roman"/>
                 <w:lang w:eastAsia="zh-CN"/>
               </w:rPr>
-              <w:t>保证跨算法</w:t>
-            </w:r>
-            <w:proofErr w:type="gramStart"/>
-            <w:r>
-              <w:rPr>
-                <w:rFonts w:ascii="Times New Roman" w:hAnsi="Times New Roman" w:cs="Times New Roman"/>
-                <w:lang w:eastAsia="zh-CN"/>
-              </w:rPr>
-              <w:t>和跨端一致性</w:t>
-            </w:r>
-            <w:proofErr w:type="gramEnd"/>
-            <w:r>
-              <w:rPr>
-                <w:rFonts w:ascii="Times New Roman" w:hAnsi="Times New Roman" w:cs="Times New Roman"/>
-                <w:lang w:eastAsia="zh-CN"/>
-              </w:rPr>
-              <w:t>。</w:t>
+              <w:t>保证跨算法和跨端一致性。</w:t>
             </w:r>
           </w:p>
         </w:tc>
@@ -8548,14 +7954,12 @@
                 <w:rFonts w:ascii="Times New Roman" w:hAnsi="Times New Roman" w:cs="Times New Roman"/>
               </w:rPr>
             </w:pPr>
-            <w:proofErr w:type="spellStart"/>
             <w:r>
               <w:rPr>
                 <w:rFonts w:ascii="Times New Roman" w:hAnsi="Times New Roman" w:cs="Times New Roman"/>
               </w:rPr>
               <w:t>插件运行时</w:t>
             </w:r>
-            <w:proofErr w:type="spellEnd"/>
           </w:p>
         </w:tc>
         <w:tc>
@@ -8599,14 +8003,12 @@
               </w:rPr>
               <w:t xml:space="preserve">LBM </w:t>
             </w:r>
-            <w:proofErr w:type="spellStart"/>
             <w:r>
               <w:rPr>
                 <w:rFonts w:ascii="Times New Roman" w:hAnsi="Times New Roman" w:cs="Times New Roman"/>
               </w:rPr>
               <w:t>求解器</w:t>
             </w:r>
-            <w:proofErr w:type="spellEnd"/>
           </w:p>
         </w:tc>
         <w:tc>
@@ -8679,14 +8081,12 @@
                 <w:rFonts w:ascii="Times New Roman" w:hAnsi="Times New Roman" w:cs="Times New Roman"/>
               </w:rPr>
             </w:pPr>
-            <w:proofErr w:type="spellStart"/>
             <w:r>
               <w:rPr>
                 <w:rFonts w:ascii="Times New Roman" w:hAnsi="Times New Roman" w:cs="Times New Roman"/>
               </w:rPr>
               <w:t>鸿蒙接入层</w:t>
             </w:r>
-            <w:proofErr w:type="spellEnd"/>
           </w:p>
         </w:tc>
         <w:tc>
@@ -8700,21 +8100,12 @@
                 <w:rFonts w:ascii="Times New Roman" w:hAnsi="Times New Roman" w:cs="Times New Roman"/>
               </w:rPr>
             </w:pPr>
-            <w:proofErr w:type="spellStart"/>
-            <w:r>
-              <w:rPr>
-                <w:rFonts w:ascii="Times New Roman" w:hAnsi="Times New Roman" w:cs="Times New Roman"/>
-              </w:rPr>
-              <w:t>ArkTS</w:t>
-            </w:r>
-            <w:proofErr w:type="spellEnd"/>
-            <w:r>
-              <w:rPr>
-                <w:rFonts w:ascii="Times New Roman" w:hAnsi="Times New Roman" w:cs="Times New Roman"/>
-              </w:rPr>
-              <w:t xml:space="preserve"> </w:t>
-            </w:r>
-            <w:proofErr w:type="spellStart"/>
+            <w:r>
+              <w:rPr>
+                <w:rFonts w:ascii="Times New Roman" w:hAnsi="Times New Roman" w:cs="Times New Roman"/>
+              </w:rPr>
+              <w:t xml:space="preserve">ArkTS </w:t>
+            </w:r>
             <w:r>
               <w:rPr>
                 <w:rFonts w:ascii="Times New Roman" w:hAnsi="Times New Roman" w:cs="Times New Roman"/>
@@ -8725,23 +8116,14 @@
               <w:rPr>
                 <w:rFonts w:ascii="Times New Roman" w:hAnsi="Times New Roman" w:cs="Times New Roman"/>
               </w:rPr>
-              <w:t>NAPI</w:t>
-            </w:r>
-            <w:proofErr w:type="spellEnd"/>
-            <w:r>
-              <w:rPr>
-                <w:rFonts w:ascii="Times New Roman" w:hAnsi="Times New Roman" w:cs="Times New Roman"/>
-              </w:rPr>
-              <w:t xml:space="preserve"> </w:t>
-            </w:r>
-            <w:proofErr w:type="spellStart"/>
+              <w:t xml:space="preserve">NAPI </w:t>
+            </w:r>
             <w:r>
               <w:rPr>
                 <w:rFonts w:ascii="Times New Roman" w:hAnsi="Times New Roman" w:cs="Times New Roman"/>
               </w:rPr>
               <w:t>桥接</w:t>
             </w:r>
-            <w:proofErr w:type="spellEnd"/>
           </w:p>
         </w:tc>
         <w:tc>
@@ -8755,19 +8137,11 @@
                 <w:rFonts w:ascii="Times New Roman" w:hAnsi="Times New Roman" w:cs="Times New Roman"/>
               </w:rPr>
             </w:pPr>
-            <w:proofErr w:type="spellStart"/>
-            <w:r>
-              <w:rPr>
-                <w:rFonts w:ascii="Times New Roman" w:hAnsi="Times New Roman" w:cs="Times New Roman"/>
-              </w:rPr>
-              <w:t>ArkTS</w:t>
-            </w:r>
-            <w:proofErr w:type="spellEnd"/>
-            <w:r>
-              <w:rPr>
-                <w:rFonts w:ascii="Times New Roman" w:hAnsi="Times New Roman" w:cs="Times New Roman"/>
-              </w:rPr>
-              <w:t xml:space="preserve"> / NAPI</w:t>
+            <w:r>
+              <w:rPr>
+                <w:rFonts w:ascii="Times New Roman" w:hAnsi="Times New Roman" w:cs="Times New Roman"/>
+              </w:rPr>
+              <w:t>ArkTS / NAPI</w:t>
             </w:r>
           </w:p>
         </w:tc>
@@ -8808,14 +8182,12 @@
                 <w:rFonts w:ascii="Times New Roman" w:hAnsi="Times New Roman" w:cs="Times New Roman"/>
               </w:rPr>
             </w:pPr>
-            <w:proofErr w:type="spellStart"/>
             <w:r>
               <w:rPr>
                 <w:rFonts w:ascii="Times New Roman" w:hAnsi="Times New Roman" w:cs="Times New Roman"/>
               </w:rPr>
               <w:t>图形与计算层</w:t>
             </w:r>
-            <w:proofErr w:type="spellEnd"/>
           </w:p>
         </w:tc>
         <w:tc>
@@ -8829,7 +8201,6 @@
                 <w:rFonts w:ascii="Times New Roman" w:hAnsi="Times New Roman" w:cs="Times New Roman"/>
               </w:rPr>
             </w:pPr>
-            <w:proofErr w:type="spellStart"/>
             <w:r>
               <w:rPr>
                 <w:rFonts w:ascii="Times New Roman" w:hAnsi="Times New Roman" w:cs="Times New Roman"/>
@@ -8872,7 +8243,6 @@
               </w:rPr>
               <w:t>Texture</w:t>
             </w:r>
-            <w:proofErr w:type="spellEnd"/>
           </w:p>
         </w:tc>
         <w:tc>
@@ -8925,11 +8295,7 @@
         </w:rPr>
       </w:pPr>
       <w:r>
-        <w:t>表2-</w:t>
-      </w:r>
-      <w:proofErr w:type="gramStart"/>
-      <w:r>
-        <w:t xml:space="preserve">1 </w:t>
+        <w:t xml:space="preserve">表2-1 </w:t>
       </w:r>
       <w:r>
         <w:rPr>
@@ -8938,12 +8304,9 @@
         </w:rPr>
         <w:t xml:space="preserve"> </w:t>
       </w:r>
-      <w:proofErr w:type="spellStart"/>
       <w:r>
         <w:t>技术栈映射</w:t>
       </w:r>
-      <w:proofErr w:type="spellEnd"/>
-      <w:proofErr w:type="gramEnd"/>
     </w:p>
     <w:p>
       <w:pPr>
@@ -8953,12 +8316,10 @@
       <w:r>
         <w:t xml:space="preserve">ECS </w:t>
       </w:r>
-      <w:proofErr w:type="spellStart"/>
       <w:r>
         <w:t>架构设计</w:t>
       </w:r>
       <w:bookmarkEnd w:id="11"/>
-      <w:proofErr w:type="spellEnd"/>
     </w:p>
     <w:p>
       <w:pPr>
@@ -8973,12 +8334,10 @@
         </w:rPr>
       </w:pPr>
       <w:bookmarkStart w:id="12" w:name="_Toc19008"/>
-      <w:proofErr w:type="spellStart"/>
       <w:r>
         <w:t>ECS核心思想</w:t>
       </w:r>
       <w:bookmarkEnd w:id="12"/>
-      <w:proofErr w:type="spellEnd"/>
     </w:p>
     <w:p>
       <w:pPr>
@@ -8993,26 +8352,17 @@
         </w:rPr>
         <w:t xml:space="preserve">ECS </w:t>
       </w:r>
-      <w:proofErr w:type="spellStart"/>
       <w:r>
         <w:rPr>
           <w:rFonts w:ascii="Times New Roman" w:hAnsi="Times New Roman" w:cs="Times New Roman"/>
         </w:rPr>
         <w:t>架构将场景对象拆分为</w:t>
       </w:r>
-      <w:proofErr w:type="spellEnd"/>
-      <w:r>
-        <w:rPr>
-          <w:rFonts w:ascii="Times New Roman" w:hAnsi="Times New Roman" w:cs="Times New Roman"/>
-        </w:rPr>
-        <w:t xml:space="preserve"> </w:t>
-      </w:r>
-      <w:proofErr w:type="spellStart"/>
-      <w:r>
-        <w:rPr>
-          <w:rFonts w:ascii="Times New Roman" w:hAnsi="Times New Roman" w:cs="Times New Roman"/>
-        </w:rPr>
-        <w:t>Entity</w:t>
+      <w:r>
+        <w:rPr>
+          <w:rFonts w:ascii="Times New Roman" w:hAnsi="Times New Roman" w:cs="Times New Roman"/>
+        </w:rPr>
+        <w:t xml:space="preserve"> Entity</w:t>
       </w:r>
       <w:r>
         <w:rPr>
@@ -9024,14 +8374,7 @@
         <w:rPr>
           <w:rFonts w:ascii="Times New Roman" w:hAnsi="Times New Roman" w:cs="Times New Roman"/>
         </w:rPr>
-        <w:t>Component</w:t>
-      </w:r>
-      <w:proofErr w:type="spellEnd"/>
-      <w:r>
-        <w:rPr>
-          <w:rFonts w:ascii="Times New Roman" w:hAnsi="Times New Roman" w:cs="Times New Roman"/>
-        </w:rPr>
-        <w:t xml:space="preserve"> </w:t>
+        <w:t xml:space="preserve">Component </w:t>
       </w:r>
       <w:r>
         <w:rPr>
@@ -9043,14 +8386,7 @@
         <w:rPr>
           <w:rFonts w:ascii="Times New Roman" w:hAnsi="Times New Roman" w:cs="Times New Roman"/>
         </w:rPr>
-        <w:t xml:space="preserve"> </w:t>
-      </w:r>
-      <w:proofErr w:type="spellStart"/>
-      <w:r>
-        <w:rPr>
-          <w:rFonts w:ascii="Times New Roman" w:hAnsi="Times New Roman" w:cs="Times New Roman"/>
-        </w:rPr>
-        <w:t>System</w:t>
+        <w:t xml:space="preserve"> System</w:t>
       </w:r>
       <w:r>
         <w:rPr>
@@ -9062,16 +8398,8 @@
         <w:rPr>
           <w:rFonts w:ascii="Times New Roman" w:hAnsi="Times New Roman" w:cs="Times New Roman"/>
         </w:rPr>
-        <w:t>Entity</w:t>
-      </w:r>
-      <w:proofErr w:type="spellEnd"/>
-      <w:r>
-        <w:rPr>
-          <w:rFonts w:ascii="Times New Roman" w:hAnsi="Times New Roman" w:cs="Times New Roman"/>
-        </w:rPr>
-        <w:t xml:space="preserve"> </w:t>
-      </w:r>
-      <w:proofErr w:type="spellStart"/>
+        <w:t xml:space="preserve">Entity </w:t>
+      </w:r>
       <w:r>
         <w:rPr>
           <w:rFonts w:ascii="Times New Roman" w:hAnsi="Times New Roman" w:cs="Times New Roman"/>
@@ -9082,16 +8410,8 @@
         <w:rPr>
           <w:rFonts w:ascii="Times New Roman" w:hAnsi="Times New Roman" w:cs="Times New Roman"/>
         </w:rPr>
-        <w:t>Component</w:t>
-      </w:r>
-      <w:proofErr w:type="spellEnd"/>
-      <w:r>
-        <w:rPr>
-          <w:rFonts w:ascii="Times New Roman" w:hAnsi="Times New Roman" w:cs="Times New Roman"/>
-        </w:rPr>
-        <w:t xml:space="preserve"> </w:t>
-      </w:r>
-      <w:proofErr w:type="spellStart"/>
+        <w:t xml:space="preserve">Component </w:t>
+      </w:r>
       <w:r>
         <w:rPr>
           <w:rFonts w:ascii="Times New Roman" w:hAnsi="Times New Roman" w:cs="Times New Roman"/>
@@ -9102,42 +8422,25 @@
         <w:rPr>
           <w:rFonts w:ascii="Times New Roman" w:hAnsi="Times New Roman" w:cs="Times New Roman"/>
         </w:rPr>
-        <w:t>System</w:t>
-      </w:r>
-      <w:proofErr w:type="spellEnd"/>
-      <w:r>
-        <w:rPr>
-          <w:rFonts w:ascii="Times New Roman" w:hAnsi="Times New Roman" w:cs="Times New Roman"/>
-        </w:rPr>
-        <w:t xml:space="preserve"> </w:t>
-      </w:r>
-      <w:proofErr w:type="spellStart"/>
+        <w:t xml:space="preserve">System </w:t>
+      </w:r>
       <w:r>
         <w:rPr>
           <w:rFonts w:ascii="Times New Roman" w:hAnsi="Times New Roman" w:cs="Times New Roman"/>
         </w:rPr>
         <w:t>是逻辑。平台采用</w:t>
       </w:r>
-      <w:proofErr w:type="spellEnd"/>
       <w:r>
         <w:rPr>
           <w:rFonts w:ascii="Times New Roman" w:hAnsi="Times New Roman" w:cs="Times New Roman"/>
         </w:rPr>
         <w:t xml:space="preserve"> ECS </w:t>
       </w:r>
-      <w:proofErr w:type="spellStart"/>
-      <w:r>
-        <w:rPr>
-          <w:rFonts w:ascii="Times New Roman" w:hAnsi="Times New Roman" w:cs="Times New Roman"/>
-        </w:rPr>
-        <w:t>的目的，是让不同算法、不同资产和不同耦合对象能够使用统一结构表达，降低平台对某一种求解器内部实现的依赖</w:t>
-      </w:r>
-      <w:proofErr w:type="spellEnd"/>
-      <w:r>
-        <w:rPr>
-          <w:rFonts w:ascii="Times New Roman" w:hAnsi="Times New Roman" w:cs="Times New Roman"/>
-        </w:rPr>
-        <w:t>。</w:t>
+      <w:r>
+        <w:rPr>
+          <w:rFonts w:ascii="Times New Roman" w:hAnsi="Times New Roman" w:cs="Times New Roman"/>
+        </w:rPr>
+        <w:t>的目的，是让不同算法、不同资产和不同耦合对象能够使用统一结构表达，降低平台对某一种求解器内部实现的依赖。</w:t>
       </w:r>
     </w:p>
     <w:p>
@@ -9188,17 +8491,8 @@
           <w:rFonts w:ascii="Times New Roman" w:hAnsi="Times New Roman" w:cs="Times New Roman"/>
           <w:lang w:eastAsia="zh-CN"/>
         </w:rPr>
-        <w:t xml:space="preserve"> </w:t>
-      </w:r>
-      <w:proofErr w:type="spellStart"/>
-      <w:r>
-        <w:rPr>
-          <w:rFonts w:ascii="Times New Roman" w:hAnsi="Times New Roman" w:cs="Times New Roman"/>
-          <w:lang w:eastAsia="zh-CN"/>
-        </w:rPr>
-        <w:t>TransformComponent</w:t>
-      </w:r>
-      <w:proofErr w:type="spellEnd"/>
+        <w:t xml:space="preserve"> TransformComponent</w:t>
+      </w:r>
       <w:r>
         <w:rPr>
           <w:rFonts w:ascii="Times New Roman" w:hAnsi="Times New Roman" w:cs="Times New Roman"/>
@@ -9206,7 +8500,6 @@
         </w:rPr>
         <w:t>、</w:t>
       </w:r>
-      <w:proofErr w:type="spellStart"/>
       <w:r>
         <w:rPr>
           <w:rFonts w:ascii="Times New Roman" w:hAnsi="Times New Roman" w:cs="Times New Roman"/>
@@ -9214,7 +8507,6 @@
         </w:rPr>
         <w:t>RenderComponent</w:t>
       </w:r>
-      <w:proofErr w:type="spellEnd"/>
       <w:r>
         <w:rPr>
           <w:rFonts w:ascii="Times New Roman" w:hAnsi="Times New Roman" w:cs="Times New Roman"/>
@@ -9222,21 +8514,12 @@
         </w:rPr>
         <w:t>、</w:t>
       </w:r>
-      <w:proofErr w:type="spellStart"/>
-      <w:r>
-        <w:rPr>
-          <w:rFonts w:ascii="Times New Roman" w:hAnsi="Times New Roman" w:cs="Times New Roman"/>
-          <w:lang w:eastAsia="zh-CN"/>
-        </w:rPr>
-        <w:t>ColliderComponent</w:t>
-      </w:r>
-      <w:proofErr w:type="spellEnd"/>
-      <w:r>
-        <w:rPr>
-          <w:rFonts w:ascii="Times New Roman" w:hAnsi="Times New Roman" w:cs="Times New Roman"/>
-          <w:lang w:eastAsia="zh-CN"/>
-        </w:rPr>
-        <w:t xml:space="preserve"> </w:t>
+      <w:r>
+        <w:rPr>
+          <w:rFonts w:ascii="Times New Roman" w:hAnsi="Times New Roman" w:cs="Times New Roman"/>
+          <w:lang w:eastAsia="zh-CN"/>
+        </w:rPr>
+        <w:t xml:space="preserve">ColliderComponent </w:t>
       </w:r>
       <w:r>
         <w:rPr>
@@ -9250,17 +8533,8 @@
           <w:rFonts w:ascii="Times New Roman" w:hAnsi="Times New Roman" w:cs="Times New Roman"/>
           <w:lang w:eastAsia="zh-CN"/>
         </w:rPr>
-        <w:t xml:space="preserve"> </w:t>
-      </w:r>
-      <w:proofErr w:type="spellStart"/>
-      <w:r>
-        <w:rPr>
-          <w:rFonts w:ascii="Times New Roman" w:hAnsi="Times New Roman" w:cs="Times New Roman"/>
-          <w:lang w:eastAsia="zh-CN"/>
-        </w:rPr>
-        <w:t>CouplingComponent</w:t>
-      </w:r>
-      <w:proofErr w:type="spellEnd"/>
+        <w:t xml:space="preserve"> CouplingComponent</w:t>
+      </w:r>
       <w:r>
         <w:rPr>
           <w:rFonts w:ascii="Times New Roman" w:hAnsi="Times New Roman" w:cs="Times New Roman"/>
@@ -9280,23 +8554,7 @@
           <w:rFonts w:ascii="Times New Roman" w:hAnsi="Times New Roman" w:cs="Times New Roman"/>
           <w:lang w:eastAsia="zh-CN"/>
         </w:rPr>
-        <w:t>场景时，它</w:t>
-      </w:r>
-      <w:proofErr w:type="gramStart"/>
-      <w:r>
-        <w:rPr>
-          <w:rFonts w:ascii="Times New Roman" w:hAnsi="Times New Roman" w:cs="Times New Roman"/>
-          <w:lang w:eastAsia="zh-CN"/>
-        </w:rPr>
-        <w:t>是流固耦合</w:t>
-      </w:r>
-      <w:proofErr w:type="gramEnd"/>
-      <w:r>
-        <w:rPr>
-          <w:rFonts w:ascii="Times New Roman" w:hAnsi="Times New Roman" w:cs="Times New Roman"/>
-          <w:lang w:eastAsia="zh-CN"/>
-        </w:rPr>
-        <w:t>刚体；当它被放入</w:t>
+        <w:t>场景时，它是流固耦合刚体；当它被放入</w:t>
       </w:r>
       <w:r>
         <w:rPr>
@@ -9376,13 +8634,8 @@
         </w:rPr>
       </w:pPr>
       <w:r>
-        <w:t xml:space="preserve">图3-1 ECS </w:t>
-      </w:r>
-      <w:proofErr w:type="spellStart"/>
-      <w:r>
-        <w:t>每帧调度流程</w:t>
-      </w:r>
-      <w:proofErr w:type="spellEnd"/>
+        <w:t>图3-1 ECS 每帧调度流程</w:t>
+      </w:r>
     </w:p>
     <w:p>
       <w:pPr>
@@ -9398,14 +8651,9 @@
       </w:pPr>
       <w:bookmarkStart w:id="13" w:name="_Toc32504"/>
       <w:r>
-        <w:t xml:space="preserve">Entity </w:t>
-      </w:r>
-      <w:proofErr w:type="spellStart"/>
-      <w:r>
-        <w:t>设计</w:t>
+        <w:t>Entity 设计</w:t>
       </w:r>
       <w:bookmarkEnd w:id="13"/>
-      <w:proofErr w:type="spellEnd"/>
     </w:p>
     <w:p>
       <w:pPr>
@@ -9439,11 +8687,7 @@
         </w:rPr>
       </w:pPr>
       <w:r>
-        <w:t>表3-</w:t>
-      </w:r>
-      <w:proofErr w:type="gramStart"/>
-      <w:r>
-        <w:t xml:space="preserve">1 </w:t>
+        <w:t xml:space="preserve">表3-1 </w:t>
       </w:r>
       <w:r>
         <w:rPr>
@@ -9452,12 +8696,9 @@
         </w:rPr>
         <w:t xml:space="preserve"> </w:t>
       </w:r>
-      <w:proofErr w:type="spellStart"/>
       <w:r>
         <w:t>典型实体类型</w:t>
       </w:r>
-      <w:proofErr w:type="spellEnd"/>
-      <w:proofErr w:type="gramEnd"/>
     </w:p>
     <w:tbl>
       <w:tblPr>
@@ -9498,7 +8739,6 @@
                 <w:color w:val="FFFFFF" w:themeColor="background1"/>
               </w:rPr>
             </w:pPr>
-            <w:proofErr w:type="spellStart"/>
             <w:r>
               <w:rPr>
                 <w:rFonts w:ascii="Times New Roman" w:hAnsi="Times New Roman" w:cs="Times New Roman"/>
@@ -9508,7 +8748,6 @@
               </w:rPr>
               <w:t>实体类型</w:t>
             </w:r>
-            <w:proofErr w:type="spellEnd"/>
           </w:p>
         </w:tc>
         <w:tc>
@@ -9526,7 +8765,6 @@
                 <w:color w:val="FFFFFF" w:themeColor="background1"/>
               </w:rPr>
             </w:pPr>
-            <w:proofErr w:type="spellStart"/>
             <w:r>
               <w:rPr>
                 <w:rFonts w:ascii="Times New Roman" w:hAnsi="Times New Roman" w:cs="Times New Roman"/>
@@ -9536,7 +8774,6 @@
               </w:rPr>
               <w:t>典型用途</w:t>
             </w:r>
-            <w:proofErr w:type="spellEnd"/>
           </w:p>
         </w:tc>
         <w:tc>
@@ -9554,7 +8791,6 @@
                 <w:color w:val="FFFFFF" w:themeColor="background1"/>
               </w:rPr>
             </w:pPr>
-            <w:proofErr w:type="spellStart"/>
             <w:r>
               <w:rPr>
                 <w:rFonts w:ascii="Times New Roman" w:hAnsi="Times New Roman" w:cs="Times New Roman"/>
@@ -9564,7 +8800,6 @@
               </w:rPr>
               <w:t>常见组件</w:t>
             </w:r>
-            <w:proofErr w:type="spellEnd"/>
           </w:p>
         </w:tc>
       </w:tr>
@@ -9583,14 +8818,12 @@
                 <w:rFonts w:ascii="Times New Roman" w:hAnsi="Times New Roman" w:cs="Times New Roman"/>
               </w:rPr>
             </w:pPr>
-            <w:proofErr w:type="spellStart"/>
             <w:r>
               <w:rPr>
                 <w:rFonts w:ascii="Times New Roman" w:hAnsi="Times New Roman" w:cs="Times New Roman"/>
               </w:rPr>
               <w:t>FluidEntity</w:t>
             </w:r>
-            <w:proofErr w:type="spellEnd"/>
           </w:p>
         </w:tc>
         <w:tc>
@@ -9625,7 +8858,6 @@
                 <w:rFonts w:ascii="Times New Roman" w:hAnsi="Times New Roman" w:cs="Times New Roman"/>
               </w:rPr>
             </w:pPr>
-            <w:proofErr w:type="spellStart"/>
             <w:r>
               <w:rPr>
                 <w:rFonts w:ascii="Times New Roman" w:hAnsi="Times New Roman" w:cs="Times New Roman"/>
@@ -9668,7 +8900,6 @@
               </w:rPr>
               <w:t>Render</w:t>
             </w:r>
-            <w:proofErr w:type="spellEnd"/>
           </w:p>
         </w:tc>
       </w:tr>
@@ -9687,14 +8918,12 @@
                 <w:rFonts w:ascii="Times New Roman" w:hAnsi="Times New Roman" w:cs="Times New Roman"/>
               </w:rPr>
             </w:pPr>
-            <w:proofErr w:type="spellStart"/>
             <w:r>
               <w:rPr>
                 <w:rFonts w:ascii="Times New Roman" w:hAnsi="Times New Roman" w:cs="Times New Roman"/>
               </w:rPr>
               <w:t>SandEntity</w:t>
             </w:r>
-            <w:proofErr w:type="spellEnd"/>
           </w:p>
         </w:tc>
         <w:tc>
@@ -9729,7 +8958,6 @@
                 <w:rFonts w:ascii="Times New Roman" w:hAnsi="Times New Roman" w:cs="Times New Roman"/>
               </w:rPr>
             </w:pPr>
-            <w:proofErr w:type="spellStart"/>
             <w:r>
               <w:rPr>
                 <w:rFonts w:ascii="Times New Roman" w:hAnsi="Times New Roman" w:cs="Times New Roman"/>
@@ -9772,7 +9000,6 @@
               </w:rPr>
               <w:t>Render</w:t>
             </w:r>
-            <w:proofErr w:type="spellEnd"/>
           </w:p>
         </w:tc>
       </w:tr>
@@ -9791,14 +9018,12 @@
                 <w:rFonts w:ascii="Times New Roman" w:hAnsi="Times New Roman" w:cs="Times New Roman"/>
               </w:rPr>
             </w:pPr>
-            <w:proofErr w:type="spellStart"/>
             <w:r>
               <w:rPr>
                 <w:rFonts w:ascii="Times New Roman" w:hAnsi="Times New Roman" w:cs="Times New Roman"/>
               </w:rPr>
               <w:t>SmokeEntity</w:t>
             </w:r>
-            <w:proofErr w:type="spellEnd"/>
           </w:p>
         </w:tc>
         <w:tc>
@@ -9812,14 +9037,12 @@
                 <w:rFonts w:ascii="Times New Roman" w:hAnsi="Times New Roman" w:cs="Times New Roman"/>
               </w:rPr>
             </w:pPr>
-            <w:proofErr w:type="spellStart"/>
             <w:r>
               <w:rPr>
                 <w:rFonts w:ascii="Times New Roman" w:hAnsi="Times New Roman" w:cs="Times New Roman"/>
               </w:rPr>
               <w:t>烟雾密度场、速度场</w:t>
             </w:r>
-            <w:proofErr w:type="spellEnd"/>
           </w:p>
         </w:tc>
         <w:tc>
@@ -9833,7 +9056,6 @@
                 <w:rFonts w:ascii="Times New Roman" w:hAnsi="Times New Roman" w:cs="Times New Roman"/>
               </w:rPr>
             </w:pPr>
-            <w:proofErr w:type="spellStart"/>
             <w:r>
               <w:rPr>
                 <w:rFonts w:ascii="Times New Roman" w:hAnsi="Times New Roman" w:cs="Times New Roman"/>
@@ -9876,7 +9098,6 @@
               </w:rPr>
               <w:t>Render</w:t>
             </w:r>
-            <w:proofErr w:type="spellEnd"/>
           </w:p>
         </w:tc>
       </w:tr>
@@ -9895,14 +9116,12 @@
                 <w:rFonts w:ascii="Times New Roman" w:hAnsi="Times New Roman" w:cs="Times New Roman"/>
               </w:rPr>
             </w:pPr>
-            <w:proofErr w:type="spellStart"/>
             <w:r>
               <w:rPr>
                 <w:rFonts w:ascii="Times New Roman" w:hAnsi="Times New Roman" w:cs="Times New Roman"/>
               </w:rPr>
               <w:t>RigidBodyEntity</w:t>
             </w:r>
-            <w:proofErr w:type="spellEnd"/>
           </w:p>
         </w:tc>
         <w:tc>
@@ -9927,35 +9146,38 @@
               <w:rPr>
                 <w:rFonts w:ascii="Times New Roman" w:hAnsi="Times New Roman" w:cs="Times New Roman"/>
               </w:rPr>
+              <w:t>、漂浮物、挡板</w:t>
+            </w:r>
+          </w:p>
+        </w:tc>
+        <w:tc>
+          <w:tcPr>
+            <w:tcW w:w="3855" w:type="dxa"/>
+            <w:vAlign w:val="center"/>
+          </w:tcPr>
+          <w:p>
+            <w:pPr>
+              <w:rPr>
+                <w:rFonts w:ascii="Times New Roman" w:hAnsi="Times New Roman" w:cs="Times New Roman"/>
+              </w:rPr>
+            </w:pPr>
+            <w:r>
+              <w:rPr>
+                <w:rFonts w:ascii="Times New Roman" w:hAnsi="Times New Roman" w:cs="Times New Roman"/>
+              </w:rPr>
+              <w:t>Transform</w:t>
+            </w:r>
+            <w:r>
+              <w:rPr>
+                <w:rFonts w:ascii="Times New Roman" w:hAnsi="Times New Roman" w:cs="Times New Roman"/>
+              </w:rPr>
               <w:t>、</w:t>
             </w:r>
-            <w:proofErr w:type="spellStart"/>
-            <w:r>
-              <w:rPr>
-                <w:rFonts w:ascii="Times New Roman" w:hAnsi="Times New Roman" w:cs="Times New Roman"/>
-              </w:rPr>
-              <w:t>漂浮物、挡板</w:t>
-            </w:r>
-            <w:proofErr w:type="spellEnd"/>
-          </w:p>
-        </w:tc>
-        <w:tc>
-          <w:tcPr>
-            <w:tcW w:w="3855" w:type="dxa"/>
-            <w:vAlign w:val="center"/>
-          </w:tcPr>
-          <w:p>
-            <w:pPr>
-              <w:rPr>
-                <w:rFonts w:ascii="Times New Roman" w:hAnsi="Times New Roman" w:cs="Times New Roman"/>
-              </w:rPr>
-            </w:pPr>
-            <w:proofErr w:type="spellStart"/>
-            <w:r>
-              <w:rPr>
-                <w:rFonts w:ascii="Times New Roman" w:hAnsi="Times New Roman" w:cs="Times New Roman"/>
-              </w:rPr>
-              <w:t>Transform</w:t>
+            <w:r>
+              <w:rPr>
+                <w:rFonts w:ascii="Times New Roman" w:hAnsi="Times New Roman" w:cs="Times New Roman"/>
+              </w:rPr>
+              <w:t>Collider</w:t>
             </w:r>
             <w:r>
               <w:rPr>
@@ -9967,7 +9189,7 @@
               <w:rPr>
                 <w:rFonts w:ascii="Times New Roman" w:hAnsi="Times New Roman" w:cs="Times New Roman"/>
               </w:rPr>
-              <w:t>Collider</w:t>
+              <w:t>RigidBody</w:t>
             </w:r>
             <w:r>
               <w:rPr>
@@ -9979,7 +9201,7 @@
               <w:rPr>
                 <w:rFonts w:ascii="Times New Roman" w:hAnsi="Times New Roman" w:cs="Times New Roman"/>
               </w:rPr>
-              <w:t>RigidBody</w:t>
+              <w:t>Coupling</w:t>
             </w:r>
             <w:r>
               <w:rPr>
@@ -9991,21 +9213,8 @@
               <w:rPr>
                 <w:rFonts w:ascii="Times New Roman" w:hAnsi="Times New Roman" w:cs="Times New Roman"/>
               </w:rPr>
-              <w:t>Coupling</w:t>
-            </w:r>
-            <w:r>
-              <w:rPr>
-                <w:rFonts w:ascii="Times New Roman" w:hAnsi="Times New Roman" w:cs="Times New Roman"/>
-              </w:rPr>
-              <w:t>、</w:t>
-            </w:r>
-            <w:r>
-              <w:rPr>
-                <w:rFonts w:ascii="Times New Roman" w:hAnsi="Times New Roman" w:cs="Times New Roman"/>
-              </w:rPr>
               <w:t>Render</w:t>
             </w:r>
-            <w:proofErr w:type="spellEnd"/>
           </w:p>
         </w:tc>
       </w:tr>
@@ -10024,14 +9233,12 @@
                 <w:rFonts w:ascii="Times New Roman" w:hAnsi="Times New Roman" w:cs="Times New Roman"/>
               </w:rPr>
             </w:pPr>
-            <w:proofErr w:type="spellStart"/>
             <w:r>
               <w:rPr>
                 <w:rFonts w:ascii="Times New Roman" w:hAnsi="Times New Roman" w:cs="Times New Roman"/>
               </w:rPr>
               <w:t>FanEntity</w:t>
             </w:r>
-            <w:proofErr w:type="spellEnd"/>
           </w:p>
         </w:tc>
         <w:tc>
@@ -10045,14 +9252,12 @@
                 <w:rFonts w:ascii="Times New Roman" w:hAnsi="Times New Roman" w:cs="Times New Roman"/>
               </w:rPr>
             </w:pPr>
-            <w:proofErr w:type="spellStart"/>
             <w:r>
               <w:rPr>
                 <w:rFonts w:ascii="Times New Roman" w:hAnsi="Times New Roman" w:cs="Times New Roman"/>
               </w:rPr>
               <w:t>风扇、风场源</w:t>
             </w:r>
-            <w:proofErr w:type="spellEnd"/>
           </w:p>
         </w:tc>
         <w:tc>
@@ -10066,7 +9271,6 @@
                 <w:rFonts w:ascii="Times New Roman" w:hAnsi="Times New Roman" w:cs="Times New Roman"/>
               </w:rPr>
             </w:pPr>
-            <w:proofErr w:type="spellStart"/>
             <w:r>
               <w:rPr>
                 <w:rFonts w:ascii="Times New Roman" w:hAnsi="Times New Roman" w:cs="Times New Roman"/>
@@ -10109,7 +9313,6 @@
               </w:rPr>
               <w:t>Render</w:t>
             </w:r>
-            <w:proofErr w:type="spellEnd"/>
           </w:p>
         </w:tc>
       </w:tr>
@@ -10128,7 +9331,6 @@
                 <w:rFonts w:ascii="Times New Roman" w:hAnsi="Times New Roman" w:cs="Times New Roman"/>
               </w:rPr>
             </w:pPr>
-            <w:proofErr w:type="spellStart"/>
             <w:r>
               <w:rPr>
                 <w:rFonts w:ascii="Times New Roman" w:hAnsi="Times New Roman" w:cs="Times New Roman"/>
@@ -10136,7 +9338,6 @@
               <w:lastRenderedPageBreak/>
               <w:t>BoundaryEntity</w:t>
             </w:r>
-            <w:proofErr w:type="spellEnd"/>
           </w:p>
         </w:tc>
         <w:tc>
@@ -10171,7 +9372,6 @@
                 <w:rFonts w:ascii="Times New Roman" w:hAnsi="Times New Roman" w:cs="Times New Roman"/>
               </w:rPr>
             </w:pPr>
-            <w:proofErr w:type="spellStart"/>
             <w:r>
               <w:rPr>
                 <w:rFonts w:ascii="Times New Roman" w:hAnsi="Times New Roman" w:cs="Times New Roman"/>
@@ -10214,7 +9414,6 @@
               </w:rPr>
               <w:t>AssetReference</w:t>
             </w:r>
-            <w:proofErr w:type="spellEnd"/>
           </w:p>
         </w:tc>
       </w:tr>
@@ -10238,7 +9437,6 @@
         </w:rPr>
         <w:t xml:space="preserve">Component </w:t>
       </w:r>
-      <w:proofErr w:type="spellStart"/>
       <w:r>
         <w:rPr>
           <w:rFonts w:ascii="Times New Roman" w:hAnsi="Times New Roman" w:cs="Times New Roman"/>
@@ -10246,7 +9444,6 @@
         <w:t>设计</w:t>
       </w:r>
       <w:bookmarkEnd w:id="14"/>
-      <w:proofErr w:type="spellEnd"/>
     </w:p>
     <w:p>
       <w:pPr>
@@ -10267,23 +9464,7 @@
           <w:rFonts w:ascii="Times New Roman" w:hAnsi="Times New Roman" w:cs="Times New Roman"/>
           <w:lang w:eastAsia="zh-CN"/>
         </w:rPr>
-        <w:t>是平台中最重要的数据组织方式。组件应</w:t>
-      </w:r>
-      <w:proofErr w:type="gramStart"/>
-      <w:r>
-        <w:rPr>
-          <w:rFonts w:ascii="Times New Roman" w:hAnsi="Times New Roman" w:cs="Times New Roman"/>
-          <w:lang w:eastAsia="zh-CN"/>
-        </w:rPr>
-        <w:t>尽量只</w:t>
-      </w:r>
-      <w:proofErr w:type="gramEnd"/>
-      <w:r>
-        <w:rPr>
-          <w:rFonts w:ascii="Times New Roman" w:hAnsi="Times New Roman" w:cs="Times New Roman"/>
-          <w:lang w:eastAsia="zh-CN"/>
-        </w:rPr>
-        <w:t>保存数据，不包含复杂执行逻辑。通过组合不同组件，同一个</w:t>
+        <w:t>是平台中最重要的数据组织方式。组件应尽量只保存数据，不包含复杂执行逻辑。通过组合不同组件，同一个</w:t>
       </w:r>
       <w:r>
         <w:rPr>
@@ -10309,11 +9490,7 @@
         </w:rPr>
       </w:pPr>
       <w:r>
-        <w:t>表3-</w:t>
-      </w:r>
-      <w:proofErr w:type="gramStart"/>
-      <w:r>
-        <w:t xml:space="preserve">2 </w:t>
+        <w:t xml:space="preserve">表3-2 </w:t>
       </w:r>
       <w:r>
         <w:rPr>
@@ -10322,12 +9499,9 @@
         </w:rPr>
         <w:t xml:space="preserve"> </w:t>
       </w:r>
-      <w:proofErr w:type="spellStart"/>
       <w:r>
         <w:t>核心组件设计</w:t>
       </w:r>
-      <w:proofErr w:type="spellEnd"/>
-      <w:proofErr w:type="gramEnd"/>
     </w:p>
     <w:tbl>
       <w:tblPr>
@@ -10368,7 +9542,6 @@
                 <w:color w:val="FFFFFF" w:themeColor="background1"/>
               </w:rPr>
             </w:pPr>
-            <w:proofErr w:type="spellStart"/>
             <w:r>
               <w:rPr>
                 <w:rFonts w:ascii="Times New Roman" w:hAnsi="Times New Roman" w:cs="Times New Roman"/>
@@ -10378,7 +9551,6 @@
               </w:rPr>
               <w:t>组件名称</w:t>
             </w:r>
-            <w:proofErr w:type="spellEnd"/>
           </w:p>
         </w:tc>
         <w:tc>
@@ -10396,7 +9568,6 @@
                 <w:color w:val="FFFFFF" w:themeColor="background1"/>
               </w:rPr>
             </w:pPr>
-            <w:proofErr w:type="spellStart"/>
             <w:r>
               <w:rPr>
                 <w:rFonts w:ascii="Times New Roman" w:hAnsi="Times New Roman" w:cs="Times New Roman"/>
@@ -10406,7 +9577,6 @@
               </w:rPr>
               <w:t>职责</w:t>
             </w:r>
-            <w:proofErr w:type="spellEnd"/>
           </w:p>
         </w:tc>
         <w:tc>
@@ -10424,7 +9594,6 @@
                 <w:color w:val="FFFFFF" w:themeColor="background1"/>
               </w:rPr>
             </w:pPr>
-            <w:proofErr w:type="spellStart"/>
             <w:r>
               <w:rPr>
                 <w:rFonts w:ascii="Times New Roman" w:hAnsi="Times New Roman" w:cs="Times New Roman"/>
@@ -10434,7 +9603,6 @@
               </w:rPr>
               <w:t>示例字段</w:t>
             </w:r>
-            <w:proofErr w:type="spellEnd"/>
           </w:p>
         </w:tc>
       </w:tr>
@@ -10453,14 +9621,12 @@
                 <w:rFonts w:ascii="Times New Roman" w:hAnsi="Times New Roman" w:cs="Times New Roman"/>
               </w:rPr>
             </w:pPr>
-            <w:proofErr w:type="spellStart"/>
             <w:r>
               <w:rPr>
                 <w:rFonts w:ascii="Times New Roman" w:hAnsi="Times New Roman" w:cs="Times New Roman"/>
               </w:rPr>
               <w:t>TransformComponent</w:t>
             </w:r>
-            <w:proofErr w:type="spellEnd"/>
           </w:p>
         </w:tc>
         <w:tc>
@@ -10495,7 +9661,6 @@
                 <w:rFonts w:ascii="Times New Roman" w:hAnsi="Times New Roman" w:cs="Times New Roman"/>
               </w:rPr>
             </w:pPr>
-            <w:proofErr w:type="spellStart"/>
             <w:r>
               <w:rPr>
                 <w:rFonts w:ascii="Times New Roman" w:hAnsi="Times New Roman" w:cs="Times New Roman"/>
@@ -10526,7 +9691,6 @@
               </w:rPr>
               <w:t>scale</w:t>
             </w:r>
-            <w:proofErr w:type="spellEnd"/>
           </w:p>
         </w:tc>
       </w:tr>
@@ -10545,14 +9709,12 @@
                 <w:rFonts w:ascii="Times New Roman" w:hAnsi="Times New Roman" w:cs="Times New Roman"/>
               </w:rPr>
             </w:pPr>
-            <w:proofErr w:type="spellStart"/>
             <w:r>
               <w:rPr>
                 <w:rFonts w:ascii="Times New Roman" w:hAnsi="Times New Roman" w:cs="Times New Roman"/>
               </w:rPr>
               <w:t>RenderComponent</w:t>
             </w:r>
-            <w:proofErr w:type="spellEnd"/>
           </w:p>
         </w:tc>
         <w:tc>
@@ -10587,7 +9749,6 @@
                 <w:rFonts w:ascii="Times New Roman" w:hAnsi="Times New Roman" w:cs="Times New Roman"/>
               </w:rPr>
             </w:pPr>
-            <w:proofErr w:type="spellStart"/>
             <w:r>
               <w:rPr>
                 <w:rFonts w:ascii="Times New Roman" w:hAnsi="Times New Roman" w:cs="Times New Roman"/>
@@ -10630,7 +9791,6 @@
               </w:rPr>
               <w:t>renderLayer</w:t>
             </w:r>
-            <w:proofErr w:type="spellEnd"/>
           </w:p>
         </w:tc>
       </w:tr>
@@ -10649,14 +9809,12 @@
                 <w:rFonts w:ascii="Times New Roman" w:hAnsi="Times New Roman" w:cs="Times New Roman"/>
               </w:rPr>
             </w:pPr>
-            <w:proofErr w:type="spellStart"/>
             <w:r>
               <w:rPr>
                 <w:rFonts w:ascii="Times New Roman" w:hAnsi="Times New Roman" w:cs="Times New Roman"/>
               </w:rPr>
               <w:t>ColliderComponent</w:t>
             </w:r>
-            <w:proofErr w:type="spellEnd"/>
           </w:p>
         </w:tc>
         <w:tc>
@@ -10691,7 +9849,6 @@
                 <w:rFonts w:ascii="Times New Roman" w:hAnsi="Times New Roman" w:cs="Times New Roman"/>
               </w:rPr>
             </w:pPr>
-            <w:proofErr w:type="spellStart"/>
             <w:r>
               <w:rPr>
                 <w:rFonts w:ascii="Times New Roman" w:hAnsi="Times New Roman" w:cs="Times New Roman"/>
@@ -10734,7 +9891,6 @@
               </w:rPr>
               <w:t>boundaryMode</w:t>
             </w:r>
-            <w:proofErr w:type="spellEnd"/>
           </w:p>
         </w:tc>
       </w:tr>
@@ -10753,14 +9909,12 @@
                 <w:rFonts w:ascii="Times New Roman" w:hAnsi="Times New Roman" w:cs="Times New Roman"/>
               </w:rPr>
             </w:pPr>
-            <w:proofErr w:type="spellStart"/>
             <w:r>
               <w:rPr>
                 <w:rFonts w:ascii="Times New Roman" w:hAnsi="Times New Roman" w:cs="Times New Roman"/>
               </w:rPr>
               <w:t>SolverBindingComponent</w:t>
             </w:r>
-            <w:proofErr w:type="spellEnd"/>
           </w:p>
         </w:tc>
         <w:tc>
@@ -10795,7 +9949,6 @@
                 <w:rFonts w:ascii="Times New Roman" w:hAnsi="Times New Roman" w:cs="Times New Roman"/>
               </w:rPr>
             </w:pPr>
-            <w:proofErr w:type="spellStart"/>
             <w:r>
               <w:rPr>
                 <w:rFonts w:ascii="Times New Roman" w:hAnsi="Times New Roman" w:cs="Times New Roman"/>
@@ -10826,7 +9979,6 @@
               </w:rPr>
               <w:t>priority</w:t>
             </w:r>
-            <w:proofErr w:type="spellEnd"/>
           </w:p>
         </w:tc>
       </w:tr>
@@ -10845,14 +9997,12 @@
                 <w:rFonts w:ascii="Times New Roman" w:hAnsi="Times New Roman" w:cs="Times New Roman"/>
               </w:rPr>
             </w:pPr>
-            <w:proofErr w:type="spellStart"/>
             <w:r>
               <w:rPr>
                 <w:rFonts w:ascii="Times New Roman" w:hAnsi="Times New Roman" w:cs="Times New Roman"/>
               </w:rPr>
               <w:t>FluidComponent</w:t>
             </w:r>
-            <w:proofErr w:type="spellEnd"/>
           </w:p>
         </w:tc>
         <w:tc>
@@ -10866,28 +10016,24 @@
                 <w:rFonts w:ascii="Times New Roman" w:hAnsi="Times New Roman" w:cs="Times New Roman"/>
               </w:rPr>
             </w:pPr>
-            <w:proofErr w:type="spellStart"/>
             <w:r>
               <w:rPr>
                 <w:rFonts w:ascii="Times New Roman" w:hAnsi="Times New Roman" w:cs="Times New Roman"/>
               </w:rPr>
               <w:t>描述</w:t>
             </w:r>
-            <w:proofErr w:type="spellEnd"/>
             <w:r>
               <w:rPr>
                 <w:rFonts w:ascii="Times New Roman" w:hAnsi="Times New Roman" w:cs="Times New Roman"/>
               </w:rPr>
               <w:t xml:space="preserve"> PBF </w:t>
             </w:r>
-            <w:proofErr w:type="spellStart"/>
             <w:r>
               <w:rPr>
                 <w:rFonts w:ascii="Times New Roman" w:hAnsi="Times New Roman" w:cs="Times New Roman"/>
               </w:rPr>
               <w:t>流体参数</w:t>
             </w:r>
-            <w:proofErr w:type="spellEnd"/>
           </w:p>
         </w:tc>
         <w:tc>
@@ -10901,7 +10047,6 @@
                 <w:rFonts w:ascii="Times New Roman" w:hAnsi="Times New Roman" w:cs="Times New Roman"/>
               </w:rPr>
             </w:pPr>
-            <w:proofErr w:type="spellStart"/>
             <w:r>
               <w:rPr>
                 <w:rFonts w:ascii="Times New Roman" w:hAnsi="Times New Roman" w:cs="Times New Roman"/>
@@ -10932,7 +10077,6 @@
               </w:rPr>
               <w:t>stiffness</w:t>
             </w:r>
-            <w:proofErr w:type="spellEnd"/>
           </w:p>
         </w:tc>
       </w:tr>
@@ -10951,14 +10095,12 @@
                 <w:rFonts w:ascii="Times New Roman" w:hAnsi="Times New Roman" w:cs="Times New Roman"/>
               </w:rPr>
             </w:pPr>
-            <w:proofErr w:type="spellStart"/>
             <w:r>
               <w:rPr>
                 <w:rFonts w:ascii="Times New Roman" w:hAnsi="Times New Roman" w:cs="Times New Roman"/>
               </w:rPr>
               <w:t>SandComponent</w:t>
             </w:r>
-            <w:proofErr w:type="spellEnd"/>
           </w:p>
         </w:tc>
         <w:tc>
@@ -10972,28 +10114,24 @@
                 <w:rFonts w:ascii="Times New Roman" w:hAnsi="Times New Roman" w:cs="Times New Roman"/>
               </w:rPr>
             </w:pPr>
-            <w:proofErr w:type="spellStart"/>
             <w:r>
               <w:rPr>
                 <w:rFonts w:ascii="Times New Roman" w:hAnsi="Times New Roman" w:cs="Times New Roman"/>
               </w:rPr>
               <w:t>描述</w:t>
             </w:r>
-            <w:proofErr w:type="spellEnd"/>
             <w:r>
               <w:rPr>
                 <w:rFonts w:ascii="Times New Roman" w:hAnsi="Times New Roman" w:cs="Times New Roman"/>
               </w:rPr>
               <w:t xml:space="preserve"> MPM </w:t>
             </w:r>
-            <w:proofErr w:type="spellStart"/>
             <w:r>
               <w:rPr>
                 <w:rFonts w:ascii="Times New Roman" w:hAnsi="Times New Roman" w:cs="Times New Roman"/>
               </w:rPr>
               <w:t>沙子参数</w:t>
             </w:r>
-            <w:proofErr w:type="spellEnd"/>
           </w:p>
         </w:tc>
         <w:tc>
@@ -11007,7 +10145,6 @@
                 <w:rFonts w:ascii="Times New Roman" w:hAnsi="Times New Roman" w:cs="Times New Roman"/>
               </w:rPr>
             </w:pPr>
-            <w:proofErr w:type="spellStart"/>
             <w:r>
               <w:rPr>
                 <w:rFonts w:ascii="Times New Roman" w:hAnsi="Times New Roman" w:cs="Times New Roman"/>
@@ -11050,7 +10187,6 @@
               </w:rPr>
               <w:t>particleRadius</w:t>
             </w:r>
-            <w:proofErr w:type="spellEnd"/>
           </w:p>
         </w:tc>
       </w:tr>
@@ -11069,14 +10205,12 @@
                 <w:rFonts w:ascii="Times New Roman" w:hAnsi="Times New Roman" w:cs="Times New Roman"/>
               </w:rPr>
             </w:pPr>
-            <w:proofErr w:type="spellStart"/>
             <w:r>
               <w:rPr>
                 <w:rFonts w:ascii="Times New Roman" w:hAnsi="Times New Roman" w:cs="Times New Roman"/>
               </w:rPr>
               <w:t>SmokeComponent</w:t>
             </w:r>
-            <w:proofErr w:type="spellEnd"/>
           </w:p>
         </w:tc>
         <w:tc>
@@ -11090,28 +10224,24 @@
                 <w:rFonts w:ascii="Times New Roman" w:hAnsi="Times New Roman" w:cs="Times New Roman"/>
               </w:rPr>
             </w:pPr>
-            <w:proofErr w:type="spellStart"/>
             <w:r>
               <w:rPr>
                 <w:rFonts w:ascii="Times New Roman" w:hAnsi="Times New Roman" w:cs="Times New Roman"/>
               </w:rPr>
               <w:t>描述</w:t>
             </w:r>
-            <w:proofErr w:type="spellEnd"/>
             <w:r>
               <w:rPr>
                 <w:rFonts w:ascii="Times New Roman" w:hAnsi="Times New Roman" w:cs="Times New Roman"/>
               </w:rPr>
               <w:t xml:space="preserve"> LBM </w:t>
             </w:r>
-            <w:proofErr w:type="spellStart"/>
             <w:r>
               <w:rPr>
                 <w:rFonts w:ascii="Times New Roman" w:hAnsi="Times New Roman" w:cs="Times New Roman"/>
               </w:rPr>
               <w:t>烟雾参数</w:t>
             </w:r>
-            <w:proofErr w:type="spellEnd"/>
           </w:p>
         </w:tc>
         <w:tc>
@@ -11125,7 +10255,6 @@
                 <w:rFonts w:ascii="Times New Roman" w:hAnsi="Times New Roman" w:cs="Times New Roman"/>
               </w:rPr>
             </w:pPr>
-            <w:proofErr w:type="spellStart"/>
             <w:r>
               <w:rPr>
                 <w:rFonts w:ascii="Times New Roman" w:hAnsi="Times New Roman" w:cs="Times New Roman"/>
@@ -11168,7 +10297,6 @@
               </w:rPr>
               <w:t>dissipation</w:t>
             </w:r>
-            <w:proofErr w:type="spellEnd"/>
           </w:p>
         </w:tc>
       </w:tr>
@@ -11187,14 +10315,12 @@
                 <w:rFonts w:ascii="Times New Roman" w:hAnsi="Times New Roman" w:cs="Times New Roman"/>
               </w:rPr>
             </w:pPr>
-            <w:proofErr w:type="spellStart"/>
             <w:r>
               <w:rPr>
                 <w:rFonts w:ascii="Times New Roman" w:hAnsi="Times New Roman" w:cs="Times New Roman"/>
               </w:rPr>
               <w:t>ForceFieldComponent</w:t>
             </w:r>
-            <w:proofErr w:type="spellEnd"/>
           </w:p>
         </w:tc>
         <w:tc>
@@ -11208,14 +10334,12 @@
                 <w:rFonts w:ascii="Times New Roman" w:hAnsi="Times New Roman" w:cs="Times New Roman"/>
               </w:rPr>
             </w:pPr>
-            <w:proofErr w:type="spellStart"/>
             <w:r>
               <w:rPr>
                 <w:rFonts w:ascii="Times New Roman" w:hAnsi="Times New Roman" w:cs="Times New Roman"/>
               </w:rPr>
               <w:t>描述外力场</w:t>
             </w:r>
-            <w:proofErr w:type="spellEnd"/>
           </w:p>
         </w:tc>
         <w:tc>
@@ -11229,7 +10353,6 @@
                 <w:rFonts w:ascii="Times New Roman" w:hAnsi="Times New Roman" w:cs="Times New Roman"/>
               </w:rPr>
             </w:pPr>
-            <w:proofErr w:type="spellStart"/>
             <w:r>
               <w:rPr>
                 <w:rFonts w:ascii="Times New Roman" w:hAnsi="Times New Roman" w:cs="Times New Roman"/>
@@ -11272,7 +10395,6 @@
               </w:rPr>
               <w:t>falloff</w:t>
             </w:r>
-            <w:proofErr w:type="spellEnd"/>
           </w:p>
         </w:tc>
       </w:tr>
@@ -11291,14 +10413,12 @@
                 <w:rFonts w:ascii="Times New Roman" w:hAnsi="Times New Roman" w:cs="Times New Roman"/>
               </w:rPr>
             </w:pPr>
-            <w:proofErr w:type="spellStart"/>
             <w:r>
               <w:rPr>
                 <w:rFonts w:ascii="Times New Roman" w:hAnsi="Times New Roman" w:cs="Times New Roman"/>
               </w:rPr>
               <w:t>CouplingComponent</w:t>
             </w:r>
-            <w:proofErr w:type="spellEnd"/>
           </w:p>
         </w:tc>
         <w:tc>
@@ -11312,14 +10432,12 @@
                 <w:rFonts w:ascii="Times New Roman" w:hAnsi="Times New Roman" w:cs="Times New Roman"/>
               </w:rPr>
             </w:pPr>
-            <w:proofErr w:type="spellStart"/>
             <w:r>
               <w:rPr>
                 <w:rFonts w:ascii="Times New Roman" w:hAnsi="Times New Roman" w:cs="Times New Roman"/>
               </w:rPr>
               <w:t>描述实体间耦合关系</w:t>
             </w:r>
-            <w:proofErr w:type="spellEnd"/>
           </w:p>
         </w:tc>
         <w:tc>
@@ -11333,7 +10451,6 @@
                 <w:rFonts w:ascii="Times New Roman" w:hAnsi="Times New Roman" w:cs="Times New Roman"/>
               </w:rPr>
             </w:pPr>
-            <w:proofErr w:type="spellStart"/>
             <w:r>
               <w:rPr>
                 <w:rFonts w:ascii="Times New Roman" w:hAnsi="Times New Roman" w:cs="Times New Roman"/>
@@ -11376,7 +10493,6 @@
               </w:rPr>
               <w:t>feedback</w:t>
             </w:r>
-            <w:proofErr w:type="spellEnd"/>
           </w:p>
         </w:tc>
       </w:tr>
@@ -11401,7 +10517,6 @@
         <w:lastRenderedPageBreak/>
         <w:t xml:space="preserve">System </w:t>
       </w:r>
-      <w:proofErr w:type="spellStart"/>
       <w:r>
         <w:rPr>
           <w:rFonts w:ascii="Times New Roman" w:hAnsi="Times New Roman" w:cs="Times New Roman"/>
@@ -11409,7 +10524,6 @@
         <w:t>调度</w:t>
       </w:r>
       <w:bookmarkEnd w:id="15"/>
-      <w:proofErr w:type="spellEnd"/>
     </w:p>
     <w:p>
       <w:pPr>
@@ -11441,63 +10555,36 @@
           <w:rFonts w:hint="eastAsia"/>
         </w:rPr>
       </w:pPr>
-      <w:proofErr w:type="spellStart"/>
-      <w:r>
-        <w:rPr>
-          <w:rFonts w:ascii="Times New Roman" w:hAnsi="Times New Roman" w:cs="Times New Roman"/>
-        </w:rPr>
-        <w:t>SolverDispatchSystem</w:t>
-      </w:r>
-      <w:proofErr w:type="spellEnd"/>
-      <w:r>
-        <w:rPr>
-          <w:rFonts w:ascii="Times New Roman" w:hAnsi="Times New Roman" w:cs="Times New Roman"/>
-        </w:rPr>
-        <w:t xml:space="preserve"> </w:t>
-      </w:r>
-      <w:proofErr w:type="spellStart"/>
+      <w:r>
+        <w:rPr>
+          <w:rFonts w:ascii="Times New Roman" w:hAnsi="Times New Roman" w:cs="Times New Roman"/>
+        </w:rPr>
+        <w:t xml:space="preserve">SolverDispatchSystem </w:t>
+      </w:r>
       <w:r>
         <w:rPr>
           <w:rFonts w:ascii="Times New Roman" w:hAnsi="Times New Roman" w:cs="Times New Roman"/>
         </w:rPr>
         <w:t>是平台连接</w:t>
       </w:r>
-      <w:proofErr w:type="spellEnd"/>
       <w:r>
         <w:rPr>
           <w:rFonts w:ascii="Times New Roman" w:hAnsi="Times New Roman" w:cs="Times New Roman"/>
         </w:rPr>
         <w:t xml:space="preserve"> ECS </w:t>
       </w:r>
-      <w:proofErr w:type="spellStart"/>
       <w:r>
         <w:rPr>
           <w:rFonts w:ascii="Times New Roman" w:hAnsi="Times New Roman" w:cs="Times New Roman"/>
         </w:rPr>
         <w:t>与底层求解器的关键系统。它根据</w:t>
       </w:r>
-      <w:proofErr w:type="spellEnd"/>
-      <w:r>
-        <w:rPr>
-          <w:rFonts w:ascii="Times New Roman" w:hAnsi="Times New Roman" w:cs="Times New Roman"/>
-        </w:rPr>
-        <w:t xml:space="preserve"> </w:t>
-      </w:r>
-      <w:proofErr w:type="spellStart"/>
-      <w:r>
-        <w:rPr>
-          <w:rFonts w:ascii="Times New Roman" w:hAnsi="Times New Roman" w:cs="Times New Roman"/>
-        </w:rPr>
-        <w:t>SolverBindingComponent</w:t>
-      </w:r>
-      <w:proofErr w:type="spellEnd"/>
-      <w:r>
-        <w:rPr>
-          <w:rFonts w:ascii="Times New Roman" w:hAnsi="Times New Roman" w:cs="Times New Roman"/>
-        </w:rPr>
-        <w:t xml:space="preserve"> </w:t>
-      </w:r>
-      <w:proofErr w:type="spellStart"/>
+      <w:r>
+        <w:rPr>
+          <w:rFonts w:ascii="Times New Roman" w:hAnsi="Times New Roman" w:cs="Times New Roman"/>
+        </w:rPr>
+        <w:t xml:space="preserve"> SolverBindingComponent </w:t>
+      </w:r>
       <w:r>
         <w:rPr>
           <w:rFonts w:ascii="Times New Roman" w:hAnsi="Times New Roman" w:cs="Times New Roman"/>
@@ -11520,14 +10607,7 @@
         <w:rPr>
           <w:rFonts w:ascii="Times New Roman" w:hAnsi="Times New Roman" w:cs="Times New Roman"/>
         </w:rPr>
-        <w:t>MPM</w:t>
-      </w:r>
-      <w:proofErr w:type="spellEnd"/>
-      <w:r>
-        <w:rPr>
-          <w:rFonts w:ascii="Times New Roman" w:hAnsi="Times New Roman" w:cs="Times New Roman"/>
-        </w:rPr>
-        <w:t xml:space="preserve"> </w:t>
+        <w:t xml:space="preserve">MPM </w:t>
       </w:r>
       <w:r>
         <w:rPr>
@@ -11541,33 +10621,23 @@
         </w:rPr>
         <w:t xml:space="preserve"> LBM </w:t>
       </w:r>
-      <w:proofErr w:type="spellStart"/>
       <w:r>
         <w:rPr>
           <w:rFonts w:ascii="Times New Roman" w:hAnsi="Times New Roman" w:cs="Times New Roman"/>
         </w:rPr>
         <w:t>可以拥有完全不同的数据结构和</w:t>
       </w:r>
-      <w:proofErr w:type="spellEnd"/>
       <w:r>
         <w:rPr>
           <w:rFonts w:ascii="Times New Roman" w:hAnsi="Times New Roman" w:cs="Times New Roman"/>
         </w:rPr>
         <w:t xml:space="preserve"> GPU </w:t>
       </w:r>
-      <w:proofErr w:type="spellStart"/>
-      <w:r>
-        <w:rPr>
-          <w:rFonts w:ascii="Times New Roman" w:hAnsi="Times New Roman" w:cs="Times New Roman"/>
-        </w:rPr>
-        <w:t>计算管线，但在平台层面被统一调度</w:t>
-      </w:r>
-      <w:proofErr w:type="spellEnd"/>
-      <w:r>
-        <w:rPr>
-          <w:rFonts w:ascii="Times New Roman" w:hAnsi="Times New Roman" w:cs="Times New Roman"/>
-        </w:rPr>
-        <w:t>。</w:t>
+      <w:r>
+        <w:rPr>
+          <w:rFonts w:ascii="Times New Roman" w:hAnsi="Times New Roman" w:cs="Times New Roman"/>
+        </w:rPr>
+        <w:t>计算管线，但在平台层面被统一调度。</w:t>
       </w:r>
     </w:p>
     <w:p>
@@ -11583,12 +10653,10 @@
         </w:rPr>
       </w:pPr>
       <w:bookmarkStart w:id="16" w:name="_Toc9806"/>
-      <w:proofErr w:type="spellStart"/>
       <w:r>
         <w:t>数据流与生命周期</w:t>
       </w:r>
       <w:bookmarkEnd w:id="16"/>
-      <w:proofErr w:type="spellEnd"/>
     </w:p>
     <w:p>
       <w:pPr>
@@ -11673,7 +10741,6 @@
                 <w:color w:val="FFFFFF" w:themeColor="background1"/>
               </w:rPr>
             </w:pPr>
-            <w:proofErr w:type="spellStart"/>
             <w:r>
               <w:rPr>
                 <w:rFonts w:ascii="Times New Roman" w:hAnsi="Times New Roman" w:cs="Times New Roman"/>
@@ -11683,7 +10750,6 @@
               </w:rPr>
               <w:t>阶段</w:t>
             </w:r>
-            <w:proofErr w:type="spellEnd"/>
           </w:p>
         </w:tc>
         <w:tc>
@@ -11701,7 +10767,6 @@
                 <w:color w:val="FFFFFF" w:themeColor="background1"/>
               </w:rPr>
             </w:pPr>
-            <w:proofErr w:type="spellStart"/>
             <w:r>
               <w:rPr>
                 <w:rFonts w:ascii="Times New Roman" w:hAnsi="Times New Roman" w:cs="Times New Roman"/>
@@ -11711,7 +10776,6 @@
               </w:rPr>
               <w:t>主要输入</w:t>
             </w:r>
-            <w:proofErr w:type="spellEnd"/>
           </w:p>
         </w:tc>
         <w:tc>
@@ -11729,7 +10793,6 @@
                 <w:color w:val="FFFFFF" w:themeColor="background1"/>
               </w:rPr>
             </w:pPr>
-            <w:proofErr w:type="spellStart"/>
             <w:r>
               <w:rPr>
                 <w:rFonts w:ascii="Times New Roman" w:hAnsi="Times New Roman" w:cs="Times New Roman"/>
@@ -11739,7 +10802,6 @@
               </w:rPr>
               <w:t>主要输出</w:t>
             </w:r>
-            <w:proofErr w:type="spellEnd"/>
           </w:p>
         </w:tc>
       </w:tr>
@@ -11758,14 +10820,12 @@
                 <w:rFonts w:ascii="Times New Roman" w:hAnsi="Times New Roman" w:cs="Times New Roman"/>
               </w:rPr>
             </w:pPr>
-            <w:proofErr w:type="spellStart"/>
             <w:r>
               <w:rPr>
                 <w:rFonts w:ascii="Times New Roman" w:hAnsi="Times New Roman" w:cs="Times New Roman"/>
               </w:rPr>
               <w:t>项目创建</w:t>
             </w:r>
-            <w:proofErr w:type="spellEnd"/>
           </w:p>
         </w:tc>
         <w:tc>
@@ -11779,14 +10839,12 @@
                 <w:rFonts w:ascii="Times New Roman" w:hAnsi="Times New Roman" w:cs="Times New Roman"/>
               </w:rPr>
             </w:pPr>
-            <w:proofErr w:type="spellStart"/>
             <w:r>
               <w:rPr>
                 <w:rFonts w:ascii="Times New Roman" w:hAnsi="Times New Roman" w:cs="Times New Roman"/>
               </w:rPr>
               <w:t>项目模板、算法类型</w:t>
             </w:r>
-            <w:proofErr w:type="spellEnd"/>
           </w:p>
         </w:tc>
         <w:tc>
@@ -11810,14 +10868,7 @@
               <w:rPr>
                 <w:rFonts w:ascii="Times New Roman" w:hAnsi="Times New Roman" w:cs="Times New Roman"/>
               </w:rPr>
-              <w:t xml:space="preserve"> ECS </w:t>
-            </w:r>
-            <w:proofErr w:type="spellStart"/>
-            <w:r>
-              <w:rPr>
-                <w:rFonts w:ascii="Times New Roman" w:hAnsi="Times New Roman" w:cs="Times New Roman"/>
-              </w:rPr>
-              <w:t>World</w:t>
+              <w:t xml:space="preserve"> ECS World</w:t>
             </w:r>
             <w:r>
               <w:rPr>
@@ -11825,7 +10876,6 @@
               </w:rPr>
               <w:t>、默认配置</w:t>
             </w:r>
-            <w:proofErr w:type="spellEnd"/>
           </w:p>
         </w:tc>
       </w:tr>
@@ -11844,14 +10894,12 @@
                 <w:rFonts w:ascii="Times New Roman" w:hAnsi="Times New Roman" w:cs="Times New Roman"/>
               </w:rPr>
             </w:pPr>
-            <w:proofErr w:type="spellStart"/>
             <w:r>
               <w:rPr>
                 <w:rFonts w:ascii="Times New Roman" w:hAnsi="Times New Roman" w:cs="Times New Roman"/>
               </w:rPr>
               <w:t>资源导入</w:t>
             </w:r>
-            <w:proofErr w:type="spellEnd"/>
           </w:p>
         </w:tc>
         <w:tc>
@@ -11900,7 +10948,6 @@
                 <w:rFonts w:ascii="Times New Roman" w:hAnsi="Times New Roman" w:cs="Times New Roman"/>
               </w:rPr>
             </w:pPr>
-            <w:proofErr w:type="spellStart"/>
             <w:r>
               <w:rPr>
                 <w:rFonts w:ascii="Times New Roman" w:hAnsi="Times New Roman" w:cs="Times New Roman"/>
@@ -11917,14 +10964,7 @@
               <w:rPr>
                 <w:rFonts w:ascii="Times New Roman" w:hAnsi="Times New Roman" w:cs="Times New Roman"/>
               </w:rPr>
-              <w:t>Runtime</w:t>
-            </w:r>
-            <w:proofErr w:type="spellEnd"/>
-            <w:r>
-              <w:rPr>
-                <w:rFonts w:ascii="Times New Roman" w:hAnsi="Times New Roman" w:cs="Times New Roman"/>
-              </w:rPr>
-              <w:t xml:space="preserve"> Resource</w:t>
+              <w:t>Runtime Resource</w:t>
             </w:r>
           </w:p>
         </w:tc>
@@ -11944,14 +10984,12 @@
                 <w:rFonts w:ascii="Times New Roman" w:hAnsi="Times New Roman" w:cs="Times New Roman"/>
               </w:rPr>
             </w:pPr>
-            <w:proofErr w:type="spellStart"/>
             <w:r>
               <w:rPr>
                 <w:rFonts w:ascii="Times New Roman" w:hAnsi="Times New Roman" w:cs="Times New Roman"/>
               </w:rPr>
               <w:t>场景构建</w:t>
             </w:r>
-            <w:proofErr w:type="spellEnd"/>
           </w:p>
         </w:tc>
         <w:tc>
@@ -11965,14 +11003,12 @@
                 <w:rFonts w:ascii="Times New Roman" w:hAnsi="Times New Roman" w:cs="Times New Roman"/>
               </w:rPr>
             </w:pPr>
-            <w:proofErr w:type="spellStart"/>
             <w:r>
               <w:rPr>
                 <w:rFonts w:ascii="Times New Roman" w:hAnsi="Times New Roman" w:cs="Times New Roman"/>
               </w:rPr>
               <w:t>实体与组件编辑</w:t>
             </w:r>
-            <w:proofErr w:type="spellEnd"/>
           </w:p>
         </w:tc>
         <w:tc>
@@ -11986,28 +11022,24 @@
                 <w:rFonts w:ascii="Times New Roman" w:hAnsi="Times New Roman" w:cs="Times New Roman"/>
               </w:rPr>
             </w:pPr>
-            <w:proofErr w:type="spellStart"/>
             <w:r>
               <w:rPr>
                 <w:rFonts w:ascii="Times New Roman" w:hAnsi="Times New Roman" w:cs="Times New Roman"/>
               </w:rPr>
               <w:t>完整</w:t>
             </w:r>
-            <w:proofErr w:type="spellEnd"/>
             <w:r>
               <w:rPr>
                 <w:rFonts w:ascii="Times New Roman" w:hAnsi="Times New Roman" w:cs="Times New Roman"/>
               </w:rPr>
               <w:t xml:space="preserve"> ECS </w:t>
             </w:r>
-            <w:proofErr w:type="spellStart"/>
             <w:r>
               <w:rPr>
                 <w:rFonts w:ascii="Times New Roman" w:hAnsi="Times New Roman" w:cs="Times New Roman"/>
               </w:rPr>
               <w:t>场景</w:t>
             </w:r>
-            <w:proofErr w:type="spellEnd"/>
           </w:p>
         </w:tc>
       </w:tr>
@@ -12026,14 +11058,12 @@
                 <w:rFonts w:ascii="Times New Roman" w:hAnsi="Times New Roman" w:cs="Times New Roman"/>
               </w:rPr>
             </w:pPr>
-            <w:proofErr w:type="spellStart"/>
             <w:r>
               <w:rPr>
                 <w:rFonts w:ascii="Times New Roman" w:hAnsi="Times New Roman" w:cs="Times New Roman"/>
               </w:rPr>
               <w:t>运行预览</w:t>
             </w:r>
-            <w:proofErr w:type="spellEnd"/>
           </w:p>
         </w:tc>
         <w:tc>
@@ -12101,14 +11131,12 @@
                 <w:rFonts w:ascii="Times New Roman" w:hAnsi="Times New Roman" w:cs="Times New Roman"/>
               </w:rPr>
             </w:pPr>
-            <w:proofErr w:type="spellStart"/>
             <w:r>
               <w:rPr>
                 <w:rFonts w:ascii="Times New Roman" w:hAnsi="Times New Roman" w:cs="Times New Roman"/>
               </w:rPr>
               <w:t>配置导出</w:t>
             </w:r>
-            <w:proofErr w:type="spellEnd"/>
           </w:p>
         </w:tc>
         <w:tc>
@@ -12122,14 +11150,12 @@
                 <w:rFonts w:ascii="Times New Roman" w:hAnsi="Times New Roman" w:cs="Times New Roman"/>
               </w:rPr>
             </w:pPr>
-            <w:proofErr w:type="spellStart"/>
             <w:r>
               <w:rPr>
                 <w:rFonts w:ascii="Times New Roman" w:hAnsi="Times New Roman" w:cs="Times New Roman"/>
               </w:rPr>
               <w:t>场景状态、资源引用</w:t>
             </w:r>
-            <w:proofErr w:type="spellEnd"/>
           </w:p>
         </w:tc>
         <w:tc>
@@ -12143,14 +11169,12 @@
                 <w:rFonts w:ascii="Times New Roman" w:hAnsi="Times New Roman" w:cs="Times New Roman"/>
               </w:rPr>
             </w:pPr>
-            <w:proofErr w:type="spellStart"/>
             <w:r>
               <w:rPr>
                 <w:rFonts w:ascii="Times New Roman" w:hAnsi="Times New Roman" w:cs="Times New Roman"/>
               </w:rPr>
               <w:t>跨端场景配置文件</w:t>
             </w:r>
-            <w:proofErr w:type="spellEnd"/>
           </w:p>
         </w:tc>
       </w:tr>
@@ -12169,14 +11193,12 @@
                 <w:rFonts w:ascii="Times New Roman" w:hAnsi="Times New Roman" w:cs="Times New Roman"/>
               </w:rPr>
             </w:pPr>
-            <w:proofErr w:type="spellStart"/>
             <w:r>
               <w:rPr>
                 <w:rFonts w:ascii="Times New Roman" w:hAnsi="Times New Roman" w:cs="Times New Roman"/>
               </w:rPr>
               <w:t>移动端加载</w:t>
             </w:r>
-            <w:proofErr w:type="spellEnd"/>
           </w:p>
         </w:tc>
         <w:tc>
@@ -12190,14 +11212,12 @@
                 <w:rFonts w:ascii="Times New Roman" w:hAnsi="Times New Roman" w:cs="Times New Roman"/>
               </w:rPr>
             </w:pPr>
-            <w:proofErr w:type="spellStart"/>
             <w:r>
               <w:rPr>
                 <w:rFonts w:ascii="Times New Roman" w:hAnsi="Times New Roman" w:cs="Times New Roman"/>
               </w:rPr>
               <w:t>配置文件、设备档位</w:t>
             </w:r>
-            <w:proofErr w:type="spellEnd"/>
           </w:p>
         </w:tc>
         <w:tc>
@@ -12211,26 +11231,17 @@
                 <w:rFonts w:ascii="Times New Roman" w:hAnsi="Times New Roman" w:cs="Times New Roman"/>
               </w:rPr>
             </w:pPr>
-            <w:proofErr w:type="spellStart"/>
             <w:r>
               <w:rPr>
                 <w:rFonts w:ascii="Times New Roman" w:hAnsi="Times New Roman" w:cs="Times New Roman"/>
               </w:rPr>
               <w:t>移动端</w:t>
             </w:r>
-            <w:proofErr w:type="spellEnd"/>
-            <w:r>
-              <w:rPr>
-                <w:rFonts w:ascii="Times New Roman" w:hAnsi="Times New Roman" w:cs="Times New Roman"/>
-              </w:rPr>
-              <w:t xml:space="preserve"> ECS </w:t>
-            </w:r>
-            <w:proofErr w:type="spellStart"/>
-            <w:r>
-              <w:rPr>
-                <w:rFonts w:ascii="Times New Roman" w:hAnsi="Times New Roman" w:cs="Times New Roman"/>
-              </w:rPr>
-              <w:t>World</w:t>
+            <w:r>
+              <w:rPr>
+                <w:rFonts w:ascii="Times New Roman" w:hAnsi="Times New Roman" w:cs="Times New Roman"/>
+              </w:rPr>
+              <w:t xml:space="preserve"> ECS World</w:t>
             </w:r>
             <w:r>
               <w:rPr>
@@ -12242,23 +11253,14 @@
               <w:rPr>
                 <w:rFonts w:ascii="Times New Roman" w:hAnsi="Times New Roman" w:cs="Times New Roman"/>
               </w:rPr>
-              <w:t>GPU</w:t>
-            </w:r>
-            <w:proofErr w:type="spellEnd"/>
-            <w:r>
-              <w:rPr>
-                <w:rFonts w:ascii="Times New Roman" w:hAnsi="Times New Roman" w:cs="Times New Roman"/>
-              </w:rPr>
-              <w:t xml:space="preserve"> </w:t>
-            </w:r>
-            <w:proofErr w:type="spellStart"/>
+              <w:t xml:space="preserve">GPU </w:t>
+            </w:r>
             <w:r>
               <w:rPr>
                 <w:rFonts w:ascii="Times New Roman" w:hAnsi="Times New Roman" w:cs="Times New Roman"/>
               </w:rPr>
               <w:t>资源</w:t>
             </w:r>
-            <w:proofErr w:type="spellEnd"/>
           </w:p>
         </w:tc>
       </w:tr>
@@ -12277,14 +11279,12 @@
                 <w:rFonts w:ascii="Times New Roman" w:hAnsi="Times New Roman" w:cs="Times New Roman"/>
               </w:rPr>
             </w:pPr>
-            <w:proofErr w:type="spellStart"/>
             <w:r>
               <w:rPr>
                 <w:rFonts w:ascii="Times New Roman" w:hAnsi="Times New Roman" w:cs="Times New Roman"/>
               </w:rPr>
               <w:t>资源释放</w:t>
             </w:r>
-            <w:proofErr w:type="spellEnd"/>
           </w:p>
         </w:tc>
         <w:tc>
@@ -12319,26 +11319,17 @@
                 <w:rFonts w:ascii="Times New Roman" w:hAnsi="Times New Roman" w:cs="Times New Roman"/>
               </w:rPr>
             </w:pPr>
-            <w:proofErr w:type="spellStart"/>
             <w:r>
               <w:rPr>
                 <w:rFonts w:ascii="Times New Roman" w:hAnsi="Times New Roman" w:cs="Times New Roman"/>
               </w:rPr>
               <w:t>释放</w:t>
             </w:r>
-            <w:proofErr w:type="spellEnd"/>
-            <w:r>
-              <w:rPr>
-                <w:rFonts w:ascii="Times New Roman" w:hAnsi="Times New Roman" w:cs="Times New Roman"/>
-              </w:rPr>
-              <w:t xml:space="preserve"> </w:t>
-            </w:r>
-            <w:proofErr w:type="spellStart"/>
-            <w:r>
-              <w:rPr>
-                <w:rFonts w:ascii="Times New Roman" w:hAnsi="Times New Roman" w:cs="Times New Roman"/>
-              </w:rPr>
-              <w:t>Buffer</w:t>
+            <w:r>
+              <w:rPr>
+                <w:rFonts w:ascii="Times New Roman" w:hAnsi="Times New Roman" w:cs="Times New Roman"/>
+              </w:rPr>
+              <w:t xml:space="preserve"> Buffer</w:t>
             </w:r>
             <w:r>
               <w:rPr>
@@ -12358,7 +11349,6 @@
               </w:rPr>
               <w:t>、插件上下文</w:t>
             </w:r>
-            <w:proofErr w:type="spellEnd"/>
           </w:p>
         </w:tc>
       </w:tr>
@@ -12368,13 +11358,11 @@
         <w:pStyle w:val="1"/>
       </w:pPr>
       <w:bookmarkStart w:id="17" w:name="_Toc14028"/>
-      <w:proofErr w:type="spellStart"/>
       <w:r>
         <w:lastRenderedPageBreak/>
         <w:t>多算法求解器框架</w:t>
       </w:r>
       <w:bookmarkEnd w:id="17"/>
-      <w:proofErr w:type="spellEnd"/>
     </w:p>
     <w:p>
       <w:pPr>
@@ -12389,12 +11377,10 @@
         </w:rPr>
       </w:pPr>
       <w:bookmarkStart w:id="18" w:name="_Toc5758"/>
-      <w:proofErr w:type="spellStart"/>
       <w:r>
         <w:t>求解器抽象接口</w:t>
       </w:r>
       <w:bookmarkEnd w:id="18"/>
-      <w:proofErr w:type="spellEnd"/>
     </w:p>
     <w:p>
       <w:pPr>
@@ -12466,51 +11452,25 @@
           <w:rFonts w:ascii="Times New Roman" w:hAnsi="Times New Roman" w:cs="Times New Roman"/>
           <w:lang w:eastAsia="zh-CN"/>
         </w:rPr>
-        <w:t>，并通过统一</w:t>
-      </w:r>
-      <w:proofErr w:type="gramStart"/>
-      <w:r>
-        <w:rPr>
-          <w:rFonts w:ascii="Times New Roman" w:hAnsi="Times New Roman" w:cs="Times New Roman"/>
-          <w:lang w:eastAsia="zh-CN"/>
-        </w:rPr>
-        <w:t>调度器</w:t>
-      </w:r>
-      <w:proofErr w:type="gramEnd"/>
-      <w:r>
-        <w:rPr>
-          <w:rFonts w:ascii="Times New Roman" w:hAnsi="Times New Roman" w:cs="Times New Roman"/>
-          <w:lang w:eastAsia="zh-CN"/>
-        </w:rPr>
-        <w:t>发送参数和命令。</w:t>
-      </w:r>
-      <w:proofErr w:type="spellStart"/>
+        <w:t>，并通过统一调度器发送参数和命令。</w:t>
+      </w:r>
       <w:r>
         <w:rPr>
           <w:rFonts w:ascii="Times New Roman" w:hAnsi="Times New Roman" w:cs="Times New Roman"/>
         </w:rPr>
         <w:t>具体粒子缓冲、网格纹理、分布函数或</w:t>
       </w:r>
-      <w:proofErr w:type="spellEnd"/>
       <w:r>
         <w:rPr>
           <w:rFonts w:ascii="Times New Roman" w:hAnsi="Times New Roman" w:cs="Times New Roman"/>
         </w:rPr>
         <w:t xml:space="preserve"> Compute Pass </w:t>
       </w:r>
-      <w:proofErr w:type="spellStart"/>
-      <w:r>
-        <w:rPr>
-          <w:rFonts w:ascii="Times New Roman" w:hAnsi="Times New Roman" w:cs="Times New Roman"/>
-        </w:rPr>
-        <w:t>由各自求解器内部维护</w:t>
-      </w:r>
-      <w:proofErr w:type="spellEnd"/>
-      <w:r>
-        <w:rPr>
-          <w:rFonts w:ascii="Times New Roman" w:hAnsi="Times New Roman" w:cs="Times New Roman"/>
-        </w:rPr>
-        <w:t>。</w:t>
+      <w:r>
+        <w:rPr>
+          <w:rFonts w:ascii="Times New Roman" w:hAnsi="Times New Roman" w:cs="Times New Roman"/>
+        </w:rPr>
+        <w:t>由各自求解器内部维护。</w:t>
       </w:r>
     </w:p>
     <w:p>
@@ -12526,12 +11486,10 @@
         </w:rPr>
       </w:pPr>
       <w:bookmarkStart w:id="19" w:name="_Toc18964"/>
-      <w:proofErr w:type="spellStart"/>
       <w:r>
         <w:t>PBF流体求解器</w:t>
       </w:r>
       <w:bookmarkEnd w:id="19"/>
-      <w:proofErr w:type="spellEnd"/>
     </w:p>
     <w:p>
       <w:pPr>
@@ -12553,23 +11511,7 @@
           <w:rFonts w:ascii="Times New Roman" w:hAnsi="Times New Roman" w:cs="Times New Roman"/>
           <w:lang w:eastAsia="zh-CN"/>
         </w:rPr>
-        <w:t>求解器用于水体、涟漪、飞溅</w:t>
-      </w:r>
-      <w:proofErr w:type="gramStart"/>
-      <w:r>
-        <w:rPr>
-          <w:rFonts w:ascii="Times New Roman" w:hAnsi="Times New Roman" w:cs="Times New Roman"/>
-          <w:lang w:eastAsia="zh-CN"/>
-        </w:rPr>
-        <w:t>和流固耦合</w:t>
-      </w:r>
-      <w:proofErr w:type="gramEnd"/>
-      <w:r>
-        <w:rPr>
-          <w:rFonts w:ascii="Times New Roman" w:hAnsi="Times New Roman" w:cs="Times New Roman"/>
-          <w:lang w:eastAsia="zh-CN"/>
-        </w:rPr>
-        <w:t>效果。它以粒子为核心数据表示，通过邻域搜索、密度约束求解、位置修正和速度更新模拟不可压缩流体。</w:t>
+        <w:t>求解器用于水体、涟漪、飞溅和流固耦合效果。它以粒子为核心数据表示，通过邻域搜索、密度约束求解、位置修正和速度更新模拟不可压缩流体。</w:t>
       </w:r>
       <w:r>
         <w:rPr>
@@ -12593,7 +11535,6 @@
           <w:rFonts w:hint="eastAsia"/>
         </w:rPr>
       </w:pPr>
-      <w:proofErr w:type="spellStart"/>
       <w:r>
         <w:rPr>
           <w:rFonts w:ascii="Times New Roman" w:hAnsi="Times New Roman" w:cs="Times New Roman"/>
@@ -12604,35 +11545,19 @@
         <w:rPr>
           <w:rFonts w:ascii="Times New Roman" w:hAnsi="Times New Roman" w:cs="Times New Roman"/>
         </w:rPr>
-        <w:t>PBF</w:t>
-      </w:r>
-      <w:proofErr w:type="spellEnd"/>
-      <w:r>
-        <w:rPr>
-          <w:rFonts w:ascii="Times New Roman" w:hAnsi="Times New Roman" w:cs="Times New Roman"/>
-        </w:rPr>
-        <w:t xml:space="preserve"> </w:t>
-      </w:r>
-      <w:proofErr w:type="spellStart"/>
+        <w:t xml:space="preserve">PBF </w:t>
+      </w:r>
       <w:r>
         <w:rPr>
           <w:rFonts w:ascii="Times New Roman" w:hAnsi="Times New Roman" w:cs="Times New Roman"/>
         </w:rPr>
         <w:t>求解器接收</w:t>
       </w:r>
-      <w:proofErr w:type="spellEnd"/>
-      <w:r>
-        <w:rPr>
-          <w:rFonts w:ascii="Times New Roman" w:hAnsi="Times New Roman" w:cs="Times New Roman"/>
-        </w:rPr>
-        <w:t xml:space="preserve"> </w:t>
-      </w:r>
-      <w:proofErr w:type="spellStart"/>
-      <w:r>
-        <w:rPr>
-          <w:rFonts w:ascii="Times New Roman" w:hAnsi="Times New Roman" w:cs="Times New Roman"/>
-        </w:rPr>
-        <w:t>FluidComponent</w:t>
+      <w:r>
+        <w:rPr>
+          <w:rFonts w:ascii="Times New Roman" w:hAnsi="Times New Roman" w:cs="Times New Roman"/>
+        </w:rPr>
+        <w:t xml:space="preserve"> FluidComponent</w:t>
       </w:r>
       <w:r>
         <w:rPr>
@@ -12644,14 +11569,7 @@
         <w:rPr>
           <w:rFonts w:ascii="Times New Roman" w:hAnsi="Times New Roman" w:cs="Times New Roman"/>
         </w:rPr>
-        <w:t>ColliderComponent</w:t>
-      </w:r>
-      <w:proofErr w:type="spellEnd"/>
-      <w:r>
-        <w:rPr>
-          <w:rFonts w:ascii="Times New Roman" w:hAnsi="Times New Roman" w:cs="Times New Roman"/>
-        </w:rPr>
-        <w:t xml:space="preserve"> </w:t>
+        <w:t xml:space="preserve">ColliderComponent </w:t>
       </w:r>
       <w:r>
         <w:rPr>
@@ -12663,30 +11581,14 @@
         <w:rPr>
           <w:rFonts w:ascii="Times New Roman" w:hAnsi="Times New Roman" w:cs="Times New Roman"/>
         </w:rPr>
-        <w:t xml:space="preserve"> </w:t>
-      </w:r>
-      <w:proofErr w:type="spellStart"/>
-      <w:r>
-        <w:rPr>
-          <w:rFonts w:ascii="Times New Roman" w:hAnsi="Times New Roman" w:cs="Times New Roman"/>
-        </w:rPr>
-        <w:t>CouplingComponent</w:t>
-      </w:r>
-      <w:proofErr w:type="spellEnd"/>
-      <w:r>
-        <w:rPr>
-          <w:rFonts w:ascii="Times New Roman" w:hAnsi="Times New Roman" w:cs="Times New Roman"/>
-        </w:rPr>
-        <w:t xml:space="preserve"> </w:t>
-      </w:r>
-      <w:proofErr w:type="spellStart"/>
+        <w:t xml:space="preserve"> CouplingComponent </w:t>
+      </w:r>
       <w:r>
         <w:rPr>
           <w:rFonts w:ascii="Times New Roman" w:hAnsi="Times New Roman" w:cs="Times New Roman"/>
         </w:rPr>
         <w:t>作为输入。它输出流体粒子位置、速度、厚度和水面渲染所需的中间数据。对于双向耦合场景，求解器还会向刚体系统反馈流体作用力</w:t>
       </w:r>
-      <w:proofErr w:type="spellEnd"/>
       <w:r>
         <w:t>。</w:t>
       </w:r>
@@ -12705,14 +11607,9 @@
       </w:pPr>
       <w:bookmarkStart w:id="20" w:name="_Toc25788"/>
       <w:r>
-        <w:t xml:space="preserve">MPM </w:t>
-      </w:r>
-      <w:proofErr w:type="spellStart"/>
-      <w:r>
-        <w:t>沙子求解器</w:t>
+        <w:t>MPM 沙子求解器</w:t>
       </w:r>
       <w:bookmarkEnd w:id="20"/>
-      <w:proofErr w:type="spellEnd"/>
     </w:p>
     <w:p>
       <w:pPr>
@@ -12734,37 +11631,8 @@
           <w:rFonts w:hint="eastAsia"/>
         </w:rPr>
       </w:pPr>
-      <w:proofErr w:type="spellStart"/>
-      <w:r>
-        <w:t>在平台中，MPM</w:t>
-      </w:r>
-      <w:proofErr w:type="spellEnd"/>
-      <w:r>
-        <w:t xml:space="preserve"> </w:t>
-      </w:r>
-      <w:proofErr w:type="spellStart"/>
-      <w:r>
-        <w:t>求解器接收</w:t>
-      </w:r>
-      <w:proofErr w:type="spellEnd"/>
-      <w:r>
-        <w:t xml:space="preserve"> </w:t>
-      </w:r>
-      <w:proofErr w:type="spellStart"/>
-      <w:r>
-        <w:t>SandComponent、ForceFieldComponent、ColliderComponent</w:t>
-      </w:r>
-      <w:proofErr w:type="spellEnd"/>
-      <w:r>
-        <w:t xml:space="preserve"> 和 </w:t>
-      </w:r>
-      <w:proofErr w:type="spellStart"/>
-      <w:r>
-        <w:t>CouplingComponent</w:t>
-      </w:r>
-      <w:proofErr w:type="spellEnd"/>
-      <w:r>
-        <w:t xml:space="preserve"> 作为输入。风扇、重力和触摸扰动会转化为外力场，作用在沙子材料点或背景网格上。求解器输出沙粒位置、速度、堆积状态和渲染所需的颗粒数据。</w:t>
+      <w:r>
+        <w:t>在平台中，MPM 求解器接收 SandComponent、ForceFieldComponent、ColliderComponent 和 CouplingComponent 作为输入。风扇、重力和触摸扰动会转化为外力场，作用在沙子材料点或背景网格上。求解器输出沙粒位置、速度、堆积状态和渲染所需的颗粒数据。</w:t>
       </w:r>
     </w:p>
     <w:p>
@@ -12782,14 +11650,9 @@
       <w:bookmarkStart w:id="21" w:name="_Toc11318"/>
       <w:r>
         <w:lastRenderedPageBreak/>
-        <w:t xml:space="preserve">LBM </w:t>
-      </w:r>
-      <w:proofErr w:type="spellStart"/>
-      <w:r>
-        <w:t>烟雾求解器</w:t>
+        <w:t>LBM 烟雾求解器</w:t>
       </w:r>
       <w:bookmarkEnd w:id="21"/>
-      <w:proofErr w:type="spellEnd"/>
     </w:p>
     <w:p>
       <w:pPr>
@@ -12850,7 +11713,6 @@
           <w:lang w:eastAsia="zh-CN"/>
         </w:rPr>
       </w:pPr>
-      <w:proofErr w:type="spellStart"/>
       <w:r>
         <w:rPr>
           <w:rFonts w:ascii="Times New Roman" w:hAnsi="Times New Roman" w:cs="Times New Roman"/>
@@ -12861,35 +11723,19 @@
         <w:rPr>
           <w:rFonts w:ascii="Times New Roman" w:hAnsi="Times New Roman" w:cs="Times New Roman"/>
         </w:rPr>
-        <w:t>LBM</w:t>
-      </w:r>
-      <w:proofErr w:type="spellEnd"/>
-      <w:r>
-        <w:rPr>
-          <w:rFonts w:ascii="Times New Roman" w:hAnsi="Times New Roman" w:cs="Times New Roman"/>
-        </w:rPr>
-        <w:t xml:space="preserve"> </w:t>
-      </w:r>
-      <w:proofErr w:type="spellStart"/>
+        <w:t xml:space="preserve">LBM </w:t>
+      </w:r>
       <w:r>
         <w:rPr>
           <w:rFonts w:ascii="Times New Roman" w:hAnsi="Times New Roman" w:cs="Times New Roman"/>
         </w:rPr>
         <w:t>求解器接收</w:t>
       </w:r>
-      <w:proofErr w:type="spellEnd"/>
-      <w:r>
-        <w:rPr>
-          <w:rFonts w:ascii="Times New Roman" w:hAnsi="Times New Roman" w:cs="Times New Roman"/>
-        </w:rPr>
-        <w:t xml:space="preserve"> </w:t>
-      </w:r>
-      <w:proofErr w:type="spellStart"/>
-      <w:r>
-        <w:rPr>
-          <w:rFonts w:ascii="Times New Roman" w:hAnsi="Times New Roman" w:cs="Times New Roman"/>
-        </w:rPr>
-        <w:t>SmokeComponent</w:t>
+      <w:r>
+        <w:rPr>
+          <w:rFonts w:ascii="Times New Roman" w:hAnsi="Times New Roman" w:cs="Times New Roman"/>
+        </w:rPr>
+        <w:t xml:space="preserve"> SmokeComponent</w:t>
       </w:r>
       <w:r>
         <w:rPr>
@@ -12913,14 +11759,7 @@
         <w:rPr>
           <w:rFonts w:ascii="Times New Roman" w:hAnsi="Times New Roman" w:cs="Times New Roman"/>
         </w:rPr>
-        <w:t>ColliderComponent</w:t>
-      </w:r>
-      <w:proofErr w:type="spellEnd"/>
-      <w:r>
-        <w:rPr>
-          <w:rFonts w:ascii="Times New Roman" w:hAnsi="Times New Roman" w:cs="Times New Roman"/>
-        </w:rPr>
-        <w:t xml:space="preserve"> </w:t>
+        <w:t xml:space="preserve">ColliderComponent </w:t>
       </w:r>
       <w:r>
         <w:rPr>
@@ -12932,35 +11771,13 @@
         <w:rPr>
           <w:rFonts w:ascii="Times New Roman" w:hAnsi="Times New Roman" w:cs="Times New Roman"/>
         </w:rPr>
-        <w:t xml:space="preserve"> </w:t>
-      </w:r>
-      <w:proofErr w:type="spellStart"/>
-      <w:r>
-        <w:rPr>
-          <w:rFonts w:ascii="Times New Roman" w:hAnsi="Times New Roman" w:cs="Times New Roman"/>
-        </w:rPr>
-        <w:t>CouplingComponent</w:t>
-      </w:r>
-      <w:proofErr w:type="spellEnd"/>
-      <w:r>
-        <w:rPr>
-          <w:rFonts w:ascii="Times New Roman" w:hAnsi="Times New Roman" w:cs="Times New Roman"/>
-        </w:rPr>
-        <w:t xml:space="preserve"> </w:t>
-      </w:r>
-      <w:proofErr w:type="spellStart"/>
-      <w:r>
-        <w:rPr>
-          <w:rFonts w:ascii="Times New Roman" w:hAnsi="Times New Roman" w:cs="Times New Roman"/>
-        </w:rPr>
-        <w:t>作为输入</w:t>
-      </w:r>
-      <w:proofErr w:type="spellEnd"/>
-      <w:r>
-        <w:rPr>
-          <w:rFonts w:ascii="Times New Roman" w:hAnsi="Times New Roman" w:cs="Times New Roman"/>
-        </w:rPr>
-        <w:t>。</w:t>
+        <w:t xml:space="preserve"> CouplingComponent </w:t>
+      </w:r>
+      <w:r>
+        <w:rPr>
+          <w:rFonts w:ascii="Times New Roman" w:hAnsi="Times New Roman" w:cs="Times New Roman"/>
+        </w:rPr>
+        <w:t>作为输入。</w:t>
       </w:r>
       <w:r>
         <w:rPr>
@@ -12997,17 +11814,16 @@
         </w:rPr>
       </w:pPr>
       <w:bookmarkStart w:id="22" w:name="_Toc10340"/>
-      <w:proofErr w:type="spellStart"/>
       <w:r>
         <w:t>统一调度与差异化实现</w:t>
       </w:r>
       <w:bookmarkEnd w:id="22"/>
-      <w:proofErr w:type="spellEnd"/>
     </w:p>
     <w:p>
       <w:pPr>
         <w:ind w:firstLineChars="200" w:firstLine="480"/>
         <w:rPr>
+          <w:rFonts w:hint="eastAsia"/>
           <w:lang w:eastAsia="zh-CN"/>
         </w:rPr>
       </w:pPr>
@@ -13017,29 +11833,8 @@
         </w:rPr>
         <w:t>三类算法在物理原理和数据结构上差异明显：PBF 偏粒子，MPM 是粒子-网格混合，LBM 是纯格点流场。</w:t>
       </w:r>
-      <w:proofErr w:type="spellStart"/>
-      <w:r>
-        <w:t>平台通过统一的</w:t>
-      </w:r>
-      <w:proofErr w:type="spellEnd"/>
-      <w:r>
-        <w:t xml:space="preserve"> </w:t>
-      </w:r>
-      <w:proofErr w:type="spellStart"/>
-      <w:r>
-        <w:t>SolverBinding</w:t>
-      </w:r>
-      <w:proofErr w:type="spellEnd"/>
-      <w:r>
-        <w:t xml:space="preserve"> </w:t>
-      </w:r>
-      <w:proofErr w:type="spellStart"/>
-      <w:r>
-        <w:t>和资源接口管理它们，同时允许求解器内部根据算法特性进行差异化优化</w:t>
-      </w:r>
-      <w:proofErr w:type="spellEnd"/>
-      <w:r>
-        <w:t>。</w:t>
+      <w:r>
+        <w:t>平台通过统一的 SolverBinding 和资源接口管理它们，同时允许求解器内部根据算法特性进行差异化优化。</w:t>
       </w:r>
     </w:p>
     <w:p>
@@ -13054,31 +11849,21 @@
         <w:rPr>
           <w:rFonts w:hint="eastAsia"/>
         </w:rPr>
-        <w:t>表4-</w:t>
-      </w:r>
-      <w:proofErr w:type="gramStart"/>
+        <w:t xml:space="preserve">表4-1 </w:t>
+      </w:r>
       <w:r>
         <w:rPr>
           <w:rFonts w:hint="eastAsia"/>
-        </w:rPr>
-        <w:t xml:space="preserve">1 </w:t>
+          <w:lang w:eastAsia="zh-CN"/>
+        </w:rPr>
+        <w:t xml:space="preserve"> </w:t>
       </w:r>
       <w:r>
         <w:rPr>
           <w:rFonts w:hint="eastAsia"/>
-          <w:lang w:eastAsia="zh-CN"/>
-        </w:rPr>
-        <w:t xml:space="preserve"> </w:t>
-      </w:r>
-      <w:proofErr w:type="spellStart"/>
-      <w:r>
-        <w:rPr>
-          <w:rFonts w:hint="eastAsia"/>
         </w:rPr>
         <w:t>三类算法对比</w:t>
       </w:r>
-      <w:proofErr w:type="spellEnd"/>
-      <w:proofErr w:type="gramEnd"/>
     </w:p>
     <w:tbl>
       <w:tblPr>
@@ -13121,7 +11906,6 @@
                 <w:color w:val="FFFFFF" w:themeColor="background1"/>
               </w:rPr>
             </w:pPr>
-            <w:proofErr w:type="spellStart"/>
             <w:r>
               <w:rPr>
                 <w:rFonts w:hint="eastAsia"/>
@@ -13131,7 +11915,6 @@
               </w:rPr>
               <w:t>算法</w:t>
             </w:r>
-            <w:proofErr w:type="spellEnd"/>
           </w:p>
         </w:tc>
         <w:tc>
@@ -13149,7 +11932,6 @@
                 <w:color w:val="FFFFFF" w:themeColor="background1"/>
               </w:rPr>
             </w:pPr>
-            <w:proofErr w:type="spellStart"/>
             <w:r>
               <w:rPr>
                 <w:rFonts w:hint="eastAsia"/>
@@ -13159,7 +11941,6 @@
               </w:rPr>
               <w:t>数据表示</w:t>
             </w:r>
-            <w:proofErr w:type="spellEnd"/>
           </w:p>
         </w:tc>
         <w:tc>
@@ -13177,7 +11958,6 @@
                 <w:color w:val="FFFFFF" w:themeColor="background1"/>
               </w:rPr>
             </w:pPr>
-            <w:proofErr w:type="spellStart"/>
             <w:r>
               <w:rPr>
                 <w:rFonts w:hint="eastAsia"/>
@@ -13187,7 +11967,6 @@
               </w:rPr>
               <w:t>主要计算阶段</w:t>
             </w:r>
-            <w:proofErr w:type="spellEnd"/>
           </w:p>
         </w:tc>
         <w:tc>
@@ -13205,7 +11984,6 @@
                 <w:color w:val="FFFFFF" w:themeColor="background1"/>
               </w:rPr>
             </w:pPr>
-            <w:proofErr w:type="spellStart"/>
             <w:r>
               <w:rPr>
                 <w:rFonts w:hint="eastAsia"/>
@@ -13215,7 +11993,6 @@
               </w:rPr>
               <w:t>典型渲染输入</w:t>
             </w:r>
-            <w:proofErr w:type="spellEnd"/>
           </w:p>
         </w:tc>
         <w:tc>
@@ -13233,7 +12010,6 @@
                 <w:color w:val="FFFFFF" w:themeColor="background1"/>
               </w:rPr>
             </w:pPr>
-            <w:proofErr w:type="spellStart"/>
             <w:r>
               <w:rPr>
                 <w:rFonts w:hint="eastAsia"/>
@@ -13243,7 +12019,6 @@
               </w:rPr>
               <w:t>适用效果</w:t>
             </w:r>
-            <w:proofErr w:type="spellEnd"/>
           </w:p>
         </w:tc>
       </w:tr>
@@ -13281,14 +12056,12 @@
                 <w:rFonts w:hint="eastAsia"/>
               </w:rPr>
             </w:pPr>
-            <w:proofErr w:type="spellStart"/>
             <w:r>
               <w:rPr>
                 <w:rFonts w:hint="eastAsia"/>
               </w:rPr>
               <w:t>粒子</w:t>
             </w:r>
-            <w:proofErr w:type="spellEnd"/>
           </w:p>
         </w:tc>
         <w:tc>
@@ -13350,17 +12123,8 @@
                 <w:rFonts w:hint="eastAsia"/>
                 <w:lang w:eastAsia="zh-CN"/>
               </w:rPr>
-              <w:t>水体、涟漪、</w:t>
-            </w:r>
-            <w:proofErr w:type="gramStart"/>
-            <w:r>
-              <w:rPr>
-                <w:rFonts w:hint="eastAsia"/>
-                <w:lang w:eastAsia="zh-CN"/>
-              </w:rPr>
-              <w:t>流固耦合</w:t>
-            </w:r>
-            <w:proofErr w:type="gramEnd"/>
+              <w:t>水体、涟漪、流固耦合</w:t>
+            </w:r>
           </w:p>
         </w:tc>
       </w:tr>
@@ -13398,28 +12162,12 @@
                 <w:rFonts w:hint="eastAsia"/>
               </w:rPr>
             </w:pPr>
-            <w:proofErr w:type="spellStart"/>
             <w:r>
               <w:rPr>
                 <w:rFonts w:hint="eastAsia"/>
               </w:rPr>
-              <w:t>粒子</w:t>
-            </w:r>
-            <w:proofErr w:type="spellEnd"/>
-            <w:r>
-              <w:rPr>
-                <w:rFonts w:hint="eastAsia"/>
-              </w:rPr>
-              <w:t xml:space="preserve"> + </w:t>
-            </w:r>
-            <w:proofErr w:type="spellStart"/>
-            <w:r>
-              <w:rPr>
-                <w:rFonts w:hint="eastAsia"/>
-              </w:rPr>
-              <w:t>背景网格</w:t>
-            </w:r>
-            <w:proofErr w:type="spellEnd"/>
+              <w:t>粒子 + 背景网格</w:t>
+            </w:r>
           </w:p>
         </w:tc>
         <w:tc>
@@ -13526,14 +12274,12 @@
                 <w:rFonts w:hint="eastAsia"/>
               </w:rPr>
             </w:pPr>
-            <w:proofErr w:type="spellStart"/>
             <w:r>
               <w:rPr>
                 <w:rFonts w:hint="eastAsia"/>
               </w:rPr>
               <w:t>规则格点流场</w:t>
             </w:r>
-            <w:proofErr w:type="spellEnd"/>
           </w:p>
         </w:tc>
         <w:tc>
@@ -13553,67 +12299,36 @@
                 <w:rFonts w:hint="eastAsia"/>
                 <w:lang w:eastAsia="zh-CN"/>
               </w:rPr>
-              <w:t>碰撞流动</w:t>
-            </w:r>
-            <w:r>
-              <w:rPr>
-                <w:rFonts w:hint="eastAsia"/>
-              </w:rPr>
-              <w:t>、</w:t>
-            </w:r>
-            <w:proofErr w:type="gramStart"/>
-            <w:r>
+              <w:t>碰撞流动、固液耦合、浓度更新</w:t>
+            </w:r>
+          </w:p>
+        </w:tc>
+        <w:tc>
+          <w:tcPr>
+            <w:tcW w:w="1814" w:type="dxa"/>
+            <w:vAlign w:val="center"/>
+          </w:tcPr>
+          <w:p>
+            <w:pPr>
               <w:rPr>
                 <w:rFonts w:hint="eastAsia"/>
                 <w:lang w:eastAsia="zh-CN"/>
               </w:rPr>
-              <w:t>固液耦合</w:t>
-            </w:r>
-            <w:proofErr w:type="gramEnd"/>
+            </w:pPr>
             <w:r>
               <w:rPr>
                 <w:rFonts w:hint="eastAsia"/>
                 <w:lang w:eastAsia="zh-CN"/>
               </w:rPr>
-              <w:t>、浓度更新</w:t>
-            </w:r>
-          </w:p>
-        </w:tc>
-        <w:tc>
-          <w:tcPr>
-            <w:tcW w:w="1814" w:type="dxa"/>
-            <w:vAlign w:val="center"/>
-          </w:tcPr>
-          <w:p>
-            <w:pPr>
-              <w:rPr>
-                <w:rFonts w:hint="eastAsia"/>
-              </w:rPr>
-            </w:pPr>
-            <w:proofErr w:type="spellStart"/>
-            <w:r>
-              <w:rPr>
-                <w:rFonts w:hint="eastAsia"/>
-              </w:rPr>
               <w:t>密度场、速度场</w:t>
             </w:r>
-            <w:proofErr w:type="spellEnd"/>
             <w:r>
               <w:rPr>
                 <w:rFonts w:hint="eastAsia"/>
                 <w:lang w:eastAsia="zh-CN"/>
               </w:rPr>
-              <w:t>、</w:t>
-            </w:r>
-            <w:proofErr w:type="gramStart"/>
-            <w:r>
-              <w:rPr>
-                <w:rFonts w:hint="eastAsia"/>
-                <w:lang w:eastAsia="zh-CN"/>
-              </w:rPr>
-              <w:t>浓度场</w:t>
-            </w:r>
-            <w:proofErr w:type="gramEnd"/>
+              <w:t>、浓度场</w:t>
+            </w:r>
           </w:p>
         </w:tc>
         <w:tc>
@@ -13644,12 +12359,10 @@
         <w:pStyle w:val="1"/>
       </w:pPr>
       <w:bookmarkStart w:id="23" w:name="_Toc12600"/>
-      <w:proofErr w:type="spellStart"/>
       <w:r>
         <w:t>双向耦合设计</w:t>
       </w:r>
       <w:bookmarkEnd w:id="23"/>
-      <w:proofErr w:type="spellEnd"/>
     </w:p>
     <w:p>
       <w:pPr>
@@ -13664,12 +12377,10 @@
         </w:rPr>
       </w:pPr>
       <w:bookmarkStart w:id="24" w:name="_Toc32531"/>
-      <w:proofErr w:type="spellStart"/>
       <w:r>
         <w:t>耦合框架</w:t>
       </w:r>
       <w:bookmarkEnd w:id="24"/>
-      <w:proofErr w:type="spellEnd"/>
     </w:p>
     <w:p>
       <w:pPr>
@@ -13691,17 +12402,8 @@
           <w:rFonts w:ascii="Times New Roman" w:hAnsi="Times New Roman" w:cs="Times New Roman"/>
           <w:lang w:eastAsia="zh-CN"/>
         </w:rPr>
-        <w:t xml:space="preserve"> </w:t>
-      </w:r>
-      <w:proofErr w:type="spellStart"/>
-      <w:r>
-        <w:rPr>
-          <w:rFonts w:ascii="Times New Roman" w:hAnsi="Times New Roman" w:cs="Times New Roman"/>
-          <w:lang w:eastAsia="zh-CN"/>
-        </w:rPr>
-        <w:t>CouplingComponent</w:t>
-      </w:r>
-      <w:proofErr w:type="spellEnd"/>
+        <w:t xml:space="preserve"> CouplingComponent</w:t>
+      </w:r>
       <w:r>
         <w:rPr>
           <w:rFonts w:ascii="Times New Roman" w:hAnsi="Times New Roman" w:cs="Times New Roman"/>
@@ -13714,62 +12416,14 @@
           <w:rFonts w:ascii="Times New Roman" w:hAnsi="Times New Roman" w:cs="Times New Roman"/>
           <w:lang w:eastAsia="zh-CN"/>
         </w:rPr>
-        <w:t xml:space="preserve"> </w:t>
-      </w:r>
-      <w:proofErr w:type="spellStart"/>
-      <w:r>
-        <w:rPr>
-          <w:rFonts w:ascii="Times New Roman" w:hAnsi="Times New Roman" w:cs="Times New Roman"/>
-          <w:lang w:eastAsia="zh-CN"/>
-        </w:rPr>
-        <w:t>CouplingSystem</w:t>
-      </w:r>
-      <w:proofErr w:type="spellEnd"/>
-      <w:r>
-        <w:rPr>
-          <w:rFonts w:ascii="Times New Roman" w:hAnsi="Times New Roman" w:cs="Times New Roman"/>
-          <w:lang w:eastAsia="zh-CN"/>
-        </w:rPr>
-        <w:t xml:space="preserve"> </w:t>
-      </w:r>
-      <w:r>
-        <w:rPr>
-          <w:rFonts w:ascii="Times New Roman" w:hAnsi="Times New Roman" w:cs="Times New Roman"/>
-          <w:lang w:eastAsia="zh-CN"/>
-        </w:rPr>
-        <w:t>中统</w:t>
-      </w:r>
-      <w:proofErr w:type="gramStart"/>
-      <w:r>
-        <w:rPr>
-          <w:rFonts w:ascii="Times New Roman" w:hAnsi="Times New Roman" w:cs="Times New Roman"/>
-          <w:lang w:eastAsia="zh-CN"/>
-        </w:rPr>
-        <w:t>一</w:t>
-      </w:r>
-      <w:proofErr w:type="gramEnd"/>
-      <w:r>
-        <w:rPr>
-          <w:rFonts w:ascii="Times New Roman" w:hAnsi="Times New Roman" w:cs="Times New Roman"/>
-          <w:lang w:eastAsia="zh-CN"/>
-        </w:rPr>
-        <w:t>处理。耦合计算通常发生在求解</w:t>
-      </w:r>
-      <w:proofErr w:type="gramStart"/>
-      <w:r>
-        <w:rPr>
-          <w:rFonts w:ascii="Times New Roman" w:hAnsi="Times New Roman" w:cs="Times New Roman"/>
-          <w:lang w:eastAsia="zh-CN"/>
-        </w:rPr>
-        <w:t>器执行</w:t>
-      </w:r>
-      <w:proofErr w:type="gramEnd"/>
-      <w:r>
-        <w:rPr>
-          <w:rFonts w:ascii="Times New Roman" w:hAnsi="Times New Roman" w:cs="Times New Roman"/>
-          <w:lang w:eastAsia="zh-CN"/>
-        </w:rPr>
-        <w:t>之前和之后：求解前准备边界、外力或掩码；求解后汇总反馈力、阻力、遮挡或状态变化。</w:t>
+        <w:t xml:space="preserve"> CouplingSystem </w:t>
+      </w:r>
+      <w:r>
+        <w:rPr>
+          <w:rFonts w:ascii="Times New Roman" w:hAnsi="Times New Roman" w:cs="Times New Roman"/>
+          <w:lang w:eastAsia="zh-CN"/>
+        </w:rPr>
+        <w:t>中统一处理。耦合计算通常发生在求解器执行之前和之后：求解前准备边界、外力或掩码；求解后汇总反馈力、阻力、遮挡或状态变化。</w:t>
       </w:r>
     </w:p>
     <w:p>
@@ -13836,21 +12490,7 @@
         <w:rPr>
           <w:lang w:eastAsia="zh-CN"/>
         </w:rPr>
-        <w:t>、挡板和</w:t>
-      </w:r>
-      <w:proofErr w:type="gramStart"/>
-      <w:r>
-        <w:rPr>
-          <w:lang w:eastAsia="zh-CN"/>
-        </w:rPr>
-        <w:t>可</w:t>
-      </w:r>
-      <w:proofErr w:type="gramEnd"/>
-      <w:r>
-        <w:rPr>
-          <w:lang w:eastAsia="zh-CN"/>
-        </w:rPr>
-        <w:t>交互障碍物等场景。刚体作为动态边界参与流体约束求解，流体粒子接触刚体时会被修正位置和速度，避免穿透并产生绕流。</w:t>
+        <w:t>、挡板和可交互障碍物等场景。刚体作为动态边界参与流体约束求解，流体粒子接触刚体时会被修正位置和速度，避免穿透并产生绕流。</w:t>
       </w:r>
     </w:p>
     <w:p>
@@ -13865,21 +12505,7 @@
         <w:rPr>
           <w:lang w:eastAsia="zh-CN"/>
         </w:rPr>
-        <w:t>流体对刚体的反馈通过动量变化估算。平台将接触粒子的冲量累积到刚体上，使刚体发生漂浮、平移或旋转。刚体运动后又会更新边界条件，反过来影响下一帧流体状态，从而形成稳定</w:t>
-      </w:r>
-      <w:proofErr w:type="gramStart"/>
-      <w:r>
-        <w:rPr>
-          <w:lang w:eastAsia="zh-CN"/>
-        </w:rPr>
-        <w:t>的流固双向</w:t>
-      </w:r>
-      <w:proofErr w:type="gramEnd"/>
-      <w:r>
-        <w:rPr>
-          <w:lang w:eastAsia="zh-CN"/>
-        </w:rPr>
-        <w:t>交互。</w:t>
+        <w:t>流体对刚体的反馈通过动量变化估算。平台将接触粒子的冲量累积到刚体上，使刚体发生漂浮、平移或旋转。刚体运动后又会更新边界条件，反过来影响下一帧流体状态，从而形成稳定的流固双向交互。</w:t>
       </w:r>
     </w:p>
     <w:p>
@@ -13917,39 +12543,7 @@
           <w:rFonts w:hint="eastAsia"/>
           <w:lang w:eastAsia="zh-CN"/>
         </w:rPr>
-        <w:t>MPM 沙子与风扇耦合用于扬沙、</w:t>
-      </w:r>
-      <w:proofErr w:type="gramStart"/>
-      <w:r>
-        <w:rPr>
-          <w:rFonts w:hint="eastAsia"/>
-          <w:lang w:eastAsia="zh-CN"/>
-        </w:rPr>
-        <w:t>沙堆受</w:t>
-      </w:r>
-      <w:proofErr w:type="gramEnd"/>
-      <w:r>
-        <w:rPr>
-          <w:rFonts w:hint="eastAsia"/>
-          <w:lang w:eastAsia="zh-CN"/>
-        </w:rPr>
-        <w:t>风扇、沙丘移动和局部遮挡反馈等场景。风扇实体通过</w:t>
-      </w:r>
-      <w:proofErr w:type="spellStart"/>
-      <w:r>
-        <w:rPr>
-          <w:rFonts w:hint="eastAsia"/>
-          <w:lang w:eastAsia="zh-CN"/>
-        </w:rPr>
-        <w:t>ForceFieldComponent</w:t>
-      </w:r>
-      <w:proofErr w:type="spellEnd"/>
-      <w:r>
-        <w:rPr>
-          <w:rFonts w:hint="eastAsia"/>
-          <w:lang w:eastAsia="zh-CN"/>
-        </w:rPr>
-        <w:t>描述方向、强度和作用范围。该力会作为外力影响MPM背景网格或沙粒材料点，使沙子产生滑移、扬起和重新堆积。</w:t>
+        <w:t>MPM 沙子与风扇耦合用于扬沙、沙堆受风扇、沙丘移动和局部遮挡反馈等场景。风扇实体通过ForceFieldComponent描述方向、强度和作用范围。该力会作为外力影响MPM背景网格或沙粒材料点，使沙子产生滑移、扬起和重新堆积。</w:t>
       </w:r>
     </w:p>
     <w:p>
@@ -14129,13 +12723,11 @@
         <w:pStyle w:val="1"/>
       </w:pPr>
       <w:bookmarkStart w:id="28" w:name="_Toc19682"/>
-      <w:proofErr w:type="spellStart"/>
       <w:r>
         <w:lastRenderedPageBreak/>
         <w:t>平台整合与算法切换</w:t>
       </w:r>
       <w:bookmarkEnd w:id="28"/>
-      <w:proofErr w:type="spellEnd"/>
     </w:p>
     <w:p>
       <w:pPr>
@@ -14150,17 +12742,16 @@
         </w:rPr>
       </w:pPr>
       <w:bookmarkStart w:id="29" w:name="_Toc21132"/>
-      <w:proofErr w:type="spellStart"/>
       <w:r>
         <w:t>场景模板与算法模式</w:t>
       </w:r>
       <w:bookmarkEnd w:id="29"/>
-      <w:proofErr w:type="spellEnd"/>
     </w:p>
     <w:p>
       <w:pPr>
         <w:ind w:firstLineChars="200" w:firstLine="480"/>
         <w:rPr>
+          <w:rFonts w:hint="eastAsia"/>
           <w:lang w:eastAsia="zh-CN"/>
         </w:rPr>
       </w:pPr>
@@ -14180,11 +12771,7 @@
         </w:rPr>
       </w:pPr>
       <w:r>
-        <w:t>表6-</w:t>
-      </w:r>
-      <w:proofErr w:type="gramStart"/>
-      <w:r>
-        <w:t>1</w:t>
+        <w:t>表6-1</w:t>
       </w:r>
       <w:r>
         <w:rPr>
@@ -14194,14 +12781,8 @@
         <w:t xml:space="preserve"> </w:t>
       </w:r>
       <w:r>
-        <w:t xml:space="preserve"> </w:t>
-      </w:r>
-      <w:proofErr w:type="spellStart"/>
-      <w:r>
-        <w:t>平台场景模板</w:t>
-      </w:r>
-      <w:proofErr w:type="spellEnd"/>
-      <w:proofErr w:type="gramEnd"/>
+        <w:t xml:space="preserve"> 平台场景模板</w:t>
+      </w:r>
     </w:p>
     <w:tbl>
       <w:tblPr>
@@ -14243,7 +12824,6 @@
                 <w:color w:val="FFFFFF" w:themeColor="background1"/>
               </w:rPr>
             </w:pPr>
-            <w:proofErr w:type="spellStart"/>
             <w:r>
               <w:rPr>
                 <w:rFonts w:ascii="Times New Roman" w:hAnsi="Times New Roman" w:cs="Times New Roman"/>
@@ -14253,7 +12833,6 @@
               </w:rPr>
               <w:t>模板</w:t>
             </w:r>
-            <w:proofErr w:type="spellEnd"/>
           </w:p>
         </w:tc>
         <w:tc>
@@ -14271,7 +12850,6 @@
                 <w:color w:val="FFFFFF" w:themeColor="background1"/>
               </w:rPr>
             </w:pPr>
-            <w:proofErr w:type="spellStart"/>
             <w:r>
               <w:rPr>
                 <w:rFonts w:ascii="Times New Roman" w:hAnsi="Times New Roman" w:cs="Times New Roman"/>
@@ -14281,7 +12859,6 @@
               </w:rPr>
               <w:t>算法</w:t>
             </w:r>
-            <w:proofErr w:type="spellEnd"/>
           </w:p>
         </w:tc>
         <w:tc>
@@ -14299,7 +12876,6 @@
                 <w:color w:val="FFFFFF" w:themeColor="background1"/>
               </w:rPr>
             </w:pPr>
-            <w:proofErr w:type="spellStart"/>
             <w:r>
               <w:rPr>
                 <w:rFonts w:ascii="Times New Roman" w:hAnsi="Times New Roman" w:cs="Times New Roman"/>
@@ -14309,7 +12885,6 @@
               </w:rPr>
               <w:t>核心对象</w:t>
             </w:r>
-            <w:proofErr w:type="spellEnd"/>
           </w:p>
         </w:tc>
         <w:tc>
@@ -14327,7 +12902,6 @@
                 <w:color w:val="FFFFFF" w:themeColor="background1"/>
               </w:rPr>
             </w:pPr>
-            <w:proofErr w:type="spellStart"/>
             <w:r>
               <w:rPr>
                 <w:rFonts w:ascii="Times New Roman" w:hAnsi="Times New Roman" w:cs="Times New Roman"/>
@@ -14337,7 +12911,6 @@
               </w:rPr>
               <w:t>适用场景</w:t>
             </w:r>
-            <w:proofErr w:type="spellEnd"/>
           </w:p>
         </w:tc>
       </w:tr>
@@ -14356,14 +12929,12 @@
                 <w:rFonts w:ascii="Times New Roman" w:hAnsi="Times New Roman" w:cs="Times New Roman"/>
               </w:rPr>
             </w:pPr>
-            <w:proofErr w:type="spellStart"/>
             <w:r>
               <w:rPr>
                 <w:rFonts w:ascii="Times New Roman" w:hAnsi="Times New Roman" w:cs="Times New Roman"/>
               </w:rPr>
               <w:t>WaterCouplingTemplate</w:t>
             </w:r>
-            <w:proofErr w:type="spellEnd"/>
           </w:p>
         </w:tc>
         <w:tc>
@@ -14396,14 +12967,12 @@
                 <w:rFonts w:ascii="Times New Roman" w:hAnsi="Times New Roman" w:cs="Times New Roman"/>
               </w:rPr>
             </w:pPr>
-            <w:proofErr w:type="spellStart"/>
             <w:r>
               <w:rPr>
                 <w:rFonts w:ascii="Times New Roman" w:hAnsi="Times New Roman" w:cs="Times New Roman"/>
               </w:rPr>
               <w:t>水体、刚体、容器</w:t>
             </w:r>
-            <w:proofErr w:type="spellEnd"/>
           </w:p>
         </w:tc>
         <w:tc>
@@ -14443,14 +13012,12 @@
                 <w:rFonts w:ascii="Times New Roman" w:hAnsi="Times New Roman" w:cs="Times New Roman"/>
               </w:rPr>
             </w:pPr>
-            <w:proofErr w:type="spellStart"/>
             <w:r>
               <w:rPr>
                 <w:rFonts w:ascii="Times New Roman" w:hAnsi="Times New Roman" w:cs="Times New Roman"/>
               </w:rPr>
               <w:t>SandFanTemplate</w:t>
             </w:r>
-            <w:proofErr w:type="spellEnd"/>
           </w:p>
         </w:tc>
         <w:tc>
@@ -14483,14 +13050,12 @@
                 <w:rFonts w:ascii="Times New Roman" w:hAnsi="Times New Roman" w:cs="Times New Roman"/>
               </w:rPr>
             </w:pPr>
-            <w:proofErr w:type="spellStart"/>
             <w:r>
               <w:rPr>
                 <w:rFonts w:ascii="Times New Roman" w:hAnsi="Times New Roman" w:cs="Times New Roman"/>
               </w:rPr>
               <w:t>沙堆、风扇、地面</w:t>
             </w:r>
-            <w:proofErr w:type="spellEnd"/>
           </w:p>
         </w:tc>
         <w:tc>
@@ -14544,7 +13109,6 @@
                 <w:rFonts w:ascii="Times New Roman" w:hAnsi="Times New Roman" w:cs="Times New Roman"/>
               </w:rPr>
             </w:pPr>
-            <w:proofErr w:type="spellStart"/>
             <w:r>
               <w:rPr>
                 <w:rFonts w:ascii="Times New Roman" w:hAnsi="Times New Roman" w:cs="Times New Roman"/>
@@ -14564,7 +13128,6 @@
               </w:rPr>
               <w:t>Template</w:t>
             </w:r>
-            <w:proofErr w:type="spellEnd"/>
           </w:p>
         </w:tc>
         <w:tc>
@@ -14658,14 +13221,12 @@
                 <w:rFonts w:ascii="Times New Roman" w:hAnsi="Times New Roman" w:cs="Times New Roman"/>
               </w:rPr>
             </w:pPr>
-            <w:proofErr w:type="spellStart"/>
             <w:r>
               <w:rPr>
                 <w:rFonts w:ascii="Times New Roman" w:hAnsi="Times New Roman" w:cs="Times New Roman"/>
               </w:rPr>
               <w:t>MixedShowcaseTemplate</w:t>
             </w:r>
-            <w:proofErr w:type="spellEnd"/>
           </w:p>
         </w:tc>
         <w:tc>
@@ -14698,14 +13259,12 @@
                 <w:rFonts w:ascii="Times New Roman" w:hAnsi="Times New Roman" w:cs="Times New Roman"/>
               </w:rPr>
             </w:pPr>
-            <w:proofErr w:type="spellStart"/>
             <w:r>
               <w:rPr>
                 <w:rFonts w:ascii="Times New Roman" w:hAnsi="Times New Roman" w:cs="Times New Roman"/>
               </w:rPr>
               <w:t>多个子场景</w:t>
             </w:r>
-            <w:proofErr w:type="spellEnd"/>
           </w:p>
         </w:tc>
         <w:tc>
@@ -14744,12 +13303,10 @@
         </w:rPr>
       </w:pPr>
       <w:bookmarkStart w:id="30" w:name="_Toc23949"/>
-      <w:proofErr w:type="spellStart"/>
       <w:r>
         <w:t>运行时切换流程</w:t>
       </w:r>
       <w:bookmarkEnd w:id="30"/>
-      <w:proofErr w:type="spellEnd"/>
     </w:p>
     <w:p>
       <w:pPr>
@@ -14959,31 +13516,7 @@
         </w:rPr>
       </w:pPr>
       <w:r>
-        <w:t xml:space="preserve">（4）根据新的 </w:t>
-      </w:r>
-      <w:proofErr w:type="spellStart"/>
-      <w:r>
-        <w:t>SimulationType</w:t>
-      </w:r>
-      <w:proofErr w:type="spellEnd"/>
-      <w:r>
-        <w:t xml:space="preserve"> </w:t>
-      </w:r>
-      <w:proofErr w:type="spellStart"/>
-      <w:r>
-        <w:t>创建求解器实例，并分配对应</w:t>
-      </w:r>
-      <w:proofErr w:type="spellEnd"/>
-      <w:r>
-        <w:t xml:space="preserve"> GPU </w:t>
-      </w:r>
-      <w:proofErr w:type="spellStart"/>
-      <w:r>
-        <w:t>资源</w:t>
-      </w:r>
-      <w:proofErr w:type="spellEnd"/>
-      <w:r>
-        <w:t>。</w:t>
+        <w:t>（4）根据新的 SimulationType 创建求解器实例，并分配对应 GPU 资源。</w:t>
       </w:r>
     </w:p>
     <w:p>
@@ -14994,23 +13527,7 @@
         </w:rPr>
       </w:pPr>
       <w:r>
-        <w:t xml:space="preserve">（5）绑定新的渲染模式，如 </w:t>
-      </w:r>
-      <w:proofErr w:type="spellStart"/>
-      <w:r>
-        <w:t>FluidSurface、SandParticles</w:t>
-      </w:r>
-      <w:proofErr w:type="spellEnd"/>
-      <w:r>
-        <w:t xml:space="preserve"> 或 </w:t>
-      </w:r>
-      <w:proofErr w:type="spellStart"/>
-      <w:r>
-        <w:t>SmokeVolume</w:t>
-      </w:r>
-      <w:proofErr w:type="spellEnd"/>
-      <w:r>
-        <w:t>。</w:t>
+        <w:t>（5）绑定新的渲染模式，如 FluidSurface、SandParticles 或 SmokeVolume。</w:t>
       </w:r>
     </w:p>
     <w:p>
@@ -15041,17 +13558,16 @@
         </w:rPr>
       </w:pPr>
       <w:bookmarkStart w:id="31" w:name="_Toc19389"/>
-      <w:proofErr w:type="spellStart"/>
       <w:r>
         <w:t>状态迁移与资源重建</w:t>
       </w:r>
       <w:bookmarkEnd w:id="31"/>
-      <w:proofErr w:type="spellEnd"/>
     </w:p>
     <w:p>
       <w:pPr>
         <w:ind w:firstLineChars="200" w:firstLine="480"/>
         <w:rPr>
+          <w:rFonts w:hint="eastAsia"/>
           <w:lang w:eastAsia="zh-CN"/>
         </w:rPr>
       </w:pPr>
@@ -15059,21 +13575,7 @@
         <w:rPr>
           <w:lang w:eastAsia="zh-CN"/>
         </w:rPr>
-        <w:t>并非所有状态都能在算法之间直接迁移。PBF 的粒子状态、MPM 的材料点和背景网格、LBM 的分布函数和</w:t>
-      </w:r>
-      <w:proofErr w:type="gramStart"/>
-      <w:r>
-        <w:rPr>
-          <w:lang w:eastAsia="zh-CN"/>
-        </w:rPr>
-        <w:t>密度场</w:t>
-      </w:r>
-      <w:proofErr w:type="gramEnd"/>
-      <w:r>
-        <w:rPr>
-          <w:lang w:eastAsia="zh-CN"/>
-        </w:rPr>
-        <w:t>具有不同语义，因此平台将状态分为可迁移状态和不可迁移状态。</w:t>
+        <w:t>并非所有状态都能在算法之间直接迁移。PBF 的粒子状态、MPM 的材料点和背景网格、LBM 的分布函数和密度场具有不同语义，因此平台将状态分为可迁移状态和不可迁移状态。</w:t>
       </w:r>
     </w:p>
     <w:p>
@@ -15085,11 +13587,7 @@
         </w:rPr>
       </w:pPr>
       <w:r>
-        <w:t>表6-</w:t>
-      </w:r>
-      <w:proofErr w:type="gramStart"/>
-      <w:r>
-        <w:t>2</w:t>
+        <w:t>表6-2</w:t>
       </w:r>
       <w:r>
         <w:rPr>
@@ -15099,14 +13597,8 @@
         <w:t xml:space="preserve"> </w:t>
       </w:r>
       <w:r>
-        <w:t xml:space="preserve"> </w:t>
-      </w:r>
-      <w:proofErr w:type="spellStart"/>
-      <w:r>
-        <w:t>状态迁移策略</w:t>
-      </w:r>
-      <w:proofErr w:type="spellEnd"/>
-      <w:proofErr w:type="gramEnd"/>
+        <w:t xml:space="preserve"> 状态迁移策略</w:t>
+      </w:r>
     </w:p>
     <w:tbl>
       <w:tblPr>
@@ -15147,7 +13639,6 @@
                 <w:color w:val="FFFFFF" w:themeColor="background1"/>
               </w:rPr>
             </w:pPr>
-            <w:proofErr w:type="spellStart"/>
             <w:r>
               <w:rPr>
                 <w:b/>
@@ -15156,7 +13647,6 @@
               </w:rPr>
               <w:t>状态类型</w:t>
             </w:r>
-            <w:proofErr w:type="spellEnd"/>
           </w:p>
         </w:tc>
         <w:tc>
@@ -15174,7 +13664,6 @@
                 <w:color w:val="FFFFFF" w:themeColor="background1"/>
               </w:rPr>
             </w:pPr>
-            <w:proofErr w:type="spellStart"/>
             <w:r>
               <w:rPr>
                 <w:b/>
@@ -15183,7 +13672,6 @@
               </w:rPr>
               <w:t>是否迁移</w:t>
             </w:r>
-            <w:proofErr w:type="spellEnd"/>
           </w:p>
         </w:tc>
         <w:tc>
@@ -15201,7 +13689,6 @@
                 <w:color w:val="FFFFFF" w:themeColor="background1"/>
               </w:rPr>
             </w:pPr>
-            <w:proofErr w:type="spellStart"/>
             <w:r>
               <w:rPr>
                 <w:b/>
@@ -15210,7 +13697,6 @@
               </w:rPr>
               <w:t>说明</w:t>
             </w:r>
-            <w:proofErr w:type="spellEnd"/>
           </w:p>
         </w:tc>
       </w:tr>
@@ -15290,11 +13776,9 @@
                 <w:rFonts w:hint="eastAsia"/>
               </w:rPr>
             </w:pPr>
-            <w:proofErr w:type="spellStart"/>
             <w:r>
               <w:t>颜色、材质风格</w:t>
             </w:r>
-            <w:proofErr w:type="spellEnd"/>
           </w:p>
         </w:tc>
         <w:tc>
@@ -15308,11 +13792,9 @@
                 <w:rFonts w:hint="eastAsia"/>
               </w:rPr>
             </w:pPr>
-            <w:proofErr w:type="spellStart"/>
             <w:r>
               <w:t>部分迁移</w:t>
             </w:r>
-            <w:proofErr w:type="spellEnd"/>
           </w:p>
         </w:tc>
         <w:tc>
@@ -15351,12 +13833,10 @@
                 <w:rFonts w:hint="eastAsia"/>
               </w:rPr>
             </w:pPr>
-            <w:proofErr w:type="spellStart"/>
             <w:r>
               <w:lastRenderedPageBreak/>
               <w:t>边界和障碍物</w:t>
             </w:r>
-            <w:proofErr w:type="spellEnd"/>
           </w:p>
         </w:tc>
         <w:tc>
@@ -15370,11 +13850,9 @@
                 <w:rFonts w:hint="eastAsia"/>
               </w:rPr>
             </w:pPr>
-            <w:proofErr w:type="spellStart"/>
             <w:r>
               <w:t>部分迁移</w:t>
             </w:r>
-            <w:proofErr w:type="spellEnd"/>
           </w:p>
         </w:tc>
         <w:tc>
@@ -15474,11 +13952,9 @@
                 <w:rFonts w:hint="eastAsia"/>
               </w:rPr>
             </w:pPr>
-            <w:proofErr w:type="spellStart"/>
             <w:r>
               <w:t>性能档位</w:t>
             </w:r>
-            <w:proofErr w:type="spellEnd"/>
           </w:p>
         </w:tc>
         <w:tc>
@@ -15524,12 +14000,10 @@
         <w:pStyle w:val="1"/>
       </w:pPr>
       <w:bookmarkStart w:id="32" w:name="_Toc27141"/>
-      <w:proofErr w:type="spellStart"/>
       <w:r>
         <w:t>外部资源管理</w:t>
       </w:r>
       <w:bookmarkEnd w:id="32"/>
-      <w:proofErr w:type="spellEnd"/>
     </w:p>
     <w:p>
       <w:pPr>
@@ -15544,17 +14018,16 @@
         </w:rPr>
       </w:pPr>
       <w:bookmarkStart w:id="33" w:name="_Toc20821"/>
-      <w:proofErr w:type="spellStart"/>
       <w:r>
         <w:t>资源类型</w:t>
       </w:r>
       <w:bookmarkEnd w:id="33"/>
-      <w:proofErr w:type="spellEnd"/>
     </w:p>
     <w:p>
       <w:pPr>
         <w:ind w:firstLineChars="200" w:firstLine="480"/>
         <w:rPr>
+          <w:rFonts w:hint="eastAsia"/>
           <w:lang w:eastAsia="zh-CN"/>
         </w:rPr>
       </w:pPr>
@@ -15562,21 +14035,7 @@
         <w:rPr>
           <w:lang w:eastAsia="zh-CN"/>
         </w:rPr>
-        <w:t>外部资源管理是端到端平台的重要能力。平台需要将 PC 端导入的模型、贴图、材质、场景配置和边界数据转换为</w:t>
-      </w:r>
-      <w:proofErr w:type="gramStart"/>
-      <w:r>
-        <w:rPr>
-          <w:lang w:eastAsia="zh-CN"/>
-        </w:rPr>
-        <w:t>移动端可运行</w:t>
-      </w:r>
-      <w:proofErr w:type="gramEnd"/>
-      <w:r>
-        <w:rPr>
-          <w:lang w:eastAsia="zh-CN"/>
-        </w:rPr>
-        <w:t>的资源，并保证资源路径、版本和依赖关系可追踪。</w:t>
+        <w:t>外部资源管理是端到端平台的重要能力。平台需要将 PC 端导入的模型、贴图、材质、场景配置和边界数据转换为移动端可运行的资源，并保证资源路径、版本和依赖关系可追踪。</w:t>
       </w:r>
     </w:p>
     <w:p>
@@ -15588,11 +14047,7 @@
         </w:rPr>
       </w:pPr>
       <w:r>
-        <w:t>表7-</w:t>
-      </w:r>
-      <w:proofErr w:type="gramStart"/>
-      <w:r>
-        <w:t xml:space="preserve">1 </w:t>
+        <w:t xml:space="preserve">表7-1 </w:t>
       </w:r>
       <w:r>
         <w:rPr>
@@ -15601,12 +14056,9 @@
         </w:rPr>
         <w:t xml:space="preserve"> </w:t>
       </w:r>
-      <w:proofErr w:type="spellStart"/>
       <w:r>
         <w:t>资源类型</w:t>
       </w:r>
-      <w:proofErr w:type="spellEnd"/>
-      <w:proofErr w:type="gramEnd"/>
     </w:p>
     <w:tbl>
       <w:tblPr>
@@ -15647,7 +14099,6 @@
                 <w:color w:val="FFFFFF" w:themeColor="background1"/>
               </w:rPr>
             </w:pPr>
-            <w:proofErr w:type="spellStart"/>
             <w:r>
               <w:rPr>
                 <w:rFonts w:ascii="Times New Roman" w:hAnsi="Times New Roman" w:cs="Times New Roman"/>
@@ -15657,7 +14108,6 @@
               </w:rPr>
               <w:t>资源类型</w:t>
             </w:r>
-            <w:proofErr w:type="spellEnd"/>
           </w:p>
         </w:tc>
         <w:tc>
@@ -15675,7 +14125,6 @@
                 <w:color w:val="FFFFFF" w:themeColor="background1"/>
               </w:rPr>
             </w:pPr>
-            <w:proofErr w:type="spellStart"/>
             <w:r>
               <w:rPr>
                 <w:rFonts w:ascii="Times New Roman" w:hAnsi="Times New Roman" w:cs="Times New Roman"/>
@@ -15685,7 +14134,6 @@
               </w:rPr>
               <w:t>用途</w:t>
             </w:r>
-            <w:proofErr w:type="spellEnd"/>
           </w:p>
         </w:tc>
         <w:tc>
@@ -15703,7 +14151,6 @@
                 <w:color w:val="FFFFFF" w:themeColor="background1"/>
               </w:rPr>
             </w:pPr>
-            <w:proofErr w:type="spellStart"/>
             <w:r>
               <w:rPr>
                 <w:rFonts w:ascii="Times New Roman" w:hAnsi="Times New Roman" w:cs="Times New Roman"/>
@@ -15713,7 +14160,6 @@
               </w:rPr>
               <w:t>适用算法</w:t>
             </w:r>
-            <w:proofErr w:type="spellEnd"/>
           </w:p>
         </w:tc>
       </w:tr>
@@ -15732,14 +14178,12 @@
                 <w:rFonts w:ascii="Times New Roman" w:hAnsi="Times New Roman" w:cs="Times New Roman"/>
               </w:rPr>
             </w:pPr>
-            <w:proofErr w:type="spellStart"/>
             <w:r>
               <w:rPr>
                 <w:rFonts w:ascii="Times New Roman" w:hAnsi="Times New Roman" w:cs="Times New Roman"/>
               </w:rPr>
               <w:t>几何模型</w:t>
             </w:r>
-            <w:proofErr w:type="spellEnd"/>
           </w:p>
         </w:tc>
         <w:tc>
@@ -15798,14 +14242,12 @@
                 <w:rFonts w:ascii="Times New Roman" w:hAnsi="Times New Roman" w:cs="Times New Roman"/>
               </w:rPr>
             </w:pPr>
-            <w:proofErr w:type="spellStart"/>
             <w:r>
               <w:rPr>
                 <w:rFonts w:ascii="Times New Roman" w:hAnsi="Times New Roman" w:cs="Times New Roman"/>
               </w:rPr>
               <w:t>材质与贴图</w:t>
             </w:r>
-            <w:proofErr w:type="spellEnd"/>
           </w:p>
         </w:tc>
         <w:tc>
@@ -15864,14 +14306,12 @@
                 <w:rFonts w:ascii="Times New Roman" w:hAnsi="Times New Roman" w:cs="Times New Roman"/>
               </w:rPr>
             </w:pPr>
-            <w:proofErr w:type="spellStart"/>
             <w:r>
               <w:rPr>
                 <w:rFonts w:ascii="Times New Roman" w:hAnsi="Times New Roman" w:cs="Times New Roman"/>
               </w:rPr>
               <w:t>场景配置</w:t>
             </w:r>
-            <w:proofErr w:type="spellEnd"/>
           </w:p>
         </w:tc>
         <w:tc>
@@ -15944,14 +14384,12 @@
                 <w:rFonts w:ascii="Times New Roman" w:hAnsi="Times New Roman" w:cs="Times New Roman"/>
               </w:rPr>
             </w:pPr>
-            <w:proofErr w:type="spellStart"/>
             <w:r>
               <w:rPr>
                 <w:rFonts w:ascii="Times New Roman" w:hAnsi="Times New Roman" w:cs="Times New Roman"/>
               </w:rPr>
               <w:t>边界掩码</w:t>
             </w:r>
-            <w:proofErr w:type="spellEnd"/>
           </w:p>
         </w:tc>
         <w:tc>
@@ -16010,14 +14448,12 @@
                 <w:rFonts w:ascii="Times New Roman" w:hAnsi="Times New Roman" w:cs="Times New Roman"/>
               </w:rPr>
             </w:pPr>
-            <w:proofErr w:type="spellStart"/>
             <w:r>
               <w:rPr>
                 <w:rFonts w:ascii="Times New Roman" w:hAnsi="Times New Roman" w:cs="Times New Roman"/>
               </w:rPr>
               <w:t>缓存资源</w:t>
             </w:r>
-            <w:proofErr w:type="spellEnd"/>
           </w:p>
         </w:tc>
         <w:tc>
@@ -16031,26 +14467,17 @@
                 <w:rFonts w:ascii="Times New Roman" w:hAnsi="Times New Roman" w:cs="Times New Roman"/>
               </w:rPr>
             </w:pPr>
-            <w:proofErr w:type="spellStart"/>
             <w:r>
               <w:rPr>
                 <w:rFonts w:ascii="Times New Roman" w:hAnsi="Times New Roman" w:cs="Times New Roman"/>
               </w:rPr>
               <w:t>移动端预处理后的</w:t>
             </w:r>
-            <w:proofErr w:type="spellEnd"/>
-            <w:r>
-              <w:rPr>
-                <w:rFonts w:ascii="Times New Roman" w:hAnsi="Times New Roman" w:cs="Times New Roman"/>
-              </w:rPr>
-              <w:t xml:space="preserve"> </w:t>
-            </w:r>
-            <w:proofErr w:type="spellStart"/>
-            <w:r>
-              <w:rPr>
-                <w:rFonts w:ascii="Times New Roman" w:hAnsi="Times New Roman" w:cs="Times New Roman"/>
-              </w:rPr>
-              <w:t>Buffer</w:t>
+            <w:r>
+              <w:rPr>
+                <w:rFonts w:ascii="Times New Roman" w:hAnsi="Times New Roman" w:cs="Times New Roman"/>
+              </w:rPr>
+              <w:t xml:space="preserve"> Buffer</w:t>
             </w:r>
             <w:r>
               <w:rPr>
@@ -16062,23 +14489,14 @@
               <w:rPr>
                 <w:rFonts w:ascii="Times New Roman" w:hAnsi="Times New Roman" w:cs="Times New Roman"/>
               </w:rPr>
-              <w:t>Texture</w:t>
-            </w:r>
-            <w:proofErr w:type="spellEnd"/>
-            <w:r>
-              <w:rPr>
-                <w:rFonts w:ascii="Times New Roman" w:hAnsi="Times New Roman" w:cs="Times New Roman"/>
-              </w:rPr>
-              <w:t xml:space="preserve"> </w:t>
-            </w:r>
-            <w:proofErr w:type="spellStart"/>
+              <w:t xml:space="preserve">Texture </w:t>
+            </w:r>
             <w:r>
               <w:rPr>
                 <w:rFonts w:ascii="Times New Roman" w:hAnsi="Times New Roman" w:cs="Times New Roman"/>
               </w:rPr>
               <w:t>或简化</w:t>
             </w:r>
-            <w:proofErr w:type="spellEnd"/>
             <w:r>
               <w:rPr>
                 <w:rFonts w:ascii="Times New Roman" w:hAnsi="Times New Roman" w:cs="Times New Roman"/>
@@ -16121,12 +14539,10 @@
         </w:rPr>
       </w:pPr>
       <w:bookmarkStart w:id="34" w:name="_Toc7897"/>
-      <w:proofErr w:type="spellStart"/>
       <w:r>
         <w:t>资源导入与转换</w:t>
       </w:r>
       <w:bookmarkEnd w:id="34"/>
-      <w:proofErr w:type="spellEnd"/>
     </w:p>
     <w:p>
       <w:pPr>
@@ -16141,35 +14557,7 @@
         <w:rPr>
           <w:lang w:eastAsia="zh-CN"/>
         </w:rPr>
-        <w:t>资源导入流程分为解析、规范化、转换和缓存四步。解析阶段读取外部文件；规范化阶段统一坐标系、单位和命名；转换阶段生成求解器或</w:t>
-      </w:r>
-      <w:proofErr w:type="gramStart"/>
-      <w:r>
-        <w:rPr>
-          <w:lang w:eastAsia="zh-CN"/>
-        </w:rPr>
-        <w:t>渲染器</w:t>
-      </w:r>
-      <w:proofErr w:type="gramEnd"/>
-      <w:r>
-        <w:rPr>
-          <w:lang w:eastAsia="zh-CN"/>
-        </w:rPr>
-        <w:t>可直接使用的数据；缓存阶段保存移动</w:t>
-      </w:r>
-      <w:proofErr w:type="gramStart"/>
-      <w:r>
-        <w:rPr>
-          <w:lang w:eastAsia="zh-CN"/>
-        </w:rPr>
-        <w:t>端友好</w:t>
-      </w:r>
-      <w:proofErr w:type="gramEnd"/>
-      <w:r>
-        <w:rPr>
-          <w:lang w:eastAsia="zh-CN"/>
-        </w:rPr>
-        <w:t>的二进制或压缩格式。</w:t>
+        <w:t>资源导入流程分为解析、规范化、转换和缓存四步。解析阶段读取外部文件；规范化阶段统一坐标系、单位和命名；转换阶段生成求解器或渲染器可直接使用的数据；缓存阶段保存移动端友好的二进制或压缩格式。</w:t>
       </w:r>
     </w:p>
     <w:p>
@@ -16186,7 +14574,20 @@
           <w:lang w:eastAsia="zh-CN"/>
         </w:rPr>
         <w:lastRenderedPageBreak/>
-        <w:t>例如，几何模型在 PBF 中可能用于粒子边界，在 MPM 中可能用于沙子碰撞，在 LBM 中可能被栅格化为障碍物掩码。同一份模型资产会根据目标算法转换为不同运行时资源。</w:t>
+        <w:t>例如，几何模型在 PBF 中可能用于粒子边界，在 MPM 中可能用于沙子碰撞，在 LBM 中可能被</w:t>
+      </w:r>
+      <w:r>
+        <w:rPr>
+          <w:rFonts w:hint="eastAsia"/>
+          <w:lang w:eastAsia="zh-CN"/>
+        </w:rPr>
+        <w:t>模型表面标记点</w:t>
+      </w:r>
+      <w:r>
+        <w:rPr>
+          <w:lang w:eastAsia="zh-CN"/>
+        </w:rPr>
+        <w:t>。同一份模型资产会根据目标算法转换为不同运行时资源。</w:t>
       </w:r>
     </w:p>
     <w:p>
@@ -16202,12 +14603,10 @@
         </w:rPr>
       </w:pPr>
       <w:bookmarkStart w:id="35" w:name="_Toc3622"/>
-      <w:proofErr w:type="spellStart"/>
       <w:r>
         <w:t>运行时资源加载</w:t>
       </w:r>
       <w:bookmarkEnd w:id="35"/>
-      <w:proofErr w:type="spellEnd"/>
     </w:p>
     <w:p>
       <w:pPr>
@@ -16221,25 +14620,8 @@
           <w:rFonts w:ascii="Times New Roman" w:hAnsi="Times New Roman" w:cs="Times New Roman"/>
           <w:lang w:eastAsia="zh-CN"/>
         </w:rPr>
-        <w:t>鸿蒙</w:t>
-      </w:r>
-      <w:proofErr w:type="gramStart"/>
-      <w:r>
-        <w:rPr>
-          <w:rFonts w:ascii="Times New Roman" w:hAnsi="Times New Roman" w:cs="Times New Roman"/>
-          <w:lang w:eastAsia="zh-CN"/>
-        </w:rPr>
-        <w:t>端运行</w:t>
-      </w:r>
-      <w:proofErr w:type="gramEnd"/>
-      <w:r>
-        <w:rPr>
-          <w:rFonts w:ascii="Times New Roman" w:hAnsi="Times New Roman" w:cs="Times New Roman"/>
-          <w:lang w:eastAsia="zh-CN"/>
-        </w:rPr>
-        <w:t>时加载资源时，应避免在主线程执行耗时解析。平台通过异步加载与预处理缓存减少启动时间。</w:t>
-      </w:r>
-      <w:proofErr w:type="spellStart"/>
+        <w:t>鸿蒙端运行时加载资源时，应避免在主线程执行耗时解析。平台通过异步加载与预处理缓存减少启动时间。</w:t>
+      </w:r>
       <w:r>
         <w:rPr>
           <w:rFonts w:ascii="Times New Roman" w:hAnsi="Times New Roman" w:cs="Times New Roman"/>
@@ -16250,79 +14632,38 @@
         <w:rPr>
           <w:rFonts w:ascii="Times New Roman" w:hAnsi="Times New Roman" w:cs="Times New Roman"/>
         </w:rPr>
-        <w:t>AssetSystem</w:t>
-      </w:r>
-      <w:proofErr w:type="spellEnd"/>
-      <w:r>
-        <w:rPr>
-          <w:rFonts w:ascii="Times New Roman" w:hAnsi="Times New Roman" w:cs="Times New Roman"/>
-        </w:rPr>
-        <w:t xml:space="preserve"> </w:t>
-      </w:r>
-      <w:proofErr w:type="spellStart"/>
+        <w:t xml:space="preserve">AssetSystem </w:t>
+      </w:r>
       <w:r>
         <w:rPr>
           <w:rFonts w:ascii="Times New Roman" w:hAnsi="Times New Roman" w:cs="Times New Roman"/>
         </w:rPr>
         <w:t>会通知</w:t>
       </w:r>
-      <w:proofErr w:type="spellEnd"/>
-      <w:r>
-        <w:rPr>
-          <w:rFonts w:ascii="Times New Roman" w:hAnsi="Times New Roman" w:cs="Times New Roman"/>
-        </w:rPr>
-        <w:t xml:space="preserve"> </w:t>
-      </w:r>
-      <w:proofErr w:type="spellStart"/>
-      <w:r>
-        <w:rPr>
-          <w:rFonts w:ascii="Times New Roman" w:hAnsi="Times New Roman" w:cs="Times New Roman"/>
-        </w:rPr>
-        <w:t>SceneSystem</w:t>
-      </w:r>
-      <w:proofErr w:type="spellEnd"/>
-      <w:r>
-        <w:rPr>
-          <w:rFonts w:ascii="Times New Roman" w:hAnsi="Times New Roman" w:cs="Times New Roman"/>
-        </w:rPr>
-        <w:t xml:space="preserve"> </w:t>
-      </w:r>
-      <w:proofErr w:type="spellStart"/>
+      <w:r>
+        <w:rPr>
+          <w:rFonts w:ascii="Times New Roman" w:hAnsi="Times New Roman" w:cs="Times New Roman"/>
+        </w:rPr>
+        <w:t xml:space="preserve"> SceneSystem </w:t>
+      </w:r>
       <w:r>
         <w:rPr>
           <w:rFonts w:ascii="Times New Roman" w:hAnsi="Times New Roman" w:cs="Times New Roman"/>
         </w:rPr>
         <w:t>创建对应实体，随后</w:t>
       </w:r>
-      <w:proofErr w:type="spellEnd"/>
-      <w:r>
-        <w:rPr>
-          <w:rFonts w:ascii="Times New Roman" w:hAnsi="Times New Roman" w:cs="Times New Roman"/>
-        </w:rPr>
-        <w:t xml:space="preserve"> </w:t>
-      </w:r>
-      <w:proofErr w:type="spellStart"/>
-      <w:r>
-        <w:rPr>
-          <w:rFonts w:ascii="Times New Roman" w:hAnsi="Times New Roman" w:cs="Times New Roman"/>
-        </w:rPr>
-        <w:t>SolverDispatchSystem</w:t>
-      </w:r>
-      <w:proofErr w:type="spellEnd"/>
-      <w:r>
-        <w:rPr>
-          <w:rFonts w:ascii="Times New Roman" w:hAnsi="Times New Roman" w:cs="Times New Roman"/>
-        </w:rPr>
-        <w:t xml:space="preserve"> </w:t>
-      </w:r>
-      <w:proofErr w:type="spellStart"/>
+      <w:r>
+        <w:rPr>
+          <w:rFonts w:ascii="Times New Roman" w:hAnsi="Times New Roman" w:cs="Times New Roman"/>
+        </w:rPr>
+        <w:t xml:space="preserve"> SolverDispatchSystem </w:t>
+      </w:r>
       <w:r>
         <w:rPr>
           <w:rFonts w:ascii="Times New Roman" w:hAnsi="Times New Roman" w:cs="Times New Roman"/>
         </w:rPr>
         <w:t>根据算法需要创建</w:t>
       </w:r>
-      <w:proofErr w:type="spellEnd"/>
       <w:r>
         <w:rPr>
           <w:rFonts w:ascii="Times New Roman" w:hAnsi="Times New Roman" w:cs="Times New Roman"/>
@@ -16361,12 +14702,10 @@
         </w:rPr>
       </w:pPr>
       <w:bookmarkStart w:id="36" w:name="_Toc21031"/>
-      <w:proofErr w:type="spellStart"/>
       <w:r>
         <w:t>资源缓存与版本管理</w:t>
       </w:r>
       <w:bookmarkEnd w:id="36"/>
-      <w:proofErr w:type="spellEnd"/>
     </w:p>
     <w:p>
       <w:pPr>
@@ -16405,12 +14744,10 @@
         <w:pStyle w:val="1"/>
       </w:pPr>
       <w:bookmarkStart w:id="37" w:name="_Toc17431"/>
-      <w:proofErr w:type="spellStart"/>
       <w:r>
         <w:t>移动端部署与运行时</w:t>
       </w:r>
       <w:bookmarkEnd w:id="37"/>
-      <w:proofErr w:type="spellEnd"/>
     </w:p>
     <w:p>
       <w:pPr>
@@ -16425,12 +14762,10 @@
         </w:rPr>
       </w:pPr>
       <w:bookmarkStart w:id="38" w:name="_Toc6491"/>
-      <w:proofErr w:type="spellStart"/>
       <w:r>
         <w:t>鸿蒙端模块组成</w:t>
       </w:r>
       <w:bookmarkEnd w:id="38"/>
-      <w:proofErr w:type="spellEnd"/>
     </w:p>
     <w:p>
       <w:pPr>
@@ -16440,35 +14775,18 @@
           <w:lang w:eastAsia="zh-CN"/>
         </w:rPr>
       </w:pPr>
-      <w:proofErr w:type="spellStart"/>
       <w:r>
         <w:rPr>
           <w:rFonts w:ascii="Times New Roman" w:hAnsi="Times New Roman" w:cs="Times New Roman"/>
         </w:rPr>
         <w:t>鸿蒙端由</w:t>
       </w:r>
-      <w:proofErr w:type="spellEnd"/>
-      <w:r>
-        <w:rPr>
-          <w:rFonts w:ascii="Times New Roman" w:hAnsi="Times New Roman" w:cs="Times New Roman"/>
-        </w:rPr>
-        <w:t xml:space="preserve"> </w:t>
-      </w:r>
-      <w:proofErr w:type="spellStart"/>
-      <w:r>
-        <w:rPr>
-          <w:rFonts w:ascii="Times New Roman" w:hAnsi="Times New Roman" w:cs="Times New Roman"/>
-        </w:rPr>
-        <w:t>ArkTS</w:t>
-      </w:r>
-      <w:proofErr w:type="spellEnd"/>
-      <w:r>
-        <w:rPr>
-          <w:rFonts w:ascii="Times New Roman" w:hAnsi="Times New Roman" w:cs="Times New Roman"/>
-        </w:rPr>
-        <w:t xml:space="preserve"> </w:t>
-      </w:r>
-      <w:proofErr w:type="spellStart"/>
+      <w:r>
+        <w:rPr>
+          <w:rFonts w:ascii="Times New Roman" w:hAnsi="Times New Roman" w:cs="Times New Roman"/>
+        </w:rPr>
+        <w:t xml:space="preserve"> ArkTS </w:t>
+      </w:r>
       <w:r>
         <w:rPr>
           <w:rFonts w:ascii="Times New Roman" w:hAnsi="Times New Roman" w:cs="Times New Roman"/>
@@ -16479,35 +14797,19 @@
         <w:rPr>
           <w:rFonts w:ascii="Times New Roman" w:hAnsi="Times New Roman" w:cs="Times New Roman"/>
         </w:rPr>
-        <w:t>NAPI</w:t>
-      </w:r>
-      <w:proofErr w:type="spellEnd"/>
-      <w:r>
-        <w:rPr>
-          <w:rFonts w:ascii="Times New Roman" w:hAnsi="Times New Roman" w:cs="Times New Roman"/>
-        </w:rPr>
-        <w:t xml:space="preserve"> </w:t>
-      </w:r>
-      <w:proofErr w:type="spellStart"/>
+        <w:t xml:space="preserve">NAPI </w:t>
+      </w:r>
       <w:r>
         <w:rPr>
           <w:rFonts w:ascii="Times New Roman" w:hAnsi="Times New Roman" w:cs="Times New Roman"/>
         </w:rPr>
         <w:t>桥接层、平台</w:t>
       </w:r>
-      <w:proofErr w:type="spellEnd"/>
-      <w:r>
-        <w:rPr>
-          <w:rFonts w:ascii="Times New Roman" w:hAnsi="Times New Roman" w:cs="Times New Roman"/>
-        </w:rPr>
-        <w:t xml:space="preserve"> Native </w:t>
-      </w:r>
-      <w:proofErr w:type="spellStart"/>
-      <w:r>
-        <w:rPr>
-          <w:rFonts w:ascii="Times New Roman" w:hAnsi="Times New Roman" w:cs="Times New Roman"/>
-        </w:rPr>
-        <w:t>Runtime</w:t>
+      <w:r>
+        <w:rPr>
+          <w:rFonts w:ascii="Times New Roman" w:hAnsi="Times New Roman" w:cs="Times New Roman"/>
+        </w:rPr>
+        <w:t xml:space="preserve"> Native Runtime</w:t>
       </w:r>
       <w:r>
         <w:rPr>
@@ -16519,16 +14821,8 @@
         <w:rPr>
           <w:rFonts w:ascii="Times New Roman" w:hAnsi="Times New Roman" w:cs="Times New Roman"/>
         </w:rPr>
-        <w:t>AGP</w:t>
-      </w:r>
-      <w:proofErr w:type="spellEnd"/>
-      <w:r>
-        <w:rPr>
-          <w:rFonts w:ascii="Times New Roman" w:hAnsi="Times New Roman" w:cs="Times New Roman"/>
-        </w:rPr>
-        <w:t xml:space="preserve">/Vulkan </w:t>
-      </w:r>
-      <w:proofErr w:type="spellStart"/>
+        <w:t xml:space="preserve">AGP/Vulkan </w:t>
+      </w:r>
       <w:r>
         <w:rPr>
           <w:rFonts w:ascii="Times New Roman" w:hAnsi="Times New Roman" w:cs="Times New Roman"/>
@@ -16539,16 +14833,8 @@
         <w:rPr>
           <w:rFonts w:ascii="Times New Roman" w:hAnsi="Times New Roman" w:cs="Times New Roman"/>
         </w:rPr>
-        <w:t>ArkTS</w:t>
-      </w:r>
-      <w:proofErr w:type="spellEnd"/>
-      <w:r>
-        <w:rPr>
-          <w:rFonts w:ascii="Times New Roman" w:hAnsi="Times New Roman" w:cs="Times New Roman"/>
-        </w:rPr>
-        <w:t xml:space="preserve"> </w:t>
-      </w:r>
-      <w:proofErr w:type="spellStart"/>
+        <w:t xml:space="preserve">ArkTS </w:t>
+      </w:r>
       <w:r>
         <w:rPr>
           <w:rFonts w:ascii="Times New Roman" w:hAnsi="Times New Roman" w:cs="Times New Roman"/>
@@ -16559,93 +14845,60 @@
         <w:rPr>
           <w:rFonts w:ascii="Times New Roman" w:hAnsi="Times New Roman" w:cs="Times New Roman"/>
         </w:rPr>
-        <w:t>Native</w:t>
-      </w:r>
-      <w:proofErr w:type="spellEnd"/>
-      <w:r>
-        <w:rPr>
-          <w:rFonts w:ascii="Times New Roman" w:hAnsi="Times New Roman" w:cs="Times New Roman"/>
-        </w:rPr>
-        <w:t xml:space="preserve"> Runtime </w:t>
-      </w:r>
-      <w:proofErr w:type="spellStart"/>
+        <w:t xml:space="preserve">Native Runtime </w:t>
+      </w:r>
       <w:r>
         <w:rPr>
           <w:rFonts w:ascii="Times New Roman" w:hAnsi="Times New Roman" w:cs="Times New Roman"/>
         </w:rPr>
         <w:t>负责</w:t>
       </w:r>
-      <w:proofErr w:type="spellEnd"/>
-      <w:r>
-        <w:rPr>
-          <w:rFonts w:ascii="Times New Roman" w:hAnsi="Times New Roman" w:cs="Times New Roman"/>
-        </w:rPr>
-        <w:t xml:space="preserve"> </w:t>
-      </w:r>
-      <w:proofErr w:type="spellStart"/>
-      <w:r>
-        <w:rPr>
-          <w:rFonts w:ascii="Times New Roman" w:hAnsi="Times New Roman" w:cs="Times New Roman"/>
-        </w:rPr>
-        <w:t>ECS</w:t>
-      </w:r>
-      <w:r>
-        <w:rPr>
-          <w:rFonts w:ascii="Times New Roman" w:hAnsi="Times New Roman" w:cs="Times New Roman"/>
-        </w:rPr>
-        <w:t>、资源和调度；底层插件负责物理计算与渲染输出</w:t>
-      </w:r>
-      <w:proofErr w:type="spellEnd"/>
-      <w:r>
-        <w:rPr>
-          <w:rFonts w:ascii="Times New Roman" w:hAnsi="Times New Roman" w:cs="Times New Roman"/>
-        </w:rPr>
-        <w:t>。</w:t>
+      <w:r>
+        <w:rPr>
+          <w:rFonts w:ascii="Times New Roman" w:hAnsi="Times New Roman" w:cs="Times New Roman"/>
+        </w:rPr>
+        <w:t xml:space="preserve"> ECS</w:t>
+      </w:r>
+      <w:r>
+        <w:rPr>
+          <w:rFonts w:ascii="Times New Roman" w:hAnsi="Times New Roman" w:cs="Times New Roman"/>
+        </w:rPr>
+        <w:t>、资源和调度；底层插件负责物理计算与渲染输出。</w:t>
       </w:r>
     </w:p>
     <w:p>
       <w:pPr>
         <w:jc w:val="center"/>
         <w:rPr>
+          <w:rFonts w:ascii="Times New Roman" w:hAnsi="Times New Roman" w:cs="Times New Roman"/>
+          <w:lang w:eastAsia="zh-CN"/>
+        </w:rPr>
+      </w:pPr>
+      <w:r>
+        <w:rPr>
+          <w:rFonts w:ascii="Times New Roman" w:hAnsi="Times New Roman" w:cs="Times New Roman"/>
+        </w:rPr>
+        <w:t>表</w:t>
+      </w:r>
+      <w:r>
+        <w:rPr>
+          <w:rFonts w:ascii="Times New Roman" w:hAnsi="Times New Roman" w:cs="Times New Roman"/>
+        </w:rPr>
+        <w:t xml:space="preserve">8-1 </w:t>
+      </w:r>
+      <w:r>
+        <w:rPr>
           <w:rFonts w:ascii="Times New Roman" w:hAnsi="Times New Roman" w:cs="Times New Roman" w:hint="eastAsia"/>
           <w:lang w:eastAsia="zh-CN"/>
         </w:rPr>
-      </w:pPr>
-      <w:r>
-        <w:rPr>
-          <w:rFonts w:ascii="Times New Roman" w:hAnsi="Times New Roman" w:cs="Times New Roman"/>
-        </w:rPr>
-        <w:t>表</w:t>
-      </w:r>
-      <w:r>
-        <w:rPr>
-          <w:rFonts w:ascii="Times New Roman" w:hAnsi="Times New Roman" w:cs="Times New Roman"/>
-        </w:rPr>
-        <w:t>8-</w:t>
-      </w:r>
-      <w:proofErr w:type="gramStart"/>
-      <w:r>
-        <w:rPr>
-          <w:rFonts w:ascii="Times New Roman" w:hAnsi="Times New Roman" w:cs="Times New Roman"/>
-        </w:rPr>
-        <w:t xml:space="preserve">1 </w:t>
-      </w:r>
-      <w:r>
-        <w:rPr>
-          <w:rFonts w:ascii="Times New Roman" w:hAnsi="Times New Roman" w:cs="Times New Roman" w:hint="eastAsia"/>
-          <w:lang w:eastAsia="zh-CN"/>
-        </w:rPr>
         <w:t xml:space="preserve"> </w:t>
       </w:r>
-      <w:proofErr w:type="spellStart"/>
       <w:r>
         <w:rPr>
           <w:rFonts w:ascii="Times New Roman" w:hAnsi="Times New Roman" w:cs="Times New Roman"/>
         </w:rPr>
         <w:t>鸿蒙端模块组成</w:t>
       </w:r>
-      <w:proofErr w:type="spellEnd"/>
-      <w:proofErr w:type="gramEnd"/>
     </w:p>
     <w:tbl>
       <w:tblPr>
@@ -16685,7 +14938,6 @@
                 <w:color w:val="FFFFFF" w:themeColor="background1"/>
               </w:rPr>
             </w:pPr>
-            <w:proofErr w:type="spellStart"/>
             <w:r>
               <w:rPr>
                 <w:rFonts w:ascii="Times New Roman" w:hAnsi="Times New Roman" w:cs="Times New Roman"/>
@@ -16695,7 +14947,6 @@
               </w:rPr>
               <w:t>模块</w:t>
             </w:r>
-            <w:proofErr w:type="spellEnd"/>
           </w:p>
         </w:tc>
         <w:tc>
@@ -16713,7 +14964,6 @@
                 <w:color w:val="FFFFFF" w:themeColor="background1"/>
               </w:rPr>
             </w:pPr>
-            <w:proofErr w:type="spellStart"/>
             <w:r>
               <w:rPr>
                 <w:rFonts w:ascii="Times New Roman" w:hAnsi="Times New Roman" w:cs="Times New Roman"/>
@@ -16723,7 +14973,6 @@
               </w:rPr>
               <w:t>职责</w:t>
             </w:r>
-            <w:proofErr w:type="spellEnd"/>
           </w:p>
         </w:tc>
       </w:tr>
@@ -16742,28 +14991,18 @@
                 <w:rFonts w:ascii="Times New Roman" w:hAnsi="Times New Roman" w:cs="Times New Roman"/>
               </w:rPr>
             </w:pPr>
-            <w:proofErr w:type="spellStart"/>
-            <w:r>
-              <w:rPr>
-                <w:rFonts w:ascii="Times New Roman" w:hAnsi="Times New Roman" w:cs="Times New Roman"/>
-              </w:rPr>
-              <w:t>ArkTS</w:t>
-            </w:r>
-            <w:proofErr w:type="spellEnd"/>
-            <w:r>
-              <w:rPr>
-                <w:rFonts w:ascii="Times New Roman" w:hAnsi="Times New Roman" w:cs="Times New Roman"/>
-              </w:rPr>
-              <w:t xml:space="preserve"> </w:t>
-            </w:r>
-            <w:proofErr w:type="spellStart"/>
+            <w:r>
+              <w:rPr>
+                <w:rFonts w:ascii="Times New Roman" w:hAnsi="Times New Roman" w:cs="Times New Roman"/>
+              </w:rPr>
+              <w:t xml:space="preserve">ArkTS </w:t>
+            </w:r>
             <w:r>
               <w:rPr>
                 <w:rFonts w:ascii="Times New Roman" w:hAnsi="Times New Roman" w:cs="Times New Roman"/>
               </w:rPr>
               <w:t>组件</w:t>
             </w:r>
-            <w:proofErr w:type="spellEnd"/>
           </w:p>
         </w:tc>
         <w:tc>
@@ -16823,14 +15062,12 @@
               </w:rPr>
               <w:t xml:space="preserve">NAPI </w:t>
             </w:r>
-            <w:proofErr w:type="spellStart"/>
             <w:r>
               <w:rPr>
                 <w:rFonts w:ascii="Times New Roman" w:hAnsi="Times New Roman" w:cs="Times New Roman"/>
               </w:rPr>
               <w:t>桥接层</w:t>
             </w:r>
-            <w:proofErr w:type="spellEnd"/>
           </w:p>
         </w:tc>
         <w:tc>
@@ -16854,55 +15091,25 @@
               <w:rPr>
                 <w:rFonts w:ascii="Times New Roman" w:hAnsi="Times New Roman" w:cs="Times New Roman"/>
               </w:rPr>
-              <w:t xml:space="preserve"> </w:t>
-            </w:r>
-            <w:proofErr w:type="spellStart"/>
-            <w:r>
-              <w:rPr>
-                <w:rFonts w:ascii="Times New Roman" w:hAnsi="Times New Roman" w:cs="Times New Roman"/>
-              </w:rPr>
-              <w:t>ArkTS</w:t>
-            </w:r>
-            <w:proofErr w:type="spellEnd"/>
-            <w:r>
-              <w:rPr>
-                <w:rFonts w:ascii="Times New Roman" w:hAnsi="Times New Roman" w:cs="Times New Roman"/>
-              </w:rPr>
-              <w:t xml:space="preserve"> </w:t>
-            </w:r>
-            <w:proofErr w:type="spellStart"/>
+              <w:t xml:space="preserve"> ArkTS </w:t>
+            </w:r>
             <w:r>
               <w:rPr>
                 <w:rFonts w:ascii="Times New Roman" w:hAnsi="Times New Roman" w:cs="Times New Roman"/>
               </w:rPr>
               <w:t>命令安全传递给</w:t>
             </w:r>
-            <w:proofErr w:type="spellEnd"/>
-            <w:r>
-              <w:rPr>
-                <w:rFonts w:ascii="Times New Roman" w:hAnsi="Times New Roman" w:cs="Times New Roman"/>
-              </w:rPr>
-              <w:t xml:space="preserve"> C++ </w:t>
-            </w:r>
-            <w:proofErr w:type="spellStart"/>
-            <w:r>
-              <w:rPr>
-                <w:rFonts w:ascii="Times New Roman" w:hAnsi="Times New Roman" w:cs="Times New Roman"/>
-              </w:rPr>
-              <w:t>Runtime</w:t>
-            </w:r>
-            <w:r>
-              <w:rPr>
-                <w:rFonts w:ascii="Times New Roman" w:hAnsi="Times New Roman" w:cs="Times New Roman"/>
-              </w:rPr>
-              <w:t>，并回传事件</w:t>
-            </w:r>
-            <w:proofErr w:type="spellEnd"/>
-            <w:r>
-              <w:rPr>
-                <w:rFonts w:ascii="Times New Roman" w:hAnsi="Times New Roman" w:cs="Times New Roman"/>
-              </w:rPr>
-              <w:t>。</w:t>
+            <w:r>
+              <w:rPr>
+                <w:rFonts w:ascii="Times New Roman" w:hAnsi="Times New Roman" w:cs="Times New Roman"/>
+              </w:rPr>
+              <w:t xml:space="preserve"> C++ Runtime</w:t>
+            </w:r>
+            <w:r>
+              <w:rPr>
+                <w:rFonts w:ascii="Times New Roman" w:hAnsi="Times New Roman" w:cs="Times New Roman"/>
+              </w:rPr>
+              <w:t>，并回传事件。</w:t>
             </w:r>
           </w:p>
         </w:tc>
@@ -16941,39 +15148,23 @@
                 <w:rFonts w:ascii="Times New Roman" w:hAnsi="Times New Roman" w:cs="Times New Roman"/>
               </w:rPr>
             </w:pPr>
-            <w:proofErr w:type="spellStart"/>
             <w:r>
               <w:rPr>
                 <w:rFonts w:ascii="Times New Roman" w:hAnsi="Times New Roman" w:cs="Times New Roman"/>
               </w:rPr>
               <w:t>创建</w:t>
             </w:r>
-            <w:proofErr w:type="spellEnd"/>
-            <w:r>
-              <w:rPr>
-                <w:rFonts w:ascii="Times New Roman" w:hAnsi="Times New Roman" w:cs="Times New Roman"/>
-              </w:rPr>
-              <w:t xml:space="preserve"> ECS </w:t>
-            </w:r>
-            <w:proofErr w:type="spellStart"/>
-            <w:r>
-              <w:rPr>
-                <w:rFonts w:ascii="Times New Roman" w:hAnsi="Times New Roman" w:cs="Times New Roman"/>
-              </w:rPr>
-              <w:t>World</w:t>
-            </w:r>
-            <w:r>
-              <w:rPr>
-                <w:rFonts w:ascii="Times New Roman" w:hAnsi="Times New Roman" w:cs="Times New Roman"/>
-              </w:rPr>
-              <w:t>、调度系统、管理资源和算法切换</w:t>
-            </w:r>
-            <w:proofErr w:type="spellEnd"/>
-            <w:r>
-              <w:rPr>
-                <w:rFonts w:ascii="Times New Roman" w:hAnsi="Times New Roman" w:cs="Times New Roman"/>
-              </w:rPr>
-              <w:t>。</w:t>
+            <w:r>
+              <w:rPr>
+                <w:rFonts w:ascii="Times New Roman" w:hAnsi="Times New Roman" w:cs="Times New Roman"/>
+              </w:rPr>
+              <w:t xml:space="preserve"> ECS World</w:t>
+            </w:r>
+            <w:r>
+              <w:rPr>
+                <w:rFonts w:ascii="Times New Roman" w:hAnsi="Times New Roman" w:cs="Times New Roman"/>
+              </w:rPr>
+              <w:t>、调度系统、管理资源和算法切换。</w:t>
             </w:r>
           </w:p>
         </w:tc>
@@ -16993,14 +15184,12 @@
                 <w:rFonts w:ascii="Times New Roman" w:hAnsi="Times New Roman" w:cs="Times New Roman"/>
               </w:rPr>
             </w:pPr>
-            <w:proofErr w:type="spellStart"/>
             <w:r>
               <w:rPr>
                 <w:rFonts w:ascii="Times New Roman" w:hAnsi="Times New Roman" w:cs="Times New Roman"/>
               </w:rPr>
               <w:t>仿真插件运行时</w:t>
             </w:r>
-            <w:proofErr w:type="spellEnd"/>
           </w:p>
         </w:tc>
         <w:tc>
@@ -17014,14 +15203,12 @@
                 <w:rFonts w:ascii="Times New Roman" w:hAnsi="Times New Roman" w:cs="Times New Roman"/>
               </w:rPr>
             </w:pPr>
-            <w:proofErr w:type="spellStart"/>
             <w:r>
               <w:rPr>
                 <w:rFonts w:ascii="Times New Roman" w:hAnsi="Times New Roman" w:cs="Times New Roman"/>
               </w:rPr>
               <w:t>执行</w:t>
             </w:r>
-            <w:proofErr w:type="spellEnd"/>
             <w:r>
               <w:rPr>
                 <w:rFonts w:ascii="Times New Roman" w:hAnsi="Times New Roman" w:cs="Times New Roman"/>
@@ -17052,19 +15239,11 @@
               </w:rPr>
               <w:t xml:space="preserve"> LBM </w:t>
             </w:r>
-            <w:proofErr w:type="spellStart"/>
-            <w:r>
-              <w:rPr>
-                <w:rFonts w:ascii="Times New Roman" w:hAnsi="Times New Roman" w:cs="Times New Roman"/>
-              </w:rPr>
-              <w:t>具体求解与渲染</w:t>
-            </w:r>
-            <w:proofErr w:type="spellEnd"/>
-            <w:r>
-              <w:rPr>
-                <w:rFonts w:ascii="Times New Roman" w:hAnsi="Times New Roman" w:cs="Times New Roman"/>
-              </w:rPr>
-              <w:t>。</w:t>
+            <w:r>
+              <w:rPr>
+                <w:rFonts w:ascii="Times New Roman" w:hAnsi="Times New Roman" w:cs="Times New Roman"/>
+              </w:rPr>
+              <w:t>具体求解与渲染。</w:t>
             </w:r>
           </w:p>
         </w:tc>
@@ -17090,14 +15269,12 @@
               </w:rPr>
               <w:t xml:space="preserve">AGP/Vulkan </w:t>
             </w:r>
-            <w:proofErr w:type="spellStart"/>
             <w:r>
               <w:rPr>
                 <w:rFonts w:ascii="Times New Roman" w:hAnsi="Times New Roman" w:cs="Times New Roman"/>
               </w:rPr>
               <w:t>图形层</w:t>
             </w:r>
-            <w:proofErr w:type="spellEnd"/>
           </w:p>
         </w:tc>
         <w:tc>
@@ -17111,21 +15288,18 @@
                 <w:rFonts w:ascii="Times New Roman" w:hAnsi="Times New Roman" w:cs="Times New Roman"/>
               </w:rPr>
             </w:pPr>
-            <w:proofErr w:type="spellStart"/>
             <w:r>
               <w:rPr>
                 <w:rFonts w:ascii="Times New Roman" w:hAnsi="Times New Roman" w:cs="Times New Roman"/>
               </w:rPr>
               <w:t>管理</w:t>
             </w:r>
-            <w:proofErr w:type="spellEnd"/>
             <w:r>
               <w:rPr>
                 <w:rFonts w:ascii="Times New Roman" w:hAnsi="Times New Roman" w:cs="Times New Roman"/>
               </w:rPr>
               <w:t xml:space="preserve"> GPU </w:t>
             </w:r>
-            <w:proofErr w:type="spellStart"/>
             <w:r>
               <w:rPr>
                 <w:rFonts w:ascii="Times New Roman" w:hAnsi="Times New Roman" w:cs="Times New Roman"/>
@@ -17148,16 +15322,8 @@
               <w:rPr>
                 <w:rFonts w:ascii="Times New Roman" w:hAnsi="Times New Roman" w:cs="Times New Roman"/>
               </w:rPr>
-              <w:t>Texture</w:t>
-            </w:r>
-            <w:proofErr w:type="spellEnd"/>
-            <w:r>
-              <w:rPr>
-                <w:rFonts w:ascii="Times New Roman" w:hAnsi="Times New Roman" w:cs="Times New Roman"/>
-              </w:rPr>
-              <w:t xml:space="preserve"> </w:t>
-            </w:r>
-            <w:proofErr w:type="spellStart"/>
+              <w:t xml:space="preserve">Texture </w:t>
+            </w:r>
             <w:r>
               <w:rPr>
                 <w:rFonts w:ascii="Times New Roman" w:hAnsi="Times New Roman" w:cs="Times New Roman"/>
@@ -17169,14 +15335,7 @@
                 <w:rFonts w:ascii="Times New Roman" w:hAnsi="Times New Roman" w:cs="Times New Roman"/>
               </w:rPr>
               <w:lastRenderedPageBreak/>
-              <w:t>面</w:t>
-            </w:r>
-            <w:proofErr w:type="spellEnd"/>
-            <w:r>
-              <w:rPr>
-                <w:rFonts w:ascii="Times New Roman" w:hAnsi="Times New Roman" w:cs="Times New Roman"/>
-              </w:rPr>
-              <w:t>。</w:t>
+              <w:t>面。</w:t>
             </w:r>
           </w:p>
         </w:tc>
@@ -17196,7 +15355,6 @@
                 <w:rFonts w:ascii="Times New Roman" w:hAnsi="Times New Roman" w:cs="Times New Roman"/>
               </w:rPr>
             </w:pPr>
-            <w:proofErr w:type="spellStart"/>
             <w:r>
               <w:rPr>
                 <w:rFonts w:ascii="Times New Roman" w:hAnsi="Times New Roman" w:cs="Times New Roman"/>
@@ -17204,7 +15362,6 @@
               <w:lastRenderedPageBreak/>
               <w:t>性能监控模块</w:t>
             </w:r>
-            <w:proofErr w:type="spellEnd"/>
           </w:p>
         </w:tc>
         <w:tc>
@@ -17271,12 +15428,10 @@
         </w:rPr>
       </w:pPr>
       <w:bookmarkStart w:id="39" w:name="_Toc10632"/>
-      <w:proofErr w:type="spellStart"/>
       <w:r>
         <w:t>线程模型与生命周期</w:t>
       </w:r>
       <w:bookmarkEnd w:id="39"/>
-      <w:proofErr w:type="spellEnd"/>
     </w:p>
     <w:p>
       <w:pPr>
@@ -17292,23 +15447,7 @@
           <w:rFonts w:ascii="Times New Roman" w:hAnsi="Times New Roman" w:cs="Times New Roman"/>
           <w:lang w:eastAsia="zh-CN"/>
         </w:rPr>
-        <w:t>移动</w:t>
-      </w:r>
-      <w:proofErr w:type="gramStart"/>
-      <w:r>
-        <w:rPr>
-          <w:rFonts w:ascii="Times New Roman" w:hAnsi="Times New Roman" w:cs="Times New Roman"/>
-          <w:lang w:eastAsia="zh-CN"/>
-        </w:rPr>
-        <w:t>端运行</w:t>
-      </w:r>
-      <w:proofErr w:type="gramEnd"/>
-      <w:r>
-        <w:rPr>
-          <w:rFonts w:ascii="Times New Roman" w:hAnsi="Times New Roman" w:cs="Times New Roman"/>
-          <w:lang w:eastAsia="zh-CN"/>
-        </w:rPr>
-        <w:t>时应避免在</w:t>
+        <w:t>移动端运行时应避免在</w:t>
       </w:r>
       <w:r>
         <w:rPr>
@@ -17324,53 +15463,19 @@
         </w:rPr>
         <w:t>线程执行高负载计算。</w:t>
       </w:r>
-      <w:proofErr w:type="spellStart"/>
-      <w:r>
-        <w:rPr>
-          <w:rFonts w:ascii="Times New Roman" w:hAnsi="Times New Roman" w:cs="Times New Roman"/>
-          <w:lang w:eastAsia="zh-CN"/>
-        </w:rPr>
-        <w:t>ArkTS</w:t>
-      </w:r>
-      <w:proofErr w:type="spellEnd"/>
-      <w:r>
-        <w:rPr>
-          <w:rFonts w:ascii="Times New Roman" w:hAnsi="Times New Roman" w:cs="Times New Roman"/>
-          <w:lang w:eastAsia="zh-CN"/>
-        </w:rPr>
-        <w:t xml:space="preserve"> UI </w:t>
-      </w:r>
-      <w:proofErr w:type="gramStart"/>
-      <w:r>
-        <w:rPr>
-          <w:rFonts w:ascii="Times New Roman" w:hAnsi="Times New Roman" w:cs="Times New Roman"/>
-          <w:lang w:eastAsia="zh-CN"/>
-        </w:rPr>
-        <w:t>线程只</w:t>
-      </w:r>
-      <w:proofErr w:type="gramEnd"/>
-      <w:r>
-        <w:rPr>
-          <w:rFonts w:ascii="Times New Roman" w:hAnsi="Times New Roman" w:cs="Times New Roman"/>
-          <w:lang w:eastAsia="zh-CN"/>
-        </w:rPr>
-        <w:t>负责用户</w:t>
-      </w:r>
-      <w:proofErr w:type="gramStart"/>
-      <w:r>
-        <w:rPr>
-          <w:rFonts w:ascii="Times New Roman" w:hAnsi="Times New Roman" w:cs="Times New Roman"/>
-          <w:lang w:eastAsia="zh-CN"/>
-        </w:rPr>
-        <w:t>交互和</w:t>
-      </w:r>
-      <w:proofErr w:type="gramEnd"/>
-      <w:r>
-        <w:rPr>
-          <w:rFonts w:ascii="Times New Roman" w:hAnsi="Times New Roman" w:cs="Times New Roman"/>
-          <w:lang w:eastAsia="zh-CN"/>
-        </w:rPr>
-        <w:t>页面生命周期；</w:t>
+      <w:r>
+        <w:rPr>
+          <w:rFonts w:ascii="Times New Roman" w:hAnsi="Times New Roman" w:cs="Times New Roman"/>
+          <w:lang w:eastAsia="zh-CN"/>
+        </w:rPr>
+        <w:t xml:space="preserve">ArkTS UI </w:t>
+      </w:r>
+      <w:r>
+        <w:rPr>
+          <w:rFonts w:ascii="Times New Roman" w:hAnsi="Times New Roman" w:cs="Times New Roman"/>
+          <w:lang w:eastAsia="zh-CN"/>
+        </w:rPr>
+        <w:t>线程只负责用户交互和页面生命周期；</w:t>
       </w:r>
       <w:r>
         <w:rPr>
@@ -17500,61 +15605,35 @@
         </w:rPr>
         <w:t>资源。</w:t>
       </w:r>
-      <w:proofErr w:type="spellStart"/>
       <w:r>
         <w:rPr>
           <w:rFonts w:ascii="Times New Roman" w:hAnsi="Times New Roman" w:cs="Times New Roman"/>
         </w:rPr>
         <w:t>所有跨线程命令均通过线程安全队列提交，避免</w:t>
       </w:r>
-      <w:proofErr w:type="spellEnd"/>
-      <w:r>
-        <w:rPr>
-          <w:rFonts w:ascii="Times New Roman" w:hAnsi="Times New Roman" w:cs="Times New Roman"/>
-        </w:rPr>
-        <w:t xml:space="preserve"> </w:t>
-      </w:r>
-      <w:proofErr w:type="spellStart"/>
-      <w:r>
-        <w:rPr>
-          <w:rFonts w:ascii="Times New Roman" w:hAnsi="Times New Roman" w:cs="Times New Roman"/>
-        </w:rPr>
-        <w:t>ArkTS</w:t>
-      </w:r>
-      <w:proofErr w:type="spellEnd"/>
-      <w:r>
-        <w:rPr>
-          <w:rFonts w:ascii="Times New Roman" w:hAnsi="Times New Roman" w:cs="Times New Roman"/>
-        </w:rPr>
-        <w:t xml:space="preserve"> </w:t>
-      </w:r>
-      <w:proofErr w:type="spellStart"/>
+      <w:r>
+        <w:rPr>
+          <w:rFonts w:ascii="Times New Roman" w:hAnsi="Times New Roman" w:cs="Times New Roman"/>
+        </w:rPr>
+        <w:t xml:space="preserve"> ArkTS </w:t>
+      </w:r>
       <w:r>
         <w:rPr>
           <w:rFonts w:ascii="Times New Roman" w:hAnsi="Times New Roman" w:cs="Times New Roman"/>
         </w:rPr>
         <w:t>直接写入</w:t>
       </w:r>
-      <w:proofErr w:type="spellEnd"/>
       <w:r>
         <w:rPr>
           <w:rFonts w:ascii="Times New Roman" w:hAnsi="Times New Roman" w:cs="Times New Roman"/>
         </w:rPr>
         <w:t xml:space="preserve"> Native </w:t>
       </w:r>
-      <w:proofErr w:type="spellStart"/>
-      <w:r>
-        <w:rPr>
-          <w:rFonts w:ascii="Times New Roman" w:hAnsi="Times New Roman" w:cs="Times New Roman"/>
-        </w:rPr>
-        <w:t>仿真数据</w:t>
-      </w:r>
-      <w:proofErr w:type="spellEnd"/>
-      <w:r>
-        <w:rPr>
-          <w:rFonts w:ascii="Times New Roman" w:hAnsi="Times New Roman" w:cs="Times New Roman"/>
-        </w:rPr>
-        <w:t>。</w:t>
+      <w:r>
+        <w:rPr>
+          <w:rFonts w:ascii="Times New Roman" w:hAnsi="Times New Roman" w:cs="Times New Roman"/>
+        </w:rPr>
+        <w:t>仿真数据。</w:t>
       </w:r>
     </w:p>
     <w:p>
@@ -17570,12 +15649,10 @@
         </w:rPr>
       </w:pPr>
       <w:bookmarkStart w:id="40" w:name="_Toc21894"/>
-      <w:proofErr w:type="spellStart"/>
       <w:r>
         <w:t>性能档位与降级策略</w:t>
       </w:r>
       <w:bookmarkEnd w:id="40"/>
-      <w:proofErr w:type="spellEnd"/>
     </w:p>
     <w:p>
       <w:pPr>
@@ -17611,45 +15688,35 @@
       <w:pPr>
         <w:jc w:val="center"/>
         <w:rPr>
+          <w:rFonts w:ascii="Times New Roman" w:hAnsi="Times New Roman" w:cs="Times New Roman"/>
+          <w:lang w:eastAsia="zh-CN"/>
+        </w:rPr>
+      </w:pPr>
+      <w:r>
+        <w:rPr>
+          <w:rFonts w:ascii="Times New Roman" w:hAnsi="Times New Roman" w:cs="Times New Roman"/>
+        </w:rPr>
+        <w:t>表</w:t>
+      </w:r>
+      <w:r>
+        <w:rPr>
+          <w:rFonts w:ascii="Times New Roman" w:hAnsi="Times New Roman" w:cs="Times New Roman"/>
+        </w:rPr>
+        <w:t xml:space="preserve">8-2 </w:t>
+      </w:r>
+      <w:r>
+        <w:rPr>
           <w:rFonts w:ascii="Times New Roman" w:hAnsi="Times New Roman" w:cs="Times New Roman" w:hint="eastAsia"/>
           <w:lang w:eastAsia="zh-CN"/>
         </w:rPr>
-      </w:pPr>
-      <w:r>
-        <w:rPr>
-          <w:rFonts w:ascii="Times New Roman" w:hAnsi="Times New Roman" w:cs="Times New Roman"/>
-        </w:rPr>
-        <w:t>表</w:t>
-      </w:r>
-      <w:r>
-        <w:rPr>
-          <w:rFonts w:ascii="Times New Roman" w:hAnsi="Times New Roman" w:cs="Times New Roman"/>
-        </w:rPr>
-        <w:t>8-</w:t>
-      </w:r>
-      <w:proofErr w:type="gramStart"/>
-      <w:r>
-        <w:rPr>
-          <w:rFonts w:ascii="Times New Roman" w:hAnsi="Times New Roman" w:cs="Times New Roman"/>
-        </w:rPr>
-        <w:t xml:space="preserve">2 </w:t>
-      </w:r>
-      <w:r>
-        <w:rPr>
-          <w:rFonts w:ascii="Times New Roman" w:hAnsi="Times New Roman" w:cs="Times New Roman" w:hint="eastAsia"/>
-          <w:lang w:eastAsia="zh-CN"/>
-        </w:rPr>
         <w:t xml:space="preserve"> </w:t>
       </w:r>
-      <w:proofErr w:type="spellStart"/>
       <w:r>
         <w:rPr>
           <w:rFonts w:ascii="Times New Roman" w:hAnsi="Times New Roman" w:cs="Times New Roman"/>
         </w:rPr>
         <w:t>移动端性能降级策略</w:t>
       </w:r>
-      <w:proofErr w:type="spellEnd"/>
-      <w:proofErr w:type="gramEnd"/>
     </w:p>
     <w:tbl>
       <w:tblPr>
@@ -17690,7 +15757,6 @@
                 <w:color w:val="FFFFFF" w:themeColor="background1"/>
               </w:rPr>
             </w:pPr>
-            <w:proofErr w:type="spellStart"/>
             <w:r>
               <w:rPr>
                 <w:rFonts w:ascii="Times New Roman" w:hAnsi="Times New Roman" w:cs="Times New Roman"/>
@@ -17700,7 +15766,6 @@
               </w:rPr>
               <w:t>算法</w:t>
             </w:r>
-            <w:proofErr w:type="spellEnd"/>
           </w:p>
         </w:tc>
         <w:tc>
@@ -17718,7 +15783,6 @@
                 <w:color w:val="FFFFFF" w:themeColor="background1"/>
               </w:rPr>
             </w:pPr>
-            <w:proofErr w:type="spellStart"/>
             <w:r>
               <w:rPr>
                 <w:rFonts w:ascii="Times New Roman" w:hAnsi="Times New Roman" w:cs="Times New Roman"/>
@@ -17728,7 +15792,6 @@
               </w:rPr>
               <w:t>优先降级参数</w:t>
             </w:r>
-            <w:proofErr w:type="spellEnd"/>
           </w:p>
         </w:tc>
         <w:tc>
@@ -17746,7 +15809,6 @@
                 <w:color w:val="FFFFFF" w:themeColor="background1"/>
               </w:rPr>
             </w:pPr>
-            <w:proofErr w:type="spellStart"/>
             <w:r>
               <w:rPr>
                 <w:rFonts w:ascii="Times New Roman" w:hAnsi="Times New Roman" w:cs="Times New Roman"/>
@@ -17756,7 +15818,6 @@
               </w:rPr>
               <w:t>保持不变的效果参数</w:t>
             </w:r>
-            <w:proofErr w:type="spellEnd"/>
           </w:p>
         </w:tc>
       </w:tr>
@@ -17964,12 +16025,10 @@
         <w:pStyle w:val="1"/>
       </w:pPr>
       <w:bookmarkStart w:id="41" w:name="_Toc22184"/>
-      <w:proofErr w:type="spellStart"/>
       <w:r>
         <w:t>端到端工作流</w:t>
       </w:r>
       <w:bookmarkEnd w:id="41"/>
-      <w:proofErr w:type="spellEnd"/>
     </w:p>
     <w:p>
       <w:pPr>
@@ -17985,14 +16044,9 @@
       </w:pPr>
       <w:bookmarkStart w:id="42" w:name="_Toc13280"/>
       <w:r>
-        <w:t xml:space="preserve">PC </w:t>
-      </w:r>
-      <w:proofErr w:type="spellStart"/>
-      <w:r>
-        <w:t>端创作与验证</w:t>
+        <w:t>PC 端创作与验证</w:t>
       </w:r>
       <w:bookmarkEnd w:id="42"/>
-      <w:proofErr w:type="spellEnd"/>
     </w:p>
     <w:p>
       <w:pPr>
@@ -18010,21 +16064,12 @@
         </w:rPr>
         <w:t xml:space="preserve">PC </w:t>
       </w:r>
-      <w:proofErr w:type="gramStart"/>
-      <w:r>
-        <w:rPr>
-          <w:rFonts w:ascii="Times New Roman" w:hAnsi="Times New Roman" w:cs="Times New Roman"/>
-          <w:lang w:eastAsia="zh-CN"/>
-        </w:rPr>
-        <w:t>端用于</w:t>
-      </w:r>
-      <w:proofErr w:type="gramEnd"/>
-      <w:r>
-        <w:rPr>
-          <w:rFonts w:ascii="Times New Roman" w:hAnsi="Times New Roman" w:cs="Times New Roman"/>
-          <w:lang w:eastAsia="zh-CN"/>
-        </w:rPr>
-        <w:t>创建和验证仿真效果。开发者首先选择模板，导入外部资源，创建</w:t>
+      <w:r>
+        <w:rPr>
+          <w:rFonts w:ascii="Times New Roman" w:hAnsi="Times New Roman" w:cs="Times New Roman"/>
+          <w:lang w:eastAsia="zh-CN"/>
+        </w:rPr>
+        <w:t>端用于创建和验证仿真效果。开发者首先选择模板，导入外部资源，创建</w:t>
       </w:r>
       <w:r>
         <w:rPr>
@@ -18038,23 +16083,7 @@
           <w:rFonts w:ascii="Times New Roman" w:hAnsi="Times New Roman" w:cs="Times New Roman"/>
           <w:lang w:eastAsia="zh-CN"/>
         </w:rPr>
-        <w:t>实体，挂载组件，并绑定对应求解器。随后通过实时预览验证物理行为和视觉表现，包括水体涟漪、沙堆受风和</w:t>
-      </w:r>
-      <w:proofErr w:type="gramStart"/>
-      <w:r>
-        <w:rPr>
-          <w:rFonts w:ascii="Times New Roman" w:hAnsi="Times New Roman" w:cs="Times New Roman"/>
-          <w:lang w:eastAsia="zh-CN"/>
-        </w:rPr>
-        <w:t>烟雾绕球等</w:t>
-      </w:r>
-      <w:proofErr w:type="gramEnd"/>
-      <w:r>
-        <w:rPr>
-          <w:rFonts w:ascii="Times New Roman" w:hAnsi="Times New Roman" w:cs="Times New Roman"/>
-          <w:lang w:eastAsia="zh-CN"/>
-        </w:rPr>
-        <w:t>效果。</w:t>
+        <w:t>实体，挂载组件，并绑定对应求解器。随后通过实时预览验证物理行为和视觉表现，包括水体涟漪、沙堆受风和烟雾绕球等效果。</w:t>
       </w:r>
     </w:p>
     <w:p>
@@ -18137,12 +16166,10 @@
         </w:rPr>
       </w:pPr>
       <w:bookmarkStart w:id="43" w:name="_Toc27277"/>
-      <w:proofErr w:type="spellStart"/>
       <w:r>
         <w:t>参数同步与效果复现</w:t>
       </w:r>
       <w:bookmarkEnd w:id="43"/>
-      <w:proofErr w:type="spellEnd"/>
     </w:p>
     <w:p>
       <w:pPr>
@@ -18186,23 +16213,7 @@
           <w:rFonts w:ascii="Times New Roman" w:hAnsi="Times New Roman" w:cs="Times New Roman"/>
           <w:lang w:eastAsia="zh-CN"/>
         </w:rPr>
-        <w:t>与移动端硬件能力差异较大，平台将参数分为效果参数和性能参数。效果参数决定视觉和物理表现，原则上</w:t>
-      </w:r>
-      <w:proofErr w:type="gramStart"/>
-      <w:r>
-        <w:rPr>
-          <w:rFonts w:ascii="Times New Roman" w:hAnsi="Times New Roman" w:cs="Times New Roman"/>
-          <w:lang w:eastAsia="zh-CN"/>
-        </w:rPr>
-        <w:t>跨端保持</w:t>
-      </w:r>
-      <w:proofErr w:type="gramEnd"/>
-      <w:r>
-        <w:rPr>
-          <w:rFonts w:ascii="Times New Roman" w:hAnsi="Times New Roman" w:cs="Times New Roman"/>
-          <w:lang w:eastAsia="zh-CN"/>
-        </w:rPr>
-        <w:t>一致；性能参数决定计算规模和资源占用，可根据设备性能调整。</w:t>
+        <w:t>与移动端硬件能力差异较大，平台将参数分为效果参数和性能参数。效果参数决定视觉和物理表现，原则上跨端保持一致；性能参数决定计算规模和资源占用，可根据设备性能调整。</w:t>
       </w:r>
     </w:p>
     <w:p>
@@ -18235,12 +16246,10 @@
         </w:rPr>
       </w:pPr>
       <w:bookmarkStart w:id="44" w:name="_Toc19190"/>
-      <w:proofErr w:type="spellStart"/>
       <w:r>
         <w:t>鸿蒙端部署与运行</w:t>
       </w:r>
       <w:bookmarkEnd w:id="44"/>
-      <w:proofErr w:type="spellEnd"/>
     </w:p>
     <w:p>
       <w:pPr>
@@ -18343,12 +16352,10 @@
         </w:rPr>
       </w:pPr>
       <w:bookmarkStart w:id="45" w:name="_Toc3609"/>
-      <w:proofErr w:type="spellStart"/>
       <w:r>
         <w:t>典型端到端示例</w:t>
       </w:r>
       <w:bookmarkEnd w:id="45"/>
-      <w:proofErr w:type="spellEnd"/>
     </w:p>
     <w:p>
       <w:pPr>
@@ -18363,23 +16370,7 @@
           <w:rFonts w:ascii="Times New Roman" w:hAnsi="Times New Roman" w:cs="Times New Roman"/>
           <w:lang w:eastAsia="zh-CN"/>
         </w:rPr>
-        <w:t>示例</w:t>
-      </w:r>
-      <w:proofErr w:type="gramStart"/>
-      <w:r>
-        <w:rPr>
-          <w:rFonts w:ascii="Times New Roman" w:hAnsi="Times New Roman" w:cs="Times New Roman"/>
-          <w:lang w:eastAsia="zh-CN"/>
-        </w:rPr>
-        <w:t>一</w:t>
-      </w:r>
-      <w:proofErr w:type="gramEnd"/>
-      <w:r>
-        <w:rPr>
-          <w:rFonts w:ascii="Times New Roman" w:hAnsi="Times New Roman" w:cs="Times New Roman"/>
-          <w:lang w:eastAsia="zh-CN"/>
-        </w:rPr>
-        <w:t>：</w:t>
+        <w:t>示例一：</w:t>
       </w:r>
       <w:r>
         <w:rPr>
@@ -18517,13 +16508,11 @@
         <w:pStyle w:val="1"/>
       </w:pPr>
       <w:bookmarkStart w:id="46" w:name="_Toc647"/>
-      <w:proofErr w:type="spellStart"/>
       <w:r>
         <w:lastRenderedPageBreak/>
         <w:t>接口与配置设计</w:t>
       </w:r>
       <w:bookmarkEnd w:id="46"/>
-      <w:proofErr w:type="spellEnd"/>
     </w:p>
     <w:p>
       <w:pPr>
@@ -18538,13 +16527,8 @@
         </w:rPr>
       </w:pPr>
       <w:bookmarkStart w:id="47" w:name="_Toc27370"/>
-      <w:proofErr w:type="spellStart"/>
-      <w:r>
-        <w:t>平台上层</w:t>
-      </w:r>
-      <w:proofErr w:type="spellEnd"/>
-      <w:r>
-        <w:t xml:space="preserve"> API</w:t>
+      <w:r>
+        <w:t>平台上层 API</w:t>
       </w:r>
       <w:bookmarkEnd w:id="47"/>
     </w:p>
@@ -18552,6 +16536,7 @@
       <w:pPr>
         <w:ind w:firstLineChars="200" w:firstLine="480"/>
         <w:rPr>
+          <w:rFonts w:hint="eastAsia"/>
           <w:lang w:eastAsia="zh-CN"/>
         </w:rPr>
       </w:pPr>
@@ -18629,7 +16614,6 @@
                 <w:color w:val="FFFFFF" w:themeColor="background1"/>
               </w:rPr>
             </w:pPr>
-            <w:proofErr w:type="spellStart"/>
             <w:r>
               <w:rPr>
                 <w:b/>
@@ -18638,7 +16622,6 @@
               </w:rPr>
               <w:t>接口类别</w:t>
             </w:r>
-            <w:proofErr w:type="spellEnd"/>
           </w:p>
         </w:tc>
         <w:tc>
@@ -18656,7 +16639,6 @@
                 <w:color w:val="FFFFFF" w:themeColor="background1"/>
               </w:rPr>
             </w:pPr>
-            <w:proofErr w:type="spellStart"/>
             <w:r>
               <w:rPr>
                 <w:b/>
@@ -18665,7 +16647,6 @@
               </w:rPr>
               <w:t>典型能力</w:t>
             </w:r>
-            <w:proofErr w:type="spellEnd"/>
           </w:p>
         </w:tc>
         <w:tc>
@@ -18683,7 +16664,6 @@
                 <w:color w:val="FFFFFF" w:themeColor="background1"/>
               </w:rPr>
             </w:pPr>
-            <w:proofErr w:type="spellStart"/>
             <w:r>
               <w:rPr>
                 <w:b/>
@@ -18692,7 +16672,6 @@
               </w:rPr>
               <w:t>说明</w:t>
             </w:r>
-            <w:proofErr w:type="spellEnd"/>
           </w:p>
         </w:tc>
       </w:tr>
@@ -18711,11 +16690,9 @@
                 <w:rFonts w:hint="eastAsia"/>
               </w:rPr>
             </w:pPr>
-            <w:proofErr w:type="spellStart"/>
             <w:r>
               <w:t>生命周期</w:t>
             </w:r>
-            <w:proofErr w:type="spellEnd"/>
           </w:p>
         </w:tc>
         <w:tc>
@@ -18729,11 +16706,9 @@
                 <w:rFonts w:hint="eastAsia"/>
               </w:rPr>
             </w:pPr>
-            <w:proofErr w:type="spellStart"/>
             <w:r>
               <w:t>play、pause、reset、release</w:t>
             </w:r>
-            <w:proofErr w:type="spellEnd"/>
           </w:p>
         </w:tc>
         <w:tc>
@@ -18772,11 +16747,9 @@
                 <w:rFonts w:hint="eastAsia"/>
               </w:rPr>
             </w:pPr>
-            <w:proofErr w:type="spellStart"/>
             <w:r>
               <w:t>场景管理</w:t>
             </w:r>
-            <w:proofErr w:type="spellEnd"/>
           </w:p>
         </w:tc>
         <w:tc>
@@ -18790,11 +16763,9 @@
                 <w:rFonts w:hint="eastAsia"/>
               </w:rPr>
             </w:pPr>
-            <w:proofErr w:type="spellStart"/>
             <w:r>
               <w:t>loadScene、switchScene、reloadScene</w:t>
             </w:r>
-            <w:proofErr w:type="spellEnd"/>
           </w:p>
         </w:tc>
         <w:tc>
@@ -18833,11 +16804,9 @@
                 <w:rFonts w:hint="eastAsia"/>
               </w:rPr>
             </w:pPr>
-            <w:proofErr w:type="spellStart"/>
             <w:r>
               <w:t>参数控制</w:t>
             </w:r>
-            <w:proofErr w:type="spellEnd"/>
           </w:p>
         </w:tc>
         <w:tc>
@@ -18851,11 +16820,9 @@
                 <w:rFonts w:hint="eastAsia"/>
               </w:rPr>
             </w:pPr>
-            <w:proofErr w:type="spellStart"/>
             <w:r>
               <w:t>setParameter、setProfile</w:t>
             </w:r>
-            <w:proofErr w:type="spellEnd"/>
           </w:p>
         </w:tc>
         <w:tc>
@@ -18894,11 +16861,9 @@
                 <w:rFonts w:hint="eastAsia"/>
               </w:rPr>
             </w:pPr>
-            <w:proofErr w:type="spellStart"/>
             <w:r>
               <w:t>交互输入</w:t>
             </w:r>
-            <w:proofErr w:type="spellEnd"/>
           </w:p>
         </w:tc>
         <w:tc>
@@ -18912,11 +16877,9 @@
                 <w:rFonts w:hint="eastAsia"/>
               </w:rPr>
             </w:pPr>
-            <w:proofErr w:type="spellStart"/>
             <w:r>
               <w:t>applyForce、dragObject、setWind</w:t>
             </w:r>
-            <w:proofErr w:type="spellEnd"/>
           </w:p>
         </w:tc>
         <w:tc>
@@ -18955,11 +16918,9 @@
                 <w:rFonts w:hint="eastAsia"/>
               </w:rPr>
             </w:pPr>
-            <w:proofErr w:type="spellStart"/>
             <w:r>
               <w:t>事件回调</w:t>
             </w:r>
-            <w:proofErr w:type="spellEnd"/>
           </w:p>
         </w:tc>
         <w:tc>
@@ -18973,11 +16934,9 @@
                 <w:rFonts w:hint="eastAsia"/>
               </w:rPr>
             </w:pPr>
-            <w:proofErr w:type="spellStart"/>
             <w:r>
               <w:t>onReady、onPerformanceUpdate、onError</w:t>
             </w:r>
-            <w:proofErr w:type="spellEnd"/>
           </w:p>
         </w:tc>
         <w:tc>
@@ -19015,12 +16974,10 @@
         </w:rPr>
       </w:pPr>
       <w:bookmarkStart w:id="48" w:name="_Toc9001"/>
-      <w:proofErr w:type="spellStart"/>
       <w:r>
         <w:t>场景配置模型</w:t>
       </w:r>
       <w:bookmarkEnd w:id="48"/>
-      <w:proofErr w:type="spellEnd"/>
     </w:p>
     <w:p>
       <w:pPr>
@@ -19063,78 +17020,21 @@
           <w:rFonts w:ascii="Times New Roman" w:hAnsi="Times New Roman" w:cs="Times New Roman"/>
           <w:lang w:eastAsia="zh-CN"/>
         </w:rPr>
-        <w:t>或平台自定义二进制格式，但必须具备可读、可版本化和</w:t>
-      </w:r>
-      <w:proofErr w:type="gramStart"/>
-      <w:r>
-        <w:rPr>
-          <w:rFonts w:ascii="Times New Roman" w:hAnsi="Times New Roman" w:cs="Times New Roman"/>
-          <w:lang w:eastAsia="zh-CN"/>
-        </w:rPr>
-        <w:t>可</w:t>
-      </w:r>
-      <w:proofErr w:type="gramEnd"/>
-      <w:r>
-        <w:rPr>
-          <w:rFonts w:ascii="Times New Roman" w:hAnsi="Times New Roman" w:cs="Times New Roman"/>
-          <w:lang w:eastAsia="zh-CN"/>
-        </w:rPr>
-        <w:t>迁移的能力。为了适配不同设备，配置中应允许</w:t>
-      </w:r>
-      <w:r>
-        <w:rPr>
-          <w:rFonts w:ascii="Times New Roman" w:hAnsi="Times New Roman" w:cs="Times New Roman"/>
-          <w:lang w:eastAsia="zh-CN"/>
-        </w:rPr>
-        <w:t xml:space="preserve"> </w:t>
-      </w:r>
-      <w:proofErr w:type="spellStart"/>
-      <w:r>
-        <w:rPr>
-          <w:rFonts w:ascii="Times New Roman" w:hAnsi="Times New Roman" w:cs="Times New Roman"/>
-          <w:lang w:eastAsia="zh-CN"/>
-        </w:rPr>
-        <w:t>platformProfiles</w:t>
-      </w:r>
-      <w:proofErr w:type="spellEnd"/>
-      <w:r>
-        <w:rPr>
-          <w:rFonts w:ascii="Times New Roman" w:hAnsi="Times New Roman" w:cs="Times New Roman"/>
-          <w:lang w:eastAsia="zh-CN"/>
-        </w:rPr>
-        <w:t xml:space="preserve"> </w:t>
-      </w:r>
-      <w:proofErr w:type="gramStart"/>
-      <w:r>
-        <w:rPr>
-          <w:rFonts w:ascii="Times New Roman" w:hAnsi="Times New Roman" w:cs="Times New Roman"/>
-          <w:lang w:eastAsia="zh-CN"/>
-        </w:rPr>
-        <w:t>覆写性能</w:t>
-      </w:r>
-      <w:proofErr w:type="gramEnd"/>
-      <w:r>
-        <w:rPr>
-          <w:rFonts w:ascii="Times New Roman" w:hAnsi="Times New Roman" w:cs="Times New Roman"/>
-          <w:lang w:eastAsia="zh-CN"/>
-        </w:rPr>
-        <w:t>参数。基础配置保存理想效果，不同平台</w:t>
-      </w:r>
-      <w:proofErr w:type="gramStart"/>
-      <w:r>
-        <w:rPr>
-          <w:rFonts w:ascii="Times New Roman" w:hAnsi="Times New Roman" w:cs="Times New Roman"/>
-          <w:lang w:eastAsia="zh-CN"/>
-        </w:rPr>
-        <w:t>只覆写</w:t>
-      </w:r>
-      <w:proofErr w:type="gramEnd"/>
-      <w:r>
-        <w:rPr>
-          <w:rFonts w:ascii="Times New Roman" w:hAnsi="Times New Roman" w:cs="Times New Roman"/>
-          <w:lang w:eastAsia="zh-CN"/>
-        </w:rPr>
-        <w:t>粒子数、网格分辨率、渲染比例和后处理等级等性能字段。</w:t>
+        <w:t>或平台自定义二进制格式，但必须具备可读、可版本化和可迁移的能力。为了适配不同设备，配置中应允许</w:t>
+      </w:r>
+      <w:r>
+        <w:rPr>
+          <w:rFonts w:ascii="Times New Roman" w:hAnsi="Times New Roman" w:cs="Times New Roman"/>
+          <w:lang w:eastAsia="zh-CN"/>
+        </w:rPr>
+        <w:t xml:space="preserve"> platformProfiles </w:t>
+      </w:r>
+      <w:r>
+        <w:rPr>
+          <w:rFonts w:ascii="Times New Roman" w:hAnsi="Times New Roman" w:cs="Times New Roman"/>
+          <w:lang w:eastAsia="zh-CN"/>
+        </w:rPr>
+        <w:t>覆写性能参数。基础配置保存理想效果，不同平台只覆写粒子数、网格分辨率、渲染比例和后处理等级等性能字段。</w:t>
       </w:r>
     </w:p>
     <w:p>
@@ -19150,13 +17050,11 @@
         </w:rPr>
       </w:pPr>
       <w:bookmarkStart w:id="49" w:name="_Toc7912"/>
-      <w:proofErr w:type="spellStart"/>
       <w:r>
         <w:lastRenderedPageBreak/>
         <w:t>参数体系与事件回调</w:t>
       </w:r>
       <w:bookmarkEnd w:id="49"/>
-      <w:proofErr w:type="spellEnd"/>
     </w:p>
     <w:p>
       <w:pPr>
@@ -19178,12 +17076,10 @@
         <w:pStyle w:val="1"/>
       </w:pPr>
       <w:bookmarkStart w:id="50" w:name="_Toc5156"/>
-      <w:proofErr w:type="spellStart"/>
       <w:r>
         <w:t>性能与验证</w:t>
       </w:r>
       <w:bookmarkEnd w:id="50"/>
-      <w:proofErr w:type="spellEnd"/>
     </w:p>
     <w:p>
       <w:pPr>
@@ -19194,16 +17090,15 @@
         </w:numPr>
         <w:jc w:val="left"/>
         <w:rPr>
+          <w:rFonts w:hint="eastAsia"/>
           <w:lang w:eastAsia="zh-CN"/>
         </w:rPr>
       </w:pPr>
       <w:bookmarkStart w:id="51" w:name="_Toc14644"/>
-      <w:proofErr w:type="spellStart"/>
       <w:r>
         <w:t>性能指标</w:t>
       </w:r>
       <w:bookmarkEnd w:id="51"/>
-      <w:proofErr w:type="spellEnd"/>
     </w:p>
     <w:p>
       <w:pPr>
@@ -19217,14 +17112,7 @@
         <w:rPr>
           <w:lang w:eastAsia="zh-CN"/>
         </w:rPr>
-        <w:t>表11-</w:t>
-      </w:r>
-      <w:proofErr w:type="gramStart"/>
-      <w:r>
-        <w:rPr>
-          <w:lang w:eastAsia="zh-CN"/>
-        </w:rPr>
-        <w:t xml:space="preserve">1 </w:t>
+        <w:t xml:space="preserve">表11-1 </w:t>
       </w:r>
       <w:r>
         <w:rPr>
@@ -19233,15 +17121,12 @@
         </w:rPr>
         <w:t xml:space="preserve"> </w:t>
       </w:r>
-      <w:proofErr w:type="spellStart"/>
       <w:r>
         <w:rPr>
           <w:lang w:eastAsia="zh-CN"/>
         </w:rPr>
         <w:t>性能与验证指标</w:t>
       </w:r>
-      <w:proofErr w:type="spellEnd"/>
-      <w:proofErr w:type="gramEnd"/>
     </w:p>
     <w:tbl>
       <w:tblPr>
@@ -19283,7 +17168,6 @@
                 <w:color w:val="FFFFFF" w:themeColor="background1"/>
               </w:rPr>
             </w:pPr>
-            <w:proofErr w:type="spellStart"/>
             <w:r>
               <w:rPr>
                 <w:b/>
@@ -19292,7 +17176,6 @@
               </w:rPr>
               <w:t>指标</w:t>
             </w:r>
-            <w:proofErr w:type="spellEnd"/>
           </w:p>
         </w:tc>
         <w:tc>
@@ -19310,7 +17193,6 @@
                 <w:color w:val="FFFFFF" w:themeColor="background1"/>
               </w:rPr>
             </w:pPr>
-            <w:proofErr w:type="spellStart"/>
             <w:r>
               <w:rPr>
                 <w:b/>
@@ -19319,7 +17201,6 @@
               </w:rPr>
               <w:t>目标</w:t>
             </w:r>
-            <w:proofErr w:type="spellEnd"/>
           </w:p>
         </w:tc>
         <w:tc>
@@ -19337,7 +17218,6 @@
                 <w:color w:val="FFFFFF" w:themeColor="background1"/>
               </w:rPr>
             </w:pPr>
-            <w:proofErr w:type="spellStart"/>
             <w:r>
               <w:rPr>
                 <w:b/>
@@ -19346,7 +17226,6 @@
               </w:rPr>
               <w:t>说明</w:t>
             </w:r>
-            <w:proofErr w:type="spellEnd"/>
           </w:p>
         </w:tc>
       </w:tr>
@@ -19365,11 +17244,9 @@
                 <w:rFonts w:hint="eastAsia"/>
               </w:rPr>
             </w:pPr>
-            <w:proofErr w:type="spellStart"/>
             <w:r>
               <w:t>平均帧率</w:t>
             </w:r>
-            <w:proofErr w:type="spellEnd"/>
           </w:p>
         </w:tc>
         <w:tc>
@@ -19428,11 +17305,9 @@
                 <w:rFonts w:hint="eastAsia"/>
               </w:rPr>
             </w:pPr>
-            <w:proofErr w:type="spellStart"/>
             <w:r>
               <w:t>交互延迟</w:t>
             </w:r>
-            <w:proofErr w:type="spellEnd"/>
           </w:p>
         </w:tc>
         <w:tc>
@@ -19491,11 +17366,9 @@
                 <w:rFonts w:hint="eastAsia"/>
               </w:rPr>
             </w:pPr>
-            <w:proofErr w:type="spellStart"/>
             <w:r>
               <w:t>显存占用</w:t>
             </w:r>
-            <w:proofErr w:type="spellEnd"/>
           </w:p>
         </w:tc>
         <w:tc>
@@ -19509,11 +17382,9 @@
                 <w:rFonts w:hint="eastAsia"/>
               </w:rPr>
             </w:pPr>
-            <w:proofErr w:type="spellStart"/>
             <w:r>
               <w:t>根据设备档位受控</w:t>
             </w:r>
-            <w:proofErr w:type="spellEnd"/>
           </w:p>
         </w:tc>
         <w:tc>
@@ -19528,31 +17399,7 @@
               </w:rPr>
             </w:pPr>
             <w:r>
-              <w:t xml:space="preserve">PBF </w:t>
-            </w:r>
-            <w:proofErr w:type="spellStart"/>
-            <w:r>
-              <w:t>粒子、MPM</w:t>
-            </w:r>
-            <w:proofErr w:type="spellEnd"/>
-            <w:r>
-              <w:t xml:space="preserve"> </w:t>
-            </w:r>
-            <w:proofErr w:type="spellStart"/>
-            <w:r>
-              <w:t>网格、LBM</w:t>
-            </w:r>
-            <w:proofErr w:type="spellEnd"/>
-            <w:r>
-              <w:t xml:space="preserve"> </w:t>
-            </w:r>
-            <w:proofErr w:type="spellStart"/>
-            <w:r>
-              <w:t>分布函数均需监控</w:t>
-            </w:r>
-            <w:proofErr w:type="spellEnd"/>
-            <w:r>
-              <w:t>。</w:t>
+              <w:t>PBF 粒子、MPM 网格、LBM 分布函数均需监控。</w:t>
             </w:r>
           </w:p>
         </w:tc>
@@ -19572,11 +17419,9 @@
                 <w:rFonts w:hint="eastAsia"/>
               </w:rPr>
             </w:pPr>
-            <w:proofErr w:type="spellStart"/>
             <w:r>
               <w:t>功耗与温度</w:t>
             </w:r>
-            <w:proofErr w:type="spellEnd"/>
           </w:p>
         </w:tc>
         <w:tc>
@@ -19635,11 +17480,9 @@
                 <w:rFonts w:hint="eastAsia"/>
               </w:rPr>
             </w:pPr>
-            <w:proofErr w:type="spellStart"/>
             <w:r>
               <w:t>效果复现</w:t>
             </w:r>
-            <w:proofErr w:type="spellEnd"/>
           </w:p>
         </w:tc>
         <w:tc>
@@ -19653,11 +17496,9 @@
                 <w:rFonts w:hint="eastAsia"/>
               </w:rPr>
             </w:pPr>
-            <w:proofErr w:type="spellStart"/>
             <w:r>
               <w:t>跨端动态趋势一致</w:t>
             </w:r>
-            <w:proofErr w:type="spellEnd"/>
           </w:p>
         </w:tc>
         <w:tc>
@@ -19676,21 +17517,7 @@
               <w:rPr>
                 <w:lang w:eastAsia="zh-CN"/>
               </w:rPr>
-              <w:t>不</w:t>
-            </w:r>
-            <w:proofErr w:type="gramStart"/>
-            <w:r>
-              <w:rPr>
-                <w:lang w:eastAsia="zh-CN"/>
-              </w:rPr>
-              <w:t>要求逐帧一致</w:t>
-            </w:r>
-            <w:proofErr w:type="gramEnd"/>
-            <w:r>
-              <w:rPr>
-                <w:lang w:eastAsia="zh-CN"/>
-              </w:rPr>
-              <w:t>，但要求视觉和物理表现一致。</w:t>
+              <w:t>不要求逐帧一致，但要求视觉和物理表现一致。</w:t>
             </w:r>
           </w:p>
         </w:tc>
@@ -19709,12 +17536,10 @@
         </w:rPr>
       </w:pPr>
       <w:bookmarkStart w:id="52" w:name="_Toc16685"/>
-      <w:proofErr w:type="spellStart"/>
       <w:r>
         <w:t>算法瓶颈与优化</w:t>
       </w:r>
       <w:bookmarkEnd w:id="52"/>
-      <w:proofErr w:type="spellEnd"/>
     </w:p>
     <w:p>
       <w:pPr>
@@ -19845,21 +17670,12 @@
         </w:rPr>
         <w:t xml:space="preserve">P2G/G2P </w:t>
       </w:r>
-      <w:proofErr w:type="gramStart"/>
-      <w:r>
-        <w:rPr>
-          <w:rFonts w:ascii="Times New Roman" w:hAnsi="Times New Roman" w:cs="Times New Roman"/>
-          <w:lang w:eastAsia="zh-CN"/>
-        </w:rPr>
-        <w:t>写冲突</w:t>
-      </w:r>
-      <w:proofErr w:type="gramEnd"/>
-      <w:r>
-        <w:rPr>
-          <w:rFonts w:ascii="Times New Roman" w:hAnsi="Times New Roman" w:cs="Times New Roman"/>
-          <w:lang w:eastAsia="zh-CN"/>
-        </w:rPr>
-        <w:t>和沙粒渲染方式。</w:t>
+      <w:r>
+        <w:rPr>
+          <w:rFonts w:ascii="Times New Roman" w:hAnsi="Times New Roman" w:cs="Times New Roman"/>
+          <w:lang w:eastAsia="zh-CN"/>
+        </w:rPr>
+        <w:t>写冲突和沙粒渲染方式。</w:t>
       </w:r>
     </w:p>
     <w:p>
@@ -19873,14 +17689,7 @@
           <w:rFonts w:ascii="Times New Roman" w:hAnsi="Times New Roman" w:cs="Times New Roman"/>
         </w:rPr>
         <w:lastRenderedPageBreak/>
-        <w:t xml:space="preserve">• </w:t>
-      </w:r>
-      <w:proofErr w:type="spellStart"/>
-      <w:r>
-        <w:rPr>
-          <w:rFonts w:ascii="Times New Roman" w:hAnsi="Times New Roman" w:cs="Times New Roman"/>
-        </w:rPr>
-        <w:t>LBM</w:t>
+        <w:t>• LBM</w:t>
       </w:r>
       <w:r>
         <w:rPr>
@@ -19892,23 +17701,14 @@
         <w:rPr>
           <w:rFonts w:ascii="Times New Roman" w:hAnsi="Times New Roman" w:cs="Times New Roman"/>
         </w:rPr>
-        <w:t>Compute</w:t>
-      </w:r>
-      <w:proofErr w:type="spellEnd"/>
-      <w:r>
-        <w:rPr>
-          <w:rFonts w:ascii="Times New Roman" w:hAnsi="Times New Roman" w:cs="Times New Roman"/>
-        </w:rPr>
-        <w:t xml:space="preserve"> Pass </w:t>
-      </w:r>
-      <w:proofErr w:type="spellStart"/>
+        <w:t xml:space="preserve">Compute Pass </w:t>
+      </w:r>
       <w:r>
         <w:rPr>
           <w:rFonts w:ascii="Times New Roman" w:hAnsi="Times New Roman" w:cs="Times New Roman"/>
         </w:rPr>
         <w:t>合并和</w:t>
       </w:r>
-      <w:proofErr w:type="spellEnd"/>
       <w:r>
         <w:rPr>
           <w:rFonts w:ascii="Times New Roman" w:hAnsi="Times New Roman" w:cs="Times New Roman" w:hint="eastAsia"/>
@@ -19916,19 +17716,11 @@
         </w:rPr>
         <w:t>烟雾体</w:t>
       </w:r>
-      <w:proofErr w:type="spellStart"/>
-      <w:r>
-        <w:rPr>
-          <w:rFonts w:ascii="Times New Roman" w:hAnsi="Times New Roman" w:cs="Times New Roman"/>
-        </w:rPr>
-        <w:t>渲染</w:t>
-      </w:r>
-      <w:proofErr w:type="spellEnd"/>
-      <w:r>
-        <w:rPr>
-          <w:rFonts w:ascii="Times New Roman" w:hAnsi="Times New Roman" w:cs="Times New Roman"/>
-        </w:rPr>
-        <w:t>。</w:t>
+      <w:r>
+        <w:rPr>
+          <w:rFonts w:ascii="Times New Roman" w:hAnsi="Times New Roman" w:cs="Times New Roman"/>
+        </w:rPr>
+        <w:t>渲染。</w:t>
       </w:r>
     </w:p>
     <w:p>
@@ -19940,16 +17732,15 @@
         </w:numPr>
         <w:jc w:val="left"/>
         <w:rPr>
+          <w:rFonts w:hint="eastAsia"/>
           <w:lang w:eastAsia="zh-CN"/>
         </w:rPr>
       </w:pPr>
       <w:bookmarkStart w:id="53" w:name="_Toc29559"/>
-      <w:proofErr w:type="spellStart"/>
       <w:r>
         <w:t>验收用例</w:t>
       </w:r>
       <w:bookmarkEnd w:id="53"/>
-      <w:proofErr w:type="spellEnd"/>
     </w:p>
     <w:p>
       <w:pPr>
@@ -19963,14 +17754,7 @@
         <w:rPr>
           <w:lang w:eastAsia="zh-CN"/>
         </w:rPr>
-        <w:t>表11-</w:t>
-      </w:r>
-      <w:proofErr w:type="gramStart"/>
-      <w:r>
-        <w:rPr>
-          <w:lang w:eastAsia="zh-CN"/>
-        </w:rPr>
-        <w:t>2</w:t>
+        <w:t>表11-2</w:t>
       </w:r>
       <w:r>
         <w:rPr>
@@ -19983,17 +17767,8 @@
         <w:rPr>
           <w:lang w:eastAsia="zh-CN"/>
         </w:rPr>
-        <w:t xml:space="preserve"> </w:t>
-      </w:r>
-      <w:proofErr w:type="spellStart"/>
-      <w:r>
-        <w:rPr>
-          <w:lang w:eastAsia="zh-CN"/>
-        </w:rPr>
-        <w:t>典型验收用例</w:t>
-      </w:r>
-      <w:proofErr w:type="spellEnd"/>
-      <w:proofErr w:type="gramEnd"/>
+        <w:t xml:space="preserve"> 典型验收用例</w:t>
+      </w:r>
     </w:p>
     <w:tbl>
       <w:tblPr>
@@ -20034,7 +17809,6 @@
                 <w:color w:val="FFFFFF" w:themeColor="background1"/>
               </w:rPr>
             </w:pPr>
-            <w:proofErr w:type="spellStart"/>
             <w:r>
               <w:rPr>
                 <w:b/>
@@ -20043,7 +17817,6 @@
               </w:rPr>
               <w:t>用例</w:t>
             </w:r>
-            <w:proofErr w:type="spellEnd"/>
           </w:p>
         </w:tc>
         <w:tc>
@@ -20061,7 +17834,6 @@
                 <w:color w:val="FFFFFF" w:themeColor="background1"/>
               </w:rPr>
             </w:pPr>
-            <w:proofErr w:type="spellStart"/>
             <w:r>
               <w:rPr>
                 <w:b/>
@@ -20070,7 +17842,6 @@
               </w:rPr>
               <w:t>验证内容</w:t>
             </w:r>
-            <w:proofErr w:type="spellEnd"/>
           </w:p>
         </w:tc>
         <w:tc>
@@ -20088,7 +17859,6 @@
                 <w:color w:val="FFFFFF" w:themeColor="background1"/>
               </w:rPr>
             </w:pPr>
-            <w:proofErr w:type="spellStart"/>
             <w:r>
               <w:rPr>
                 <w:b/>
@@ -20097,7 +17867,6 @@
               </w:rPr>
               <w:t>通过标准</w:t>
             </w:r>
-            <w:proofErr w:type="spellEnd"/>
           </w:p>
         </w:tc>
       </w:tr>
@@ -20117,13 +17886,8 @@
               </w:rPr>
             </w:pPr>
             <w:r>
-              <w:t xml:space="preserve">PBF </w:t>
-            </w:r>
-            <w:proofErr w:type="spellStart"/>
-            <w:r>
-              <w:t>水体-刚体</w:t>
-            </w:r>
-            <w:proofErr w:type="spellEnd"/>
+              <w:t>PBF 水体-刚体</w:t>
+            </w:r>
           </w:p>
         </w:tc>
         <w:tc>
@@ -20137,11 +17901,9 @@
                 <w:rFonts w:hint="eastAsia"/>
               </w:rPr>
             </w:pPr>
-            <w:proofErr w:type="spellStart"/>
             <w:r>
               <w:t>水体与球体双向反馈</w:t>
             </w:r>
-            <w:proofErr w:type="spellEnd"/>
           </w:p>
         </w:tc>
         <w:tc>
@@ -20181,13 +17943,8 @@
               </w:rPr>
             </w:pPr>
             <w:r>
-              <w:t xml:space="preserve">MPM </w:t>
-            </w:r>
-            <w:proofErr w:type="spellStart"/>
-            <w:r>
-              <w:t>沙子-风扇</w:t>
-            </w:r>
-            <w:proofErr w:type="spellEnd"/>
+              <w:t>MPM 沙子-风扇</w:t>
+            </w:r>
           </w:p>
         </w:tc>
         <w:tc>
@@ -20247,15 +18004,7 @@
               </w:rPr>
             </w:pPr>
             <w:r>
-              <w:t xml:space="preserve">LBM </w:t>
-            </w:r>
-            <w:proofErr w:type="spellStart"/>
-            <w:r>
-              <w:t>烟雾</w:t>
-            </w:r>
-            <w:proofErr w:type="spellEnd"/>
-            <w:r>
-              <w:t>-</w:t>
+              <w:t>LBM 烟雾-</w:t>
             </w:r>
             <w:r>
               <w:rPr>
@@ -20348,11 +18097,9 @@
                 <w:rFonts w:hint="eastAsia"/>
               </w:rPr>
             </w:pPr>
-            <w:proofErr w:type="spellStart"/>
             <w:r>
               <w:t>算法切换</w:t>
             </w:r>
-            <w:proofErr w:type="spellEnd"/>
           </w:p>
         </w:tc>
         <w:tc>
@@ -20366,11 +18113,9 @@
                 <w:rFonts w:hint="eastAsia"/>
               </w:rPr>
             </w:pPr>
-            <w:proofErr w:type="spellStart"/>
             <w:r>
               <w:t>三类场景连续切换</w:t>
             </w:r>
-            <w:proofErr w:type="spellEnd"/>
           </w:p>
         </w:tc>
         <w:tc>
@@ -20389,21 +18134,7 @@
               <w:rPr>
                 <w:lang w:eastAsia="zh-CN"/>
               </w:rPr>
-              <w:t>资源释放正确，无崩溃或显</w:t>
-            </w:r>
-            <w:proofErr w:type="gramStart"/>
-            <w:r>
-              <w:rPr>
-                <w:lang w:eastAsia="zh-CN"/>
-              </w:rPr>
-              <w:t>存持续</w:t>
-            </w:r>
-            <w:proofErr w:type="gramEnd"/>
-            <w:r>
-              <w:rPr>
-                <w:lang w:eastAsia="zh-CN"/>
-              </w:rPr>
-              <w:t>增长。</w:t>
+              <w:t>资源释放正确，无崩溃或显存持续增长。</w:t>
             </w:r>
           </w:p>
         </w:tc>
@@ -20423,11 +18154,9 @@
                 <w:rFonts w:hint="eastAsia"/>
               </w:rPr>
             </w:pPr>
-            <w:proofErr w:type="spellStart"/>
             <w:r>
               <w:t>移动端档位</w:t>
             </w:r>
-            <w:proofErr w:type="spellEnd"/>
           </w:p>
         </w:tc>
         <w:tc>
@@ -20442,13 +18171,8 @@
               </w:rPr>
             </w:pPr>
             <w:r>
-              <w:t>高/中/</w:t>
-            </w:r>
-            <w:proofErr w:type="spellStart"/>
-            <w:r>
-              <w:t>低档位运行</w:t>
-            </w:r>
-            <w:proofErr w:type="spellEnd"/>
+              <w:t>高/中/低档位运行</w:t>
+            </w:r>
           </w:p>
         </w:tc>
         <w:tc>
@@ -20463,19 +18187,11 @@
                 <w:lang w:eastAsia="zh-CN"/>
               </w:rPr>
             </w:pPr>
-            <w:proofErr w:type="gramStart"/>
             <w:r>
               <w:rPr>
                 <w:lang w:eastAsia="zh-CN"/>
               </w:rPr>
-              <w:t>帧率与</w:t>
-            </w:r>
-            <w:proofErr w:type="gramEnd"/>
-            <w:r>
-              <w:rPr>
-                <w:lang w:eastAsia="zh-CN"/>
-              </w:rPr>
-              <w:t>视觉质量符合档位预期。</w:t>
+              <w:t>帧率与视觉质量符合档位预期。</w:t>
             </w:r>
           </w:p>
         </w:tc>
@@ -20486,12 +18202,10 @@
         <w:pStyle w:val="1"/>
       </w:pPr>
       <w:bookmarkStart w:id="54" w:name="_Toc12003"/>
-      <w:proofErr w:type="spellStart"/>
       <w:r>
         <w:t>维护与演进</w:t>
       </w:r>
       <w:bookmarkEnd w:id="54"/>
-      <w:proofErr w:type="spellEnd"/>
     </w:p>
     <w:p>
       <w:pPr>
@@ -20522,21 +18236,12 @@
         </w:rPr>
         <w:t>、</w:t>
       </w:r>
-      <w:proofErr w:type="spellStart"/>
-      <w:r>
-        <w:rPr>
-          <w:rFonts w:ascii="Times New Roman" w:hAnsi="Times New Roman" w:cs="Times New Roman"/>
-          <w:lang w:eastAsia="zh-CN"/>
-        </w:rPr>
-        <w:t>SolverBinding</w:t>
-      </w:r>
-      <w:proofErr w:type="spellEnd"/>
-      <w:r>
-        <w:rPr>
-          <w:rFonts w:ascii="Times New Roman" w:hAnsi="Times New Roman" w:cs="Times New Roman"/>
-          <w:lang w:eastAsia="zh-CN"/>
-        </w:rPr>
-        <w:t xml:space="preserve"> </w:t>
+      <w:r>
+        <w:rPr>
+          <w:rFonts w:ascii="Times New Roman" w:hAnsi="Times New Roman" w:cs="Times New Roman"/>
+          <w:lang w:eastAsia="zh-CN"/>
+        </w:rPr>
+        <w:t xml:space="preserve">SolverBinding </w:t>
       </w:r>
       <w:r>
         <w:rPr>
@@ -20616,26 +18321,31 @@
         </w:rPr>
       </w:pPr>
       <w:bookmarkStart w:id="55" w:name="_Toc13044"/>
-      <w:proofErr w:type="spellStart"/>
-      <w:r>
+      <w:r>
+        <w:rPr>
+          <w:lang w:eastAsia="zh-CN"/>
+        </w:rPr>
         <w:t>附录</w:t>
       </w:r>
-      <w:proofErr w:type="spellEnd"/>
-      <w:r>
+      <w:r>
+        <w:rPr>
+          <w:lang w:eastAsia="zh-CN"/>
+        </w:rPr>
         <w:t xml:space="preserve"> A </w:t>
       </w:r>
-      <w:proofErr w:type="spellStart"/>
-      <w:r>
+      <w:r>
+        <w:rPr>
+          <w:lang w:eastAsia="zh-CN"/>
+        </w:rPr>
         <w:t>术语表</w:t>
       </w:r>
       <w:bookmarkEnd w:id="55"/>
-      <w:proofErr w:type="spellEnd"/>
     </w:p>
     <w:p>
       <w:pPr>
         <w:jc w:val="center"/>
         <w:rPr>
-          <w:rFonts w:ascii="Times New Roman" w:hAnsi="Times New Roman" w:cs="Times New Roman" w:hint="eastAsia"/>
+          <w:rFonts w:ascii="Times New Roman" w:hAnsi="Times New Roman" w:cs="Times New Roman"/>
           <w:lang w:eastAsia="zh-CN"/>
         </w:rPr>
       </w:pPr>
@@ -20706,7 +18416,6 @@
                 <w:color w:val="FFFFFF" w:themeColor="background1"/>
               </w:rPr>
             </w:pPr>
-            <w:proofErr w:type="spellStart"/>
             <w:r>
               <w:rPr>
                 <w:rFonts w:ascii="Times New Roman" w:hAnsi="Times New Roman" w:cs="Times New Roman"/>
@@ -20716,7 +18425,6 @@
               </w:rPr>
               <w:t>术语</w:t>
             </w:r>
-            <w:proofErr w:type="spellEnd"/>
           </w:p>
         </w:tc>
         <w:tc>
@@ -20734,7 +18442,6 @@
                 <w:color w:val="FFFFFF" w:themeColor="background1"/>
               </w:rPr>
             </w:pPr>
-            <w:proofErr w:type="spellStart"/>
             <w:r>
               <w:rPr>
                 <w:rFonts w:ascii="Times New Roman" w:hAnsi="Times New Roman" w:cs="Times New Roman"/>
@@ -20744,7 +18451,6 @@
               </w:rPr>
               <w:t>说明</w:t>
             </w:r>
-            <w:proofErr w:type="spellEnd"/>
           </w:p>
         </w:tc>
       </w:tr>
@@ -20786,14 +18492,7 @@
               <w:rPr>
                 <w:rFonts w:ascii="Times New Roman" w:hAnsi="Times New Roman" w:cs="Times New Roman"/>
               </w:rPr>
-              <w:t xml:space="preserve">Particle to </w:t>
-            </w:r>
-            <w:proofErr w:type="spellStart"/>
-            <w:r>
-              <w:rPr>
-                <w:rFonts w:ascii="Times New Roman" w:hAnsi="Times New Roman" w:cs="Times New Roman"/>
-              </w:rPr>
-              <w:t>Grid</w:t>
+              <w:t>Particle to Grid</w:t>
             </w:r>
             <w:r>
               <w:rPr>
@@ -20805,28 +18504,13 @@
               <w:rPr>
                 <w:rFonts w:ascii="Times New Roman" w:hAnsi="Times New Roman" w:cs="Times New Roman"/>
               </w:rPr>
-              <w:t>MPM</w:t>
-            </w:r>
-            <w:proofErr w:type="spellEnd"/>
-            <w:r>
-              <w:rPr>
-                <w:rFonts w:ascii="Times New Roman" w:hAnsi="Times New Roman" w:cs="Times New Roman"/>
-              </w:rPr>
-              <w:t xml:space="preserve"> </w:t>
-            </w:r>
-            <w:proofErr w:type="spellStart"/>
-            <w:r>
-              <w:rPr>
-                <w:rFonts w:ascii="Times New Roman" w:hAnsi="Times New Roman" w:cs="Times New Roman"/>
-              </w:rPr>
-              <w:t>中粒子到网格传输</w:t>
-            </w:r>
-            <w:proofErr w:type="spellEnd"/>
-            <w:r>
-              <w:rPr>
-                <w:rFonts w:ascii="Times New Roman" w:hAnsi="Times New Roman" w:cs="Times New Roman"/>
-              </w:rPr>
-              <w:t>。</w:t>
+              <w:t xml:space="preserve">MPM </w:t>
+            </w:r>
+            <w:r>
+              <w:rPr>
+                <w:rFonts w:ascii="Times New Roman" w:hAnsi="Times New Roman" w:cs="Times New Roman"/>
+              </w:rPr>
+              <w:t>中粒子到网格传输。</w:t>
             </w:r>
           </w:p>
         </w:tc>
@@ -20869,14 +18553,7 @@
               <w:rPr>
                 <w:rFonts w:ascii="Times New Roman" w:hAnsi="Times New Roman" w:cs="Times New Roman"/>
               </w:rPr>
-              <w:t xml:space="preserve">Grid to </w:t>
-            </w:r>
-            <w:proofErr w:type="spellStart"/>
-            <w:r>
-              <w:rPr>
-                <w:rFonts w:ascii="Times New Roman" w:hAnsi="Times New Roman" w:cs="Times New Roman"/>
-              </w:rPr>
-              <w:t>Particle</w:t>
+              <w:t>Grid to Particle</w:t>
             </w:r>
             <w:r>
               <w:rPr>
@@ -20888,28 +18565,13 @@
               <w:rPr>
                 <w:rFonts w:ascii="Times New Roman" w:hAnsi="Times New Roman" w:cs="Times New Roman"/>
               </w:rPr>
-              <w:t>MPM</w:t>
-            </w:r>
-            <w:proofErr w:type="spellEnd"/>
-            <w:r>
-              <w:rPr>
-                <w:rFonts w:ascii="Times New Roman" w:hAnsi="Times New Roman" w:cs="Times New Roman"/>
-              </w:rPr>
-              <w:t xml:space="preserve"> </w:t>
-            </w:r>
-            <w:proofErr w:type="spellStart"/>
-            <w:r>
-              <w:rPr>
-                <w:rFonts w:ascii="Times New Roman" w:hAnsi="Times New Roman" w:cs="Times New Roman"/>
-              </w:rPr>
-              <w:t>中网格到粒子回传</w:t>
-            </w:r>
-            <w:proofErr w:type="spellEnd"/>
-            <w:r>
-              <w:rPr>
-                <w:rFonts w:ascii="Times New Roman" w:hAnsi="Times New Roman" w:cs="Times New Roman"/>
-              </w:rPr>
-              <w:t>。</w:t>
+              <w:t xml:space="preserve">MPM </w:t>
+            </w:r>
+            <w:r>
+              <w:rPr>
+                <w:rFonts w:ascii="Times New Roman" w:hAnsi="Times New Roman" w:cs="Times New Roman"/>
+              </w:rPr>
+              <w:t>中网格到粒子回传。</w:t>
             </w:r>
           </w:p>
         </w:tc>
@@ -20951,14 +18613,7 @@
               <w:rPr>
                 <w:rFonts w:ascii="Times New Roman" w:hAnsi="Times New Roman" w:cs="Times New Roman"/>
               </w:rPr>
-              <w:t xml:space="preserve">Immersed Boundary </w:t>
-            </w:r>
-            <w:proofErr w:type="spellStart"/>
-            <w:r>
-              <w:rPr>
-                <w:rFonts w:ascii="Times New Roman" w:hAnsi="Times New Roman" w:cs="Times New Roman"/>
-              </w:rPr>
-              <w:t>Method</w:t>
+              <w:t>Immersed Boundary Method</w:t>
             </w:r>
             <w:r>
               <w:rPr>
@@ -20966,7 +18621,6 @@
               </w:rPr>
               <w:t>，在</w:t>
             </w:r>
-            <w:proofErr w:type="spellEnd"/>
             <w:r>
               <w:rPr>
                 <w:rFonts w:ascii="Times New Roman" w:hAnsi="Times New Roman" w:cs="Times New Roman" w:hint="eastAsia"/>
@@ -20987,21 +18641,12 @@
               </w:rPr>
               <w:t>模型</w:t>
             </w:r>
-            <w:proofErr w:type="spellStart"/>
-            <w:r>
-              <w:rPr>
-                <w:rFonts w:ascii="Times New Roman" w:hAnsi="Times New Roman" w:cs="Times New Roman"/>
-              </w:rPr>
-              <w:t>标记点（拉格朗日点）之间传递力与速度，</w:t>
-            </w:r>
-            <w:proofErr w:type="gramStart"/>
-            <w:r>
-              <w:rPr>
-                <w:rFonts w:ascii="Times New Roman" w:hAnsi="Times New Roman" w:cs="Times New Roman"/>
-              </w:rPr>
-              <w:t>实现</w:t>
-            </w:r>
-            <w:proofErr w:type="spellEnd"/>
+            <w:r>
+              <w:rPr>
+                <w:rFonts w:ascii="Times New Roman" w:hAnsi="Times New Roman" w:cs="Times New Roman"/>
+              </w:rPr>
+              <w:t>标记点（拉格朗日点）之间传递力与速度，实现</w:t>
+            </w:r>
             <w:r>
               <w:rPr>
                 <w:rFonts w:ascii="Times New Roman" w:hAnsi="Times New Roman" w:cs="Times New Roman" w:hint="eastAsia"/>
@@ -21009,20 +18654,11 @@
               </w:rPr>
               <w:t>流固</w:t>
             </w:r>
-            <w:proofErr w:type="spellStart"/>
-            <w:r>
-              <w:rPr>
-                <w:rFonts w:ascii="Times New Roman" w:hAnsi="Times New Roman" w:cs="Times New Roman"/>
-              </w:rPr>
-              <w:t>耦合</w:t>
-            </w:r>
-            <w:proofErr w:type="spellEnd"/>
-            <w:proofErr w:type="gramEnd"/>
-            <w:r>
-              <w:rPr>
-                <w:rFonts w:ascii="Times New Roman" w:hAnsi="Times New Roman" w:cs="Times New Roman"/>
-              </w:rPr>
-              <w:t>。</w:t>
+            <w:r>
+              <w:rPr>
+                <w:rFonts w:ascii="Times New Roman" w:hAnsi="Times New Roman" w:cs="Times New Roman"/>
+              </w:rPr>
+              <w:t>耦合。</w:t>
             </w:r>
           </w:p>
         </w:tc>
@@ -21067,19 +18703,11 @@
               </w:rPr>
               <w:t xml:space="preserve">LBM </w:t>
             </w:r>
-            <w:proofErr w:type="spellStart"/>
-            <w:r>
-              <w:rPr>
-                <w:rFonts w:ascii="Times New Roman" w:hAnsi="Times New Roman" w:cs="Times New Roman"/>
-              </w:rPr>
-              <w:t>中分布函数的局部碰撞更新</w:t>
-            </w:r>
-            <w:proofErr w:type="spellEnd"/>
-            <w:r>
-              <w:rPr>
-                <w:rFonts w:ascii="Times New Roman" w:hAnsi="Times New Roman" w:cs="Times New Roman"/>
-              </w:rPr>
-              <w:t>。</w:t>
+            <w:r>
+              <w:rPr>
+                <w:rFonts w:ascii="Times New Roman" w:hAnsi="Times New Roman" w:cs="Times New Roman"/>
+              </w:rPr>
+              <w:t>中分布函数的局部碰撞更新。</w:t>
             </w:r>
           </w:p>
         </w:tc>
@@ -21151,14 +18779,12 @@
                 <w:rFonts w:ascii="Times New Roman" w:hAnsi="Times New Roman" w:cs="Times New Roman"/>
               </w:rPr>
             </w:pPr>
-            <w:proofErr w:type="spellStart"/>
             <w:r>
               <w:rPr>
                 <w:rFonts w:ascii="Times New Roman" w:hAnsi="Times New Roman" w:cs="Times New Roman"/>
               </w:rPr>
               <w:t>RenderScale</w:t>
             </w:r>
-            <w:proofErr w:type="spellEnd"/>
           </w:p>
         </w:tc>
         <w:tc>
@@ -21178,23 +18804,7 @@
                 <w:rFonts w:ascii="Times New Roman" w:hAnsi="Times New Roman" w:cs="Times New Roman"/>
                 <w:lang w:eastAsia="zh-CN"/>
               </w:rPr>
-              <w:t>渲染比例，用于移动</w:t>
-            </w:r>
-            <w:proofErr w:type="gramStart"/>
-            <w:r>
-              <w:rPr>
-                <w:rFonts w:ascii="Times New Roman" w:hAnsi="Times New Roman" w:cs="Times New Roman"/>
-                <w:lang w:eastAsia="zh-CN"/>
-              </w:rPr>
-              <w:t>端降低</w:t>
-            </w:r>
-            <w:proofErr w:type="gramEnd"/>
-            <w:r>
-              <w:rPr>
-                <w:rFonts w:ascii="Times New Roman" w:hAnsi="Times New Roman" w:cs="Times New Roman"/>
-                <w:lang w:eastAsia="zh-CN"/>
-              </w:rPr>
-              <w:t>像素负载。</w:t>
+              <w:t>渲染比例，用于移动端降低像素负载。</w:t>
             </w:r>
           </w:p>
         </w:tc>
@@ -21274,21 +18884,7 @@
         <w:rPr>
           <w:lang w:eastAsia="zh-CN"/>
         </w:rPr>
-        <w:t>端到</w:t>
-      </w:r>
-      <w:proofErr w:type="gramStart"/>
-      <w:r>
-        <w:rPr>
-          <w:lang w:eastAsia="zh-CN"/>
-        </w:rPr>
-        <w:t>端检查</w:t>
-      </w:r>
-      <w:proofErr w:type="gramEnd"/>
-      <w:r>
-        <w:rPr>
-          <w:lang w:eastAsia="zh-CN"/>
-        </w:rPr>
-        <w:t>清单</w:t>
+        <w:t>端到端检查清单</w:t>
       </w:r>
       <w:bookmarkEnd w:id="56"/>
     </w:p>
@@ -21354,26 +18950,17 @@
           <w:rFonts w:ascii="Times New Roman" w:hAnsi="Times New Roman" w:cs="Times New Roman"/>
         </w:rPr>
       </w:pPr>
-      <w:proofErr w:type="spellStart"/>
       <w:r>
         <w:rPr>
           <w:rFonts w:ascii="Times New Roman" w:hAnsi="Times New Roman" w:cs="Times New Roman"/>
         </w:rPr>
         <w:t>是否为每个实体挂载了必要的</w:t>
       </w:r>
-      <w:proofErr w:type="spellEnd"/>
-      <w:r>
-        <w:rPr>
-          <w:rFonts w:ascii="Times New Roman" w:hAnsi="Times New Roman" w:cs="Times New Roman"/>
-        </w:rPr>
-        <w:t xml:space="preserve"> </w:t>
-      </w:r>
-      <w:proofErr w:type="spellStart"/>
-      <w:r>
-        <w:rPr>
-          <w:rFonts w:ascii="Times New Roman" w:hAnsi="Times New Roman" w:cs="Times New Roman"/>
-        </w:rPr>
-        <w:t>Transform</w:t>
+      <w:r>
+        <w:rPr>
+          <w:rFonts w:ascii="Times New Roman" w:hAnsi="Times New Roman" w:cs="Times New Roman"/>
+        </w:rPr>
+        <w:t xml:space="preserve"> Transform</w:t>
       </w:r>
       <w:r>
         <w:rPr>
@@ -21397,28 +18984,13 @@
         <w:rPr>
           <w:rFonts w:ascii="Times New Roman" w:hAnsi="Times New Roman" w:cs="Times New Roman"/>
         </w:rPr>
-        <w:t>SolverBinding</w:t>
-      </w:r>
-      <w:proofErr w:type="spellEnd"/>
-      <w:r>
-        <w:rPr>
-          <w:rFonts w:ascii="Times New Roman" w:hAnsi="Times New Roman" w:cs="Times New Roman"/>
-        </w:rPr>
-        <w:t xml:space="preserve"> </w:t>
-      </w:r>
-      <w:proofErr w:type="spellStart"/>
-      <w:r>
-        <w:rPr>
-          <w:rFonts w:ascii="Times New Roman" w:hAnsi="Times New Roman" w:cs="Times New Roman"/>
-        </w:rPr>
-        <w:t>和算法专用组件</w:t>
-      </w:r>
-      <w:proofErr w:type="spellEnd"/>
-      <w:r>
-        <w:rPr>
-          <w:rFonts w:ascii="Times New Roman" w:hAnsi="Times New Roman" w:cs="Times New Roman"/>
-        </w:rPr>
-        <w:t>。</w:t>
+        <w:t xml:space="preserve">SolverBinding </w:t>
+      </w:r>
+      <w:r>
+        <w:rPr>
+          <w:rFonts w:ascii="Times New Roman" w:hAnsi="Times New Roman" w:cs="Times New Roman"/>
+        </w:rPr>
+        <w:t>和算法专用组件。</w:t>
       </w:r>
     </w:p>
     <w:p>
@@ -21536,23 +19108,7 @@
           <w:rFonts w:ascii="Times New Roman" w:hAnsi="Times New Roman" w:cs="Times New Roman"/>
           <w:lang w:eastAsia="zh-CN"/>
         </w:rPr>
-        <w:t>是否区分效果参数和性能参数，并为移动</w:t>
-      </w:r>
-      <w:proofErr w:type="gramStart"/>
-      <w:r>
-        <w:rPr>
-          <w:rFonts w:ascii="Times New Roman" w:hAnsi="Times New Roman" w:cs="Times New Roman"/>
-          <w:lang w:eastAsia="zh-CN"/>
-        </w:rPr>
-        <w:t>端提供</w:t>
-      </w:r>
-      <w:proofErr w:type="gramEnd"/>
-      <w:r>
-        <w:rPr>
-          <w:rFonts w:ascii="Times New Roman" w:hAnsi="Times New Roman" w:cs="Times New Roman"/>
-          <w:lang w:eastAsia="zh-CN"/>
-        </w:rPr>
-        <w:t>档位覆写。</w:t>
+        <w:t>是否区分效果参数和性能参数，并为移动端提供档位覆写。</w:t>
       </w:r>
     </w:p>
     <w:p>
